--- a/sql/db.docx
+++ b/sql/db.docx
@@ -704,4423 +704,12 @@
       <w:pPr>
         <w:ind w:firstLine="720" w:firstLineChars="0"/>
         <w:rPr>
-          <w:rFonts w:hint="default" w:ascii="Times New Roman" w:hAnsi="Times New Roman" w:eastAsia="Times New Roman" w:cs="Times New Roman"/>
-          <w:b w:val="0"/>
-          <w:bCs w:val="0"/>
-          <w:color w:val="000000" w:themeColor="text1"/>
-          <w:sz w:val="36"/>
-          <w:szCs w:val="36"/>
-          <w:lang w:val="en-US"/>
-          <w14:textFill>
-            <w14:solidFill>
-              <w14:schemeClr w14:val="tx1"/>
-            </w14:solidFill>
-          </w14:textFill>
-        </w:rPr>
-      </w:pPr>
-      <w:r>
-        <w:rPr>
-          <w:rFonts w:hint="default" w:ascii="Times New Roman" w:hAnsi="Times New Roman" w:eastAsia="Times New Roman"/>
-          <w:b/>
-          <w:bCs/>
-          <w:color w:val="000000" w:themeColor="text1"/>
-          <w:sz w:val="36"/>
-          <w:szCs w:val="36"/>
-          <w:lang w:val="en-US"/>
-          <w14:textFill>
-            <w14:solidFill>
-              <w14:schemeClr w14:val="tx1"/>
-            </w14:solidFill>
-          </w14:textFill>
-        </w:rPr>
-        <w:t xml:space="preserve">Roll No.:    </w:t>
-      </w:r>
-      <w:r>
-        <w:rPr>
-          <w:rFonts w:hint="default" w:ascii="Times New Roman" w:hAnsi="Times New Roman" w:eastAsia="Times New Roman"/>
-          <w:b w:val="0"/>
-          <w:bCs w:val="0"/>
-          <w:color w:val="000000" w:themeColor="text1"/>
-          <w:sz w:val="36"/>
-          <w:szCs w:val="36"/>
-          <w:lang w:val="en-US"/>
-          <w14:textFill>
-            <w14:solidFill>
-              <w14:schemeClr w14:val="tx1"/>
-            </w14:solidFill>
-          </w14:textFill>
-        </w:rPr>
-        <w:t>002510503033</w:t>
-      </w:r>
-    </w:p>
-    <w:p>
-      <w:pPr>
-        <w:spacing w:line="240" w:lineRule="auto"/>
-        <w:jc w:val="center"/>
-        <w:rPr>
-          <w:rFonts w:hint="default" w:ascii="Times New Roman" w:hAnsi="Times New Roman" w:eastAsia="Times New Roman" w:cs="Times New Roman"/>
-          <w:b/>
-          <w:bCs/>
-          <w:color w:val="000000" w:themeColor="text1"/>
-          <w:sz w:val="28"/>
-          <w:szCs w:val="28"/>
-          <w:vertAlign w:val="baseline"/>
-          <w:lang w:val="en-US"/>
-          <w14:textFill>
-            <w14:solidFill>
-              <w14:schemeClr w14:val="tx1"/>
-            </w14:solidFill>
-          </w14:textFill>
-        </w:rPr>
-        <w:sectPr>
-          <w:pgSz w:w="11906" w:h="16838"/>
-          <w:pgMar w:top="720" w:right="720" w:bottom="720" w:left="720" w:header="720" w:footer="720" w:gutter="0"/>
-          <w:pgBorders w:offsetFrom="page">
-            <w:top w:val="double" w:color="auto" w:sz="4" w:space="24"/>
-            <w:left w:val="double" w:color="auto" w:sz="4" w:space="24"/>
-            <w:bottom w:val="double" w:color="auto" w:sz="4" w:space="24"/>
-            <w:right w:val="double" w:color="auto" w:sz="4" w:space="24"/>
-          </w:pgBorders>
-          <w:pgNumType w:fmt="upperRoman" w:start="1"/>
-          <w:cols w:space="720" w:num="1"/>
-          <w:docGrid w:linePitch="360" w:charSpace="0"/>
-        </w:sectPr>
-      </w:pPr>
-    </w:p>
-    <w:tbl>
-      <w:tblPr>
-        <w:tblStyle w:val="6"/>
-        <w:tblW w:w="0" w:type="auto"/>
-        <w:tblInd w:w="0" w:type="dxa"/>
-        <w:tblBorders>
-          <w:top w:val="single" w:color="auto" w:sz="4" w:space="0"/>
-          <w:left w:val="single" w:color="auto" w:sz="4" w:space="0"/>
-          <w:bottom w:val="single" w:color="auto" w:sz="4" w:space="0"/>
-          <w:right w:val="single" w:color="auto" w:sz="4" w:space="0"/>
-          <w:insideH w:val="single" w:color="auto" w:sz="4" w:space="0"/>
-          <w:insideV w:val="single" w:color="auto" w:sz="4" w:space="0"/>
-        </w:tblBorders>
-        <w:tblLayout w:type="autofit"/>
-        <w:tblCellMar>
-          <w:top w:w="0" w:type="dxa"/>
-          <w:left w:w="108" w:type="dxa"/>
-          <w:bottom w:w="0" w:type="dxa"/>
-          <w:right w:w="108" w:type="dxa"/>
-        </w:tblCellMar>
-      </w:tblPr>
-      <w:tblGrid>
-        <w:gridCol w:w="1017"/>
-        <w:gridCol w:w="8772"/>
-        <w:gridCol w:w="893"/>
-      </w:tblGrid>
-      <w:tr>
-        <w:tblPrEx>
-          <w:tblBorders>
-            <w:top w:val="single" w:color="auto" w:sz="4" w:space="0"/>
-            <w:left w:val="single" w:color="auto" w:sz="4" w:space="0"/>
-            <w:bottom w:val="single" w:color="auto" w:sz="4" w:space="0"/>
-            <w:right w:val="single" w:color="auto" w:sz="4" w:space="0"/>
-            <w:insideH w:val="single" w:color="auto" w:sz="4" w:space="0"/>
-            <w:insideV w:val="single" w:color="auto" w:sz="4" w:space="0"/>
-          </w:tblBorders>
-          <w:tblCellMar>
-            <w:top w:w="0" w:type="dxa"/>
-            <w:left w:w="108" w:type="dxa"/>
-            <w:bottom w:w="0" w:type="dxa"/>
-            <w:right w:w="108" w:type="dxa"/>
-          </w:tblCellMar>
-        </w:tblPrEx>
-        <w:tc>
-          <w:tcPr>
-            <w:tcW w:w="0" w:type="auto"/>
-            <w:vAlign w:val="center"/>
-          </w:tcPr>
-          <w:p>
-            <w:pPr>
-              <w:spacing w:after="0" w:line="240" w:lineRule="auto"/>
-              <w:jc w:val="center"/>
-              <w:rPr>
-                <w:rFonts w:hint="default" w:ascii="Times New Roman" w:hAnsi="Times New Roman" w:eastAsia="Times New Roman" w:cs="Times New Roman"/>
-                <w:b/>
-                <w:bCs/>
-                <w:color w:val="000000" w:themeColor="text1"/>
-                <w:sz w:val="28"/>
-                <w:szCs w:val="28"/>
-                <w:vertAlign w:val="baseline"/>
-                <w:lang w:val="en-US"/>
-                <w14:textFill>
-                  <w14:solidFill>
-                    <w14:schemeClr w14:val="tx1"/>
-                  </w14:solidFill>
-                </w14:textFill>
-              </w:rPr>
-            </w:pPr>
-            <w:r>
-              <w:rPr>
-                <w:rFonts w:hint="default" w:ascii="Times New Roman" w:hAnsi="Times New Roman" w:eastAsia="Times New Roman" w:cs="Times New Roman"/>
-                <w:b/>
-                <w:bCs/>
-                <w:color w:val="000000" w:themeColor="text1"/>
-                <w:sz w:val="28"/>
-                <w:szCs w:val="28"/>
-                <w:vertAlign w:val="baseline"/>
-                <w:lang w:val="en-US"/>
-                <w14:textFill>
-                  <w14:solidFill>
-                    <w14:schemeClr w14:val="tx1"/>
-                  </w14:solidFill>
-                </w14:textFill>
-              </w:rPr>
-              <w:t>Serial No.</w:t>
-            </w:r>
-          </w:p>
-        </w:tc>
-        <w:tc>
-          <w:tcPr>
-            <w:tcW w:w="0" w:type="auto"/>
-            <w:vAlign w:val="center"/>
-          </w:tcPr>
-          <w:p>
-            <w:pPr>
-              <w:spacing w:after="0" w:line="240" w:lineRule="auto"/>
-              <w:jc w:val="center"/>
-              <w:rPr>
-                <w:rFonts w:hint="default" w:ascii="Times New Roman" w:hAnsi="Times New Roman" w:eastAsia="Times New Roman" w:cs="Times New Roman"/>
-                <w:b/>
-                <w:bCs/>
-                <w:color w:val="000000" w:themeColor="text1"/>
-                <w:sz w:val="28"/>
-                <w:szCs w:val="28"/>
-                <w:vertAlign w:val="baseline"/>
-                <w:lang w:val="en-US"/>
-                <w14:textFill>
-                  <w14:solidFill>
-                    <w14:schemeClr w14:val="tx1"/>
-                  </w14:solidFill>
-                </w14:textFill>
-              </w:rPr>
-            </w:pPr>
-            <w:r>
-              <w:rPr>
-                <w:rFonts w:hint="default" w:ascii="Times New Roman" w:hAnsi="Times New Roman" w:eastAsia="Times New Roman" w:cs="Times New Roman"/>
-                <w:b/>
-                <w:bCs/>
-                <w:color w:val="000000" w:themeColor="text1"/>
-                <w:sz w:val="28"/>
-                <w:szCs w:val="28"/>
-                <w:vertAlign w:val="baseline"/>
-                <w:lang w:val="en-US"/>
-                <w14:textFill>
-                  <w14:solidFill>
-                    <w14:schemeClr w14:val="tx1"/>
-                  </w14:solidFill>
-                </w14:textFill>
-              </w:rPr>
-              <w:t>Programs</w:t>
-            </w:r>
-          </w:p>
-        </w:tc>
-        <w:tc>
-          <w:tcPr>
-            <w:tcW w:w="0" w:type="auto"/>
-            <w:vAlign w:val="center"/>
-          </w:tcPr>
-          <w:p>
-            <w:pPr>
-              <w:spacing w:after="0" w:line="240" w:lineRule="auto"/>
-              <w:jc w:val="center"/>
-              <w:rPr>
-                <w:rFonts w:hint="default" w:ascii="Times New Roman" w:hAnsi="Times New Roman" w:eastAsia="Times New Roman" w:cs="Times New Roman"/>
-                <w:b/>
-                <w:bCs/>
-                <w:color w:val="000000" w:themeColor="text1"/>
-                <w:sz w:val="28"/>
-                <w:szCs w:val="28"/>
-                <w:vertAlign w:val="baseline"/>
-                <w:lang w:val="en-US"/>
-                <w14:textFill>
-                  <w14:solidFill>
-                    <w14:schemeClr w14:val="tx1"/>
-                  </w14:solidFill>
-                </w14:textFill>
-              </w:rPr>
-            </w:pPr>
-            <w:r>
-              <w:rPr>
-                <w:rFonts w:hint="default" w:ascii="Times New Roman" w:hAnsi="Times New Roman" w:eastAsia="Times New Roman" w:cs="Times New Roman"/>
-                <w:b/>
-                <w:bCs/>
-                <w:color w:val="000000" w:themeColor="text1"/>
-                <w:sz w:val="28"/>
-                <w:szCs w:val="28"/>
-                <w:vertAlign w:val="baseline"/>
-                <w:lang w:val="en-US"/>
-                <w14:textFill>
-                  <w14:solidFill>
-                    <w14:schemeClr w14:val="tx1"/>
-                  </w14:solidFill>
-                </w14:textFill>
-              </w:rPr>
-              <w:t>Page No.</w:t>
-            </w:r>
-          </w:p>
-        </w:tc>
-      </w:tr>
-      <w:tr>
-        <w:tblPrEx>
-          <w:tblBorders>
-            <w:top w:val="single" w:color="auto" w:sz="4" w:space="0"/>
-            <w:left w:val="single" w:color="auto" w:sz="4" w:space="0"/>
-            <w:bottom w:val="single" w:color="auto" w:sz="4" w:space="0"/>
-            <w:right w:val="single" w:color="auto" w:sz="4" w:space="0"/>
-            <w:insideH w:val="single" w:color="auto" w:sz="4" w:space="0"/>
-            <w:insideV w:val="single" w:color="auto" w:sz="4" w:space="0"/>
-          </w:tblBorders>
-          <w:tblCellMar>
-            <w:top w:w="0" w:type="dxa"/>
-            <w:left w:w="108" w:type="dxa"/>
-            <w:bottom w:w="0" w:type="dxa"/>
-            <w:right w:w="108" w:type="dxa"/>
-          </w:tblCellMar>
-        </w:tblPrEx>
-        <w:tc>
-          <w:tcPr>
-            <w:tcW w:w="0" w:type="auto"/>
-            <w:vAlign w:val="center"/>
-          </w:tcPr>
-          <w:p>
-            <w:pPr>
-              <w:spacing w:after="0" w:line="240" w:lineRule="auto"/>
-              <w:jc w:val="center"/>
-              <w:rPr>
-                <w:rFonts w:hint="default" w:ascii="Times New Roman" w:hAnsi="Times New Roman" w:eastAsia="Times New Roman" w:cs="Times New Roman"/>
-                <w:b/>
-                <w:bCs/>
-                <w:color w:val="000000" w:themeColor="text1"/>
-                <w:sz w:val="24"/>
-                <w:szCs w:val="24"/>
-                <w:vertAlign w:val="baseline"/>
-                <w:lang w:val="en-US"/>
-                <w14:textFill>
-                  <w14:solidFill>
-                    <w14:schemeClr w14:val="tx1"/>
-                  </w14:solidFill>
-                </w14:textFill>
-              </w:rPr>
-            </w:pPr>
-            <w:r>
-              <w:rPr>
-                <w:rFonts w:hint="default" w:ascii="Times New Roman" w:hAnsi="Times New Roman" w:eastAsia="Times New Roman" w:cs="Times New Roman"/>
-                <w:b/>
-                <w:bCs/>
-                <w:color w:val="000000" w:themeColor="text1"/>
-                <w:sz w:val="24"/>
-                <w:szCs w:val="24"/>
-                <w:vertAlign w:val="baseline"/>
-                <w:lang w:val="en-US"/>
-                <w14:textFill>
-                  <w14:solidFill>
-                    <w14:schemeClr w14:val="tx1"/>
-                  </w14:solidFill>
-                </w14:textFill>
-              </w:rPr>
-              <w:t>1</w:t>
-            </w:r>
-          </w:p>
-        </w:tc>
-        <w:tc>
-          <w:tcPr>
-            <w:tcW w:w="0" w:type="auto"/>
-            <w:vAlign w:val="center"/>
-          </w:tcPr>
-          <w:p>
-            <w:pPr>
-              <w:spacing w:after="0" w:line="240" w:lineRule="auto"/>
-              <w:jc w:val="both"/>
-              <w:rPr>
-                <w:rFonts w:hint="default" w:ascii="Times New Roman" w:hAnsi="Times New Roman" w:eastAsia="Times New Roman" w:cs="Times New Roman"/>
-                <w:b w:val="0"/>
-                <w:bCs w:val="0"/>
-                <w:color w:val="000000" w:themeColor="text1"/>
-                <w:sz w:val="28"/>
-                <w:szCs w:val="28"/>
-                <w:vertAlign w:val="baseline"/>
-                <w:lang w:val="en-US"/>
-                <w14:textFill>
-                  <w14:solidFill>
-                    <w14:schemeClr w14:val="tx1"/>
-                  </w14:solidFill>
-                </w14:textFill>
-              </w:rPr>
-            </w:pPr>
-            <w:r>
-              <w:rPr>
-                <w:rFonts w:hint="default" w:ascii="Times New Roman" w:hAnsi="Times New Roman" w:eastAsia="Times New Roman"/>
-                <w:b w:val="0"/>
-                <w:bCs w:val="0"/>
-                <w:color w:val="000000" w:themeColor="text1"/>
-                <w:sz w:val="28"/>
-                <w:szCs w:val="28"/>
-                <w:vertAlign w:val="baseline"/>
-                <w:lang w:val="en-US"/>
-                <w14:textFill>
-                  <w14:solidFill>
-                    <w14:schemeClr w14:val="tx1"/>
-                  </w14:solidFill>
-                </w14:textFill>
-              </w:rPr>
-              <w:t>Define a structure to store following information of a student: name ,roll number, marks of five different subjects. Write a program to read information about more than 100 students, find the average marks, total marks  of each of the students and  sort the student names based on the total marks obtained.</w:t>
-            </w:r>
-          </w:p>
-        </w:tc>
-        <w:tc>
-          <w:tcPr>
-            <w:tcW w:w="0" w:type="auto"/>
-            <w:vAlign w:val="center"/>
-          </w:tcPr>
-          <w:p>
-            <w:pPr>
-              <w:spacing w:after="0" w:line="240" w:lineRule="auto"/>
-              <w:jc w:val="center"/>
-              <w:rPr>
-                <w:rFonts w:hint="default" w:ascii="Times New Roman" w:hAnsi="Times New Roman" w:eastAsia="Times New Roman" w:cs="Times New Roman"/>
-                <w:b/>
-                <w:bCs/>
-                <w:color w:val="000000" w:themeColor="text1"/>
-                <w:sz w:val="24"/>
-                <w:szCs w:val="24"/>
-                <w:vertAlign w:val="baseline"/>
-                <w:lang w:val="en-US"/>
-                <w14:textFill>
-                  <w14:solidFill>
-                    <w14:schemeClr w14:val="tx1"/>
-                  </w14:solidFill>
-                </w14:textFill>
-              </w:rPr>
-            </w:pPr>
-            <w:r>
-              <w:rPr>
-                <w:rFonts w:hint="default" w:ascii="Times New Roman" w:hAnsi="Times New Roman" w:eastAsia="Times New Roman" w:cs="Times New Roman"/>
-                <w:b/>
-                <w:bCs/>
-                <w:color w:val="000000" w:themeColor="text1"/>
-                <w:sz w:val="24"/>
-                <w:szCs w:val="24"/>
-                <w:vertAlign w:val="baseline"/>
-                <w:lang w:val="en-US"/>
-                <w14:textFill>
-                  <w14:solidFill>
-                    <w14:schemeClr w14:val="tx1"/>
-                  </w14:solidFill>
-                </w14:textFill>
-              </w:rPr>
-              <w:t>1-3</w:t>
-            </w:r>
-          </w:p>
-        </w:tc>
-      </w:tr>
-      <w:tr>
-        <w:tblPrEx>
-          <w:tblBorders>
-            <w:top w:val="single" w:color="auto" w:sz="4" w:space="0"/>
-            <w:left w:val="single" w:color="auto" w:sz="4" w:space="0"/>
-            <w:bottom w:val="single" w:color="auto" w:sz="4" w:space="0"/>
-            <w:right w:val="single" w:color="auto" w:sz="4" w:space="0"/>
-            <w:insideH w:val="single" w:color="auto" w:sz="4" w:space="0"/>
-            <w:insideV w:val="single" w:color="auto" w:sz="4" w:space="0"/>
-          </w:tblBorders>
-          <w:tblCellMar>
-            <w:top w:w="0" w:type="dxa"/>
-            <w:left w:w="108" w:type="dxa"/>
-            <w:bottom w:w="0" w:type="dxa"/>
-            <w:right w:w="108" w:type="dxa"/>
-          </w:tblCellMar>
-        </w:tblPrEx>
-        <w:tc>
-          <w:tcPr>
-            <w:tcW w:w="0" w:type="auto"/>
-            <w:vAlign w:val="center"/>
-          </w:tcPr>
-          <w:p>
-            <w:pPr>
-              <w:spacing w:after="0" w:line="240" w:lineRule="auto"/>
-              <w:jc w:val="center"/>
-              <w:rPr>
-                <w:rFonts w:hint="default" w:ascii="Times New Roman" w:hAnsi="Times New Roman" w:eastAsia="Times New Roman" w:cs="Times New Roman"/>
-                <w:b/>
-                <w:bCs/>
-                <w:color w:val="000000" w:themeColor="text1"/>
-                <w:sz w:val="24"/>
-                <w:szCs w:val="24"/>
-                <w:vertAlign w:val="baseline"/>
-                <w:lang w:val="en-US"/>
-                <w14:textFill>
-                  <w14:solidFill>
-                    <w14:schemeClr w14:val="tx1"/>
-                  </w14:solidFill>
-                </w14:textFill>
-              </w:rPr>
-            </w:pPr>
-            <w:r>
-              <w:rPr>
-                <w:rFonts w:hint="default" w:ascii="Times New Roman" w:hAnsi="Times New Roman" w:eastAsia="Times New Roman" w:cs="Times New Roman"/>
-                <w:b/>
-                <w:bCs/>
-                <w:color w:val="000000" w:themeColor="text1"/>
-                <w:sz w:val="24"/>
-                <w:szCs w:val="24"/>
-                <w:vertAlign w:val="baseline"/>
-                <w:lang w:val="en-US"/>
-                <w14:textFill>
-                  <w14:solidFill>
-                    <w14:schemeClr w14:val="tx1"/>
-                  </w14:solidFill>
-                </w14:textFill>
-              </w:rPr>
-              <w:t>2</w:t>
-            </w:r>
-          </w:p>
-        </w:tc>
-        <w:tc>
-          <w:tcPr>
-            <w:tcW w:w="0" w:type="auto"/>
-            <w:vAlign w:val="center"/>
-          </w:tcPr>
-          <w:p>
-            <w:pPr>
-              <w:spacing w:after="0" w:line="240" w:lineRule="auto"/>
-              <w:jc w:val="both"/>
-              <w:rPr>
-                <w:rFonts w:hint="default" w:ascii="Times New Roman" w:hAnsi="Times New Roman" w:eastAsia="Times New Roman" w:cs="Times New Roman"/>
-                <w:b w:val="0"/>
-                <w:bCs w:val="0"/>
-                <w:color w:val="000000" w:themeColor="text1"/>
-                <w:sz w:val="28"/>
-                <w:szCs w:val="28"/>
-                <w:vertAlign w:val="baseline"/>
-                <w:lang w:val="en-US"/>
-                <w14:textFill>
-                  <w14:solidFill>
-                    <w14:schemeClr w14:val="tx1"/>
-                  </w14:solidFill>
-                </w14:textFill>
-              </w:rPr>
-            </w:pPr>
-            <w:r>
-              <w:rPr>
-                <w:rFonts w:hint="default" w:ascii="Times New Roman" w:hAnsi="Times New Roman" w:eastAsia="Times New Roman"/>
-                <w:b w:val="0"/>
-                <w:bCs w:val="0"/>
-                <w:color w:val="000000" w:themeColor="text1"/>
-                <w:sz w:val="28"/>
-                <w:szCs w:val="28"/>
-                <w:vertAlign w:val="baseline"/>
-                <w:lang w:val="en-US"/>
-                <w14:textFill>
-                  <w14:solidFill>
-                    <w14:schemeClr w14:val="tx1"/>
-                  </w14:solidFill>
-                </w14:textFill>
-              </w:rPr>
-              <w:t>The time is specified by hours ,min, sec. Write a program to add two time values given at the time of execution. Use function for this addition and return the value to the called function.</w:t>
-            </w:r>
-          </w:p>
-        </w:tc>
-        <w:tc>
-          <w:tcPr>
-            <w:tcW w:w="0" w:type="auto"/>
-            <w:vAlign w:val="center"/>
-          </w:tcPr>
-          <w:p>
-            <w:pPr>
-              <w:spacing w:after="0" w:line="240" w:lineRule="auto"/>
-              <w:jc w:val="center"/>
-              <w:rPr>
-                <w:rFonts w:hint="default" w:ascii="Times New Roman" w:hAnsi="Times New Roman" w:eastAsia="Times New Roman" w:cs="Times New Roman"/>
-                <w:b/>
-                <w:bCs/>
-                <w:color w:val="000000" w:themeColor="text1"/>
-                <w:sz w:val="24"/>
-                <w:szCs w:val="24"/>
-                <w:vertAlign w:val="baseline"/>
-                <w:lang w:val="en-US"/>
-                <w14:textFill>
-                  <w14:solidFill>
-                    <w14:schemeClr w14:val="tx1"/>
-                  </w14:solidFill>
-                </w14:textFill>
-              </w:rPr>
-            </w:pPr>
-            <w:r>
-              <w:rPr>
-                <w:rFonts w:hint="default" w:ascii="Times New Roman" w:hAnsi="Times New Roman" w:eastAsia="Times New Roman" w:cs="Times New Roman"/>
-                <w:b/>
-                <w:bCs/>
-                <w:color w:val="000000" w:themeColor="text1"/>
-                <w:sz w:val="24"/>
-                <w:szCs w:val="24"/>
-                <w:vertAlign w:val="baseline"/>
-                <w:lang w:val="en-US"/>
-                <w14:textFill>
-                  <w14:solidFill>
-                    <w14:schemeClr w14:val="tx1"/>
-                  </w14:solidFill>
-                </w14:textFill>
-              </w:rPr>
-              <w:t>4</w:t>
-            </w:r>
-          </w:p>
-        </w:tc>
-      </w:tr>
-      <w:tr>
-        <w:tblPrEx>
-          <w:tblBorders>
-            <w:top w:val="single" w:color="auto" w:sz="4" w:space="0"/>
-            <w:left w:val="single" w:color="auto" w:sz="4" w:space="0"/>
-            <w:bottom w:val="single" w:color="auto" w:sz="4" w:space="0"/>
-            <w:right w:val="single" w:color="auto" w:sz="4" w:space="0"/>
-            <w:insideH w:val="single" w:color="auto" w:sz="4" w:space="0"/>
-            <w:insideV w:val="single" w:color="auto" w:sz="4" w:space="0"/>
-          </w:tblBorders>
-          <w:tblCellMar>
-            <w:top w:w="0" w:type="dxa"/>
-            <w:left w:w="108" w:type="dxa"/>
-            <w:bottom w:w="0" w:type="dxa"/>
-            <w:right w:w="108" w:type="dxa"/>
-          </w:tblCellMar>
-        </w:tblPrEx>
-        <w:tc>
-          <w:tcPr>
-            <w:tcW w:w="0" w:type="auto"/>
-            <w:vAlign w:val="center"/>
-          </w:tcPr>
-          <w:p>
-            <w:pPr>
-              <w:spacing w:after="0" w:line="240" w:lineRule="auto"/>
-              <w:jc w:val="center"/>
-              <w:rPr>
-                <w:rFonts w:hint="default" w:ascii="Times New Roman" w:hAnsi="Times New Roman" w:eastAsia="Times New Roman" w:cs="Times New Roman"/>
-                <w:b/>
-                <w:bCs/>
-                <w:color w:val="000000" w:themeColor="text1"/>
-                <w:sz w:val="24"/>
-                <w:szCs w:val="24"/>
-                <w:vertAlign w:val="baseline"/>
-                <w:lang w:val="en-US"/>
-                <w14:textFill>
-                  <w14:solidFill>
-                    <w14:schemeClr w14:val="tx1"/>
-                  </w14:solidFill>
-                </w14:textFill>
-              </w:rPr>
-            </w:pPr>
-            <w:r>
-              <w:rPr>
-                <w:rFonts w:hint="default" w:ascii="Times New Roman" w:hAnsi="Times New Roman" w:eastAsia="Times New Roman" w:cs="Times New Roman"/>
-                <w:b/>
-                <w:bCs/>
-                <w:color w:val="000000" w:themeColor="text1"/>
-                <w:sz w:val="24"/>
-                <w:szCs w:val="24"/>
-                <w:vertAlign w:val="baseline"/>
-                <w:lang w:val="en-US"/>
-                <w14:textFill>
-                  <w14:solidFill>
-                    <w14:schemeClr w14:val="tx1"/>
-                  </w14:solidFill>
-                </w14:textFill>
-              </w:rPr>
-              <w:t>3</w:t>
-            </w:r>
-          </w:p>
-        </w:tc>
-        <w:tc>
-          <w:tcPr>
-            <w:tcW w:w="0" w:type="auto"/>
-            <w:vAlign w:val="center"/>
-          </w:tcPr>
-          <w:p>
-            <w:pPr>
-              <w:spacing w:after="0" w:line="240" w:lineRule="auto"/>
-              <w:jc w:val="both"/>
-              <w:rPr>
-                <w:rFonts w:hint="default" w:ascii="Times New Roman" w:hAnsi="Times New Roman" w:eastAsia="Times New Roman"/>
-                <w:b w:val="0"/>
-                <w:bCs w:val="0"/>
-                <w:color w:val="000000" w:themeColor="text1"/>
-                <w:sz w:val="28"/>
-                <w:szCs w:val="28"/>
-                <w:vertAlign w:val="baseline"/>
-                <w:lang w:val="en-US"/>
-                <w14:textFill>
-                  <w14:solidFill>
-                    <w14:schemeClr w14:val="tx1"/>
-                  </w14:solidFill>
-                </w14:textFill>
-              </w:rPr>
-            </w:pPr>
-            <w:r>
-              <w:rPr>
-                <w:rFonts w:hint="default" w:ascii="Times New Roman" w:hAnsi="Times New Roman" w:eastAsia="Times New Roman"/>
-                <w:b w:val="0"/>
-                <w:bCs w:val="0"/>
-                <w:color w:val="000000" w:themeColor="text1"/>
-                <w:sz w:val="28"/>
-                <w:szCs w:val="28"/>
-                <w:vertAlign w:val="baseline"/>
-                <w:lang w:val="en-US"/>
-                <w14:textFill>
-                  <w14:solidFill>
-                    <w14:schemeClr w14:val="tx1"/>
-                  </w14:solidFill>
-                </w14:textFill>
-              </w:rPr>
-              <w:t>Create a structure to specify data of customers in a bank. The data to be stored is: Account number, Name, Balance in account. Assume there can have more than 100 customers in the bank.</w:t>
-            </w:r>
-          </w:p>
-          <w:p>
-            <w:pPr>
-              <w:spacing w:after="0" w:line="240" w:lineRule="auto"/>
-              <w:jc w:val="both"/>
-              <w:rPr>
-                <w:rFonts w:hint="default" w:ascii="Times New Roman" w:hAnsi="Times New Roman" w:eastAsia="Times New Roman"/>
-                <w:b w:val="0"/>
-                <w:bCs w:val="0"/>
-                <w:color w:val="000000" w:themeColor="text1"/>
-                <w:sz w:val="28"/>
-                <w:szCs w:val="28"/>
-                <w:vertAlign w:val="baseline"/>
-                <w:lang w:val="en-US"/>
-                <w14:textFill>
-                  <w14:solidFill>
-                    <w14:schemeClr w14:val="tx1"/>
-                  </w14:solidFill>
-                </w14:textFill>
-              </w:rPr>
-            </w:pPr>
-            <w:r>
-              <w:rPr>
-                <w:rFonts w:hint="default" w:ascii="Times New Roman" w:hAnsi="Times New Roman" w:eastAsia="Times New Roman"/>
-                <w:b w:val="0"/>
-                <w:bCs w:val="0"/>
-                <w:color w:val="000000" w:themeColor="text1"/>
-                <w:sz w:val="28"/>
-                <w:szCs w:val="28"/>
-                <w:vertAlign w:val="baseline"/>
-                <w:lang w:val="en-US"/>
-                <w14:textFill>
-                  <w14:solidFill>
-                    <w14:schemeClr w14:val="tx1"/>
-                  </w14:solidFill>
-                </w14:textFill>
-              </w:rPr>
-              <w:t>(I) Write a function to print the account number and name of each customer with balance below Rs. 1000.</w:t>
-            </w:r>
-          </w:p>
-          <w:p>
-            <w:pPr>
-              <w:spacing w:after="0" w:line="240" w:lineRule="auto"/>
-              <w:jc w:val="both"/>
-              <w:rPr>
-                <w:rFonts w:hint="default" w:ascii="Times New Roman" w:hAnsi="Times New Roman" w:eastAsia="Times New Roman" w:cs="Times New Roman"/>
-                <w:b w:val="0"/>
-                <w:bCs w:val="0"/>
-                <w:color w:val="000000" w:themeColor="text1"/>
-                <w:sz w:val="28"/>
-                <w:szCs w:val="28"/>
-                <w:vertAlign w:val="baseline"/>
-                <w:lang w:val="en-US"/>
-                <w14:textFill>
-                  <w14:solidFill>
-                    <w14:schemeClr w14:val="tx1"/>
-                  </w14:solidFill>
-                </w14:textFill>
-              </w:rPr>
-            </w:pPr>
-            <w:r>
-              <w:rPr>
-                <w:rFonts w:hint="default" w:ascii="Times New Roman" w:hAnsi="Times New Roman" w:eastAsia="Times New Roman"/>
-                <w:b w:val="0"/>
-                <w:bCs w:val="0"/>
-                <w:color w:val="000000" w:themeColor="text1"/>
-                <w:sz w:val="28"/>
-                <w:szCs w:val="28"/>
-                <w:vertAlign w:val="baseline"/>
-                <w:lang w:val="en-US"/>
-                <w14:textFill>
-                  <w14:solidFill>
-                    <w14:schemeClr w14:val="tx1"/>
-                  </w14:solidFill>
-                </w14:textFill>
-              </w:rPr>
-              <w:t>(II) Consider that a customer request for withdrawal or deposit  is given in the form: Acct. no, amount, code (1 for deposit, 0 for withdrawal) and write a program to deposit and withdraw the amount from the specified account and give a message “The balance is insufficient for the specified withdrawal” if balance is below the threshold.</w:t>
-            </w:r>
-          </w:p>
-        </w:tc>
-        <w:tc>
-          <w:tcPr>
-            <w:tcW w:w="0" w:type="auto"/>
-            <w:vAlign w:val="center"/>
-          </w:tcPr>
-          <w:p>
-            <w:pPr>
-              <w:spacing w:after="0" w:line="240" w:lineRule="auto"/>
-              <w:jc w:val="center"/>
-              <w:rPr>
-                <w:rFonts w:hint="default" w:ascii="Times New Roman" w:hAnsi="Times New Roman" w:eastAsia="Times New Roman" w:cs="Times New Roman"/>
-                <w:b/>
-                <w:bCs/>
-                <w:color w:val="000000" w:themeColor="text1"/>
-                <w:sz w:val="24"/>
-                <w:szCs w:val="24"/>
-                <w:vertAlign w:val="baseline"/>
-                <w:lang w:val="en-US"/>
-                <w14:textFill>
-                  <w14:solidFill>
-                    <w14:schemeClr w14:val="tx1"/>
-                  </w14:solidFill>
-                </w14:textFill>
-              </w:rPr>
-            </w:pPr>
-            <w:r>
-              <w:rPr>
-                <w:rFonts w:hint="default" w:ascii="Times New Roman" w:hAnsi="Times New Roman" w:eastAsia="Times New Roman" w:cs="Times New Roman"/>
-                <w:b/>
-                <w:bCs/>
-                <w:color w:val="000000" w:themeColor="text1"/>
-                <w:sz w:val="24"/>
-                <w:szCs w:val="24"/>
-                <w:vertAlign w:val="baseline"/>
-                <w:lang w:val="en-US"/>
-                <w14:textFill>
-                  <w14:solidFill>
-                    <w14:schemeClr w14:val="tx1"/>
-                  </w14:solidFill>
-                </w14:textFill>
-              </w:rPr>
-              <w:t>5-7</w:t>
-            </w:r>
-          </w:p>
-        </w:tc>
-      </w:tr>
-      <w:tr>
-        <w:tblPrEx>
-          <w:tblBorders>
-            <w:top w:val="single" w:color="auto" w:sz="4" w:space="0"/>
-            <w:left w:val="single" w:color="auto" w:sz="4" w:space="0"/>
-            <w:bottom w:val="single" w:color="auto" w:sz="4" w:space="0"/>
-            <w:right w:val="single" w:color="auto" w:sz="4" w:space="0"/>
-            <w:insideH w:val="single" w:color="auto" w:sz="4" w:space="0"/>
-            <w:insideV w:val="single" w:color="auto" w:sz="4" w:space="0"/>
-          </w:tblBorders>
-          <w:tblCellMar>
-            <w:top w:w="0" w:type="dxa"/>
-            <w:left w:w="108" w:type="dxa"/>
-            <w:bottom w:w="0" w:type="dxa"/>
-            <w:right w:w="108" w:type="dxa"/>
-          </w:tblCellMar>
-        </w:tblPrEx>
-        <w:tc>
-          <w:tcPr>
-            <w:tcW w:w="0" w:type="auto"/>
-            <w:vAlign w:val="center"/>
-          </w:tcPr>
-          <w:p>
-            <w:pPr>
-              <w:spacing w:after="0" w:line="240" w:lineRule="auto"/>
-              <w:jc w:val="center"/>
-              <w:rPr>
-                <w:rFonts w:hint="default" w:ascii="Times New Roman" w:hAnsi="Times New Roman" w:eastAsia="Times New Roman" w:cs="Times New Roman"/>
-                <w:b/>
-                <w:bCs/>
-                <w:color w:val="000000" w:themeColor="text1"/>
-                <w:sz w:val="24"/>
-                <w:szCs w:val="24"/>
-                <w:vertAlign w:val="baseline"/>
-                <w:lang w:val="en-US"/>
-                <w14:textFill>
-                  <w14:solidFill>
-                    <w14:schemeClr w14:val="tx1"/>
-                  </w14:solidFill>
-                </w14:textFill>
-              </w:rPr>
-            </w:pPr>
-            <w:r>
-              <w:rPr>
-                <w:rFonts w:hint="default" w:ascii="Times New Roman" w:hAnsi="Times New Roman" w:eastAsia="Times New Roman" w:cs="Times New Roman"/>
-                <w:b/>
-                <w:bCs/>
-                <w:color w:val="000000" w:themeColor="text1"/>
-                <w:sz w:val="24"/>
-                <w:szCs w:val="24"/>
-                <w:vertAlign w:val="baseline"/>
-                <w:lang w:val="en-US"/>
-                <w14:textFill>
-                  <w14:solidFill>
-                    <w14:schemeClr w14:val="tx1"/>
-                  </w14:solidFill>
-                </w14:textFill>
-              </w:rPr>
-              <w:t>4</w:t>
-            </w:r>
-          </w:p>
-        </w:tc>
-        <w:tc>
-          <w:tcPr>
-            <w:tcW w:w="0" w:type="auto"/>
-            <w:vAlign w:val="center"/>
-          </w:tcPr>
-          <w:p>
-            <w:pPr>
-              <w:spacing w:after="0" w:line="240" w:lineRule="auto"/>
-              <w:jc w:val="both"/>
-              <w:rPr>
-                <w:rFonts w:hint="default" w:ascii="Times New Roman" w:hAnsi="Times New Roman" w:eastAsia="Times New Roman" w:cs="Times New Roman"/>
-                <w:b w:val="0"/>
-                <w:bCs w:val="0"/>
-                <w:color w:val="000000" w:themeColor="text1"/>
-                <w:sz w:val="28"/>
-                <w:szCs w:val="28"/>
-                <w:vertAlign w:val="baseline"/>
-                <w:lang w:val="en-US"/>
-                <w14:textFill>
-                  <w14:solidFill>
-                    <w14:schemeClr w14:val="tx1"/>
-                  </w14:solidFill>
-                </w14:textFill>
-              </w:rPr>
-            </w:pPr>
-            <w:r>
-              <w:rPr>
-                <w:rFonts w:hint="default" w:ascii="Times New Roman" w:hAnsi="Times New Roman" w:eastAsia="Times New Roman"/>
-                <w:b w:val="0"/>
-                <w:bCs w:val="0"/>
-                <w:color w:val="000000" w:themeColor="text1"/>
-                <w:sz w:val="28"/>
-                <w:szCs w:val="28"/>
-                <w:vertAlign w:val="baseline"/>
-                <w:lang w:val="en-US"/>
-                <w14:textFill>
-                  <w14:solidFill>
-                    <w14:schemeClr w14:val="tx1"/>
-                  </w14:solidFill>
-                </w14:textFill>
-              </w:rPr>
-              <w:t>Write a program that compares two given dates. Use structure DATE to store the date information in the dd/mm/yyyy format. If the dates are equal then display message as "Equal" otherwise "Unequal".</w:t>
-            </w:r>
-          </w:p>
-        </w:tc>
-        <w:tc>
-          <w:tcPr>
-            <w:tcW w:w="0" w:type="auto"/>
-            <w:vAlign w:val="center"/>
-          </w:tcPr>
-          <w:p>
-            <w:pPr>
-              <w:spacing w:after="0" w:line="240" w:lineRule="auto"/>
-              <w:jc w:val="center"/>
-              <w:rPr>
-                <w:rFonts w:hint="default" w:ascii="Times New Roman" w:hAnsi="Times New Roman" w:eastAsia="Times New Roman" w:cs="Times New Roman"/>
-                <w:b/>
-                <w:bCs/>
-                <w:color w:val="000000" w:themeColor="text1"/>
-                <w:sz w:val="24"/>
-                <w:szCs w:val="24"/>
-                <w:vertAlign w:val="baseline"/>
-                <w:lang w:val="en-US"/>
-                <w14:textFill>
-                  <w14:solidFill>
-                    <w14:schemeClr w14:val="tx1"/>
-                  </w14:solidFill>
-                </w14:textFill>
-              </w:rPr>
-            </w:pPr>
-            <w:r>
-              <w:rPr>
-                <w:rFonts w:hint="default" w:ascii="Times New Roman" w:hAnsi="Times New Roman" w:eastAsia="Times New Roman" w:cs="Times New Roman"/>
-                <w:b/>
-                <w:bCs/>
-                <w:color w:val="000000" w:themeColor="text1"/>
-                <w:sz w:val="24"/>
-                <w:szCs w:val="24"/>
-                <w:vertAlign w:val="baseline"/>
-                <w:lang w:val="en-US"/>
-                <w14:textFill>
-                  <w14:solidFill>
-                    <w14:schemeClr w14:val="tx1"/>
-                  </w14:solidFill>
-                </w14:textFill>
-              </w:rPr>
-              <w:t>8</w:t>
-            </w:r>
-          </w:p>
-        </w:tc>
-      </w:tr>
-      <w:tr>
-        <w:tblPrEx>
-          <w:tblBorders>
-            <w:top w:val="single" w:color="auto" w:sz="4" w:space="0"/>
-            <w:left w:val="single" w:color="auto" w:sz="4" w:space="0"/>
-            <w:bottom w:val="single" w:color="auto" w:sz="4" w:space="0"/>
-            <w:right w:val="single" w:color="auto" w:sz="4" w:space="0"/>
-            <w:insideH w:val="single" w:color="auto" w:sz="4" w:space="0"/>
-            <w:insideV w:val="single" w:color="auto" w:sz="4" w:space="0"/>
-          </w:tblBorders>
-          <w:tblCellMar>
-            <w:top w:w="0" w:type="dxa"/>
-            <w:left w:w="108" w:type="dxa"/>
-            <w:bottom w:w="0" w:type="dxa"/>
-            <w:right w:w="108" w:type="dxa"/>
-          </w:tblCellMar>
-        </w:tblPrEx>
-        <w:tc>
-          <w:tcPr>
-            <w:tcW w:w="0" w:type="auto"/>
-            <w:vAlign w:val="center"/>
-          </w:tcPr>
-          <w:p>
-            <w:pPr>
-              <w:spacing w:after="0" w:line="240" w:lineRule="auto"/>
-              <w:jc w:val="center"/>
-              <w:rPr>
-                <w:rFonts w:hint="default" w:ascii="Times New Roman" w:hAnsi="Times New Roman" w:eastAsia="Times New Roman" w:cs="Times New Roman"/>
-                <w:b/>
-                <w:bCs/>
-                <w:color w:val="000000" w:themeColor="text1"/>
-                <w:sz w:val="24"/>
-                <w:szCs w:val="24"/>
-                <w:vertAlign w:val="baseline"/>
-                <w:lang w:val="en-US"/>
-                <w14:textFill>
-                  <w14:solidFill>
-                    <w14:schemeClr w14:val="tx1"/>
-                  </w14:solidFill>
-                </w14:textFill>
-              </w:rPr>
-            </w:pPr>
-            <w:r>
-              <w:rPr>
-                <w:rFonts w:hint="default" w:ascii="Times New Roman" w:hAnsi="Times New Roman" w:eastAsia="Times New Roman" w:cs="Times New Roman"/>
-                <w:b/>
-                <w:bCs/>
-                <w:color w:val="000000" w:themeColor="text1"/>
-                <w:sz w:val="24"/>
-                <w:szCs w:val="24"/>
-                <w:vertAlign w:val="baseline"/>
-                <w:lang w:val="en-US"/>
-                <w14:textFill>
-                  <w14:solidFill>
-                    <w14:schemeClr w14:val="tx1"/>
-                  </w14:solidFill>
-                </w14:textFill>
-              </w:rPr>
-              <w:t>5</w:t>
-            </w:r>
-          </w:p>
-        </w:tc>
-        <w:tc>
-          <w:tcPr>
-            <w:tcW w:w="0" w:type="auto"/>
-            <w:vAlign w:val="center"/>
-          </w:tcPr>
-          <w:p>
-            <w:pPr>
-              <w:spacing w:after="0" w:line="240" w:lineRule="auto"/>
-              <w:jc w:val="both"/>
-              <w:rPr>
-                <w:rFonts w:hint="default" w:ascii="Times New Roman" w:hAnsi="Times New Roman" w:eastAsia="Times New Roman" w:cs="Times New Roman"/>
-                <w:b w:val="0"/>
-                <w:bCs w:val="0"/>
-                <w:color w:val="000000" w:themeColor="text1"/>
-                <w:sz w:val="28"/>
-                <w:szCs w:val="28"/>
-                <w:vertAlign w:val="baseline"/>
-                <w:lang w:val="en-US"/>
-                <w14:textFill>
-                  <w14:solidFill>
-                    <w14:schemeClr w14:val="tx1"/>
-                  </w14:solidFill>
-                </w14:textFill>
-              </w:rPr>
-            </w:pPr>
-            <w:r>
-              <w:rPr>
-                <w:rFonts w:hint="default" w:ascii="Times New Roman" w:hAnsi="Times New Roman" w:eastAsia="Times New Roman"/>
-                <w:b w:val="0"/>
-                <w:bCs w:val="0"/>
-                <w:color w:val="000000" w:themeColor="text1"/>
-                <w:sz w:val="28"/>
-                <w:szCs w:val="28"/>
-                <w:vertAlign w:val="baseline"/>
-                <w:lang w:val="en-US"/>
-                <w14:textFill>
-                  <w14:solidFill>
-                    <w14:schemeClr w14:val="tx1"/>
-                  </w14:solidFill>
-                </w14:textFill>
-              </w:rPr>
-              <w:t>Write a program to read a text file, convert  each character to uppercase and write it to another file.</w:t>
-            </w:r>
-          </w:p>
-        </w:tc>
-        <w:tc>
-          <w:tcPr>
-            <w:tcW w:w="0" w:type="auto"/>
-            <w:vAlign w:val="center"/>
-          </w:tcPr>
-          <w:p>
-            <w:pPr>
-              <w:spacing w:after="0" w:line="240" w:lineRule="auto"/>
-              <w:jc w:val="center"/>
-              <w:rPr>
-                <w:rFonts w:hint="default" w:ascii="Times New Roman" w:hAnsi="Times New Roman" w:eastAsia="Times New Roman" w:cs="Times New Roman"/>
-                <w:b/>
-                <w:bCs/>
-                <w:color w:val="000000" w:themeColor="text1"/>
-                <w:sz w:val="24"/>
-                <w:szCs w:val="24"/>
-                <w:vertAlign w:val="baseline"/>
-                <w:lang w:val="en-US"/>
-                <w14:textFill>
-                  <w14:solidFill>
-                    <w14:schemeClr w14:val="tx1"/>
-                  </w14:solidFill>
-                </w14:textFill>
-              </w:rPr>
-            </w:pPr>
-            <w:r>
-              <w:rPr>
-                <w:rFonts w:hint="default" w:ascii="Times New Roman" w:hAnsi="Times New Roman" w:eastAsia="Times New Roman" w:cs="Times New Roman"/>
-                <w:b/>
-                <w:bCs/>
-                <w:color w:val="000000" w:themeColor="text1"/>
-                <w:sz w:val="24"/>
-                <w:szCs w:val="24"/>
-                <w:vertAlign w:val="baseline"/>
-                <w:lang w:val="en-US"/>
-                <w14:textFill>
-                  <w14:solidFill>
-                    <w14:schemeClr w14:val="tx1"/>
-                  </w14:solidFill>
-                </w14:textFill>
-              </w:rPr>
-              <w:t>9</w:t>
-            </w:r>
-          </w:p>
-        </w:tc>
-      </w:tr>
-      <w:tr>
-        <w:tblPrEx>
-          <w:tblBorders>
-            <w:top w:val="single" w:color="auto" w:sz="4" w:space="0"/>
-            <w:left w:val="single" w:color="auto" w:sz="4" w:space="0"/>
-            <w:bottom w:val="single" w:color="auto" w:sz="4" w:space="0"/>
-            <w:right w:val="single" w:color="auto" w:sz="4" w:space="0"/>
-            <w:insideH w:val="single" w:color="auto" w:sz="4" w:space="0"/>
-            <w:insideV w:val="single" w:color="auto" w:sz="4" w:space="0"/>
-          </w:tblBorders>
-          <w:tblCellMar>
-            <w:top w:w="0" w:type="dxa"/>
-            <w:left w:w="108" w:type="dxa"/>
-            <w:bottom w:w="0" w:type="dxa"/>
-            <w:right w:w="108" w:type="dxa"/>
-          </w:tblCellMar>
-        </w:tblPrEx>
-        <w:tc>
-          <w:tcPr>
-            <w:tcW w:w="0" w:type="auto"/>
-            <w:vAlign w:val="center"/>
-          </w:tcPr>
-          <w:p>
-            <w:pPr>
-              <w:spacing w:after="0" w:line="240" w:lineRule="auto"/>
-              <w:jc w:val="center"/>
-              <w:rPr>
-                <w:rFonts w:hint="default" w:ascii="Times New Roman" w:hAnsi="Times New Roman" w:eastAsia="Times New Roman" w:cs="Times New Roman"/>
-                <w:b/>
-                <w:bCs/>
-                <w:color w:val="000000" w:themeColor="text1"/>
-                <w:sz w:val="24"/>
-                <w:szCs w:val="24"/>
-                <w:vertAlign w:val="baseline"/>
-                <w:lang w:val="en-US"/>
-                <w14:textFill>
-                  <w14:solidFill>
-                    <w14:schemeClr w14:val="tx1"/>
-                  </w14:solidFill>
-                </w14:textFill>
-              </w:rPr>
-            </w:pPr>
-            <w:r>
-              <w:rPr>
-                <w:rFonts w:hint="default" w:ascii="Times New Roman" w:hAnsi="Times New Roman" w:eastAsia="Times New Roman" w:cs="Times New Roman"/>
-                <w:b/>
-                <w:bCs/>
-                <w:color w:val="000000" w:themeColor="text1"/>
-                <w:sz w:val="24"/>
-                <w:szCs w:val="24"/>
-                <w:vertAlign w:val="baseline"/>
-                <w:lang w:val="en-US"/>
-                <w14:textFill>
-                  <w14:solidFill>
-                    <w14:schemeClr w14:val="tx1"/>
-                  </w14:solidFill>
-                </w14:textFill>
-              </w:rPr>
-              <w:t>6</w:t>
-            </w:r>
-          </w:p>
-        </w:tc>
-        <w:tc>
-          <w:tcPr>
-            <w:tcW w:w="0" w:type="auto"/>
-            <w:vAlign w:val="center"/>
-          </w:tcPr>
-          <w:p>
-            <w:pPr>
-              <w:spacing w:after="0" w:line="240" w:lineRule="auto"/>
-              <w:jc w:val="both"/>
-              <w:rPr>
-                <w:rFonts w:hint="default" w:ascii="Times New Roman" w:hAnsi="Times New Roman" w:eastAsia="Times New Roman" w:cs="Times New Roman"/>
-                <w:b w:val="0"/>
-                <w:bCs w:val="0"/>
-                <w:color w:val="000000" w:themeColor="text1"/>
-                <w:sz w:val="28"/>
-                <w:szCs w:val="28"/>
-                <w:vertAlign w:val="baseline"/>
-                <w:lang w:val="en-US"/>
-                <w14:textFill>
-                  <w14:solidFill>
-                    <w14:schemeClr w14:val="tx1"/>
-                  </w14:solidFill>
-                </w14:textFill>
-              </w:rPr>
-            </w:pPr>
-            <w:r>
-              <w:rPr>
-                <w:rFonts w:hint="default" w:ascii="Times New Roman" w:hAnsi="Times New Roman" w:eastAsia="Times New Roman"/>
-                <w:b w:val="0"/>
-                <w:bCs w:val="0"/>
-                <w:color w:val="000000" w:themeColor="text1"/>
-                <w:sz w:val="28"/>
-                <w:szCs w:val="28"/>
-                <w:vertAlign w:val="baseline"/>
-                <w:lang w:val="en-US"/>
-                <w14:textFill>
-                  <w14:solidFill>
-                    <w14:schemeClr w14:val="tx1"/>
-                  </w14:solidFill>
-                </w14:textFill>
-              </w:rPr>
-              <w:t>Write a function to take one 10 elements 1-D integer array and find the third maximum, the fifth minimum &amp; the middle element of the array (in any order). Special credit will be given if you can do it without sorting the array.</w:t>
-            </w:r>
-          </w:p>
-        </w:tc>
-        <w:tc>
-          <w:tcPr>
-            <w:tcW w:w="0" w:type="auto"/>
-            <w:vAlign w:val="center"/>
-          </w:tcPr>
-          <w:p>
-            <w:pPr>
-              <w:spacing w:after="0" w:line="240" w:lineRule="auto"/>
-              <w:jc w:val="center"/>
-              <w:rPr>
-                <w:rFonts w:hint="default" w:ascii="Times New Roman" w:hAnsi="Times New Roman" w:eastAsia="Times New Roman" w:cs="Times New Roman"/>
-                <w:b/>
-                <w:bCs/>
-                <w:color w:val="000000" w:themeColor="text1"/>
-                <w:sz w:val="24"/>
-                <w:szCs w:val="24"/>
-                <w:vertAlign w:val="baseline"/>
-                <w:lang w:val="en-US"/>
-                <w14:textFill>
-                  <w14:solidFill>
-                    <w14:schemeClr w14:val="tx1"/>
-                  </w14:solidFill>
-                </w14:textFill>
-              </w:rPr>
-            </w:pPr>
-            <w:r>
-              <w:rPr>
-                <w:rFonts w:hint="default" w:ascii="Times New Roman" w:hAnsi="Times New Roman" w:eastAsia="Times New Roman" w:cs="Times New Roman"/>
-                <w:b/>
-                <w:bCs/>
-                <w:color w:val="000000" w:themeColor="text1"/>
-                <w:sz w:val="24"/>
-                <w:szCs w:val="24"/>
-                <w:vertAlign w:val="baseline"/>
-                <w:lang w:val="en-US"/>
-                <w14:textFill>
-                  <w14:solidFill>
-                    <w14:schemeClr w14:val="tx1"/>
-                  </w14:solidFill>
-                </w14:textFill>
-              </w:rPr>
-              <w:t>10-11</w:t>
-            </w:r>
-          </w:p>
-        </w:tc>
-      </w:tr>
-      <w:tr>
-        <w:tblPrEx>
-          <w:tblBorders>
-            <w:top w:val="single" w:color="auto" w:sz="4" w:space="0"/>
-            <w:left w:val="single" w:color="auto" w:sz="4" w:space="0"/>
-            <w:bottom w:val="single" w:color="auto" w:sz="4" w:space="0"/>
-            <w:right w:val="single" w:color="auto" w:sz="4" w:space="0"/>
-            <w:insideH w:val="single" w:color="auto" w:sz="4" w:space="0"/>
-            <w:insideV w:val="single" w:color="auto" w:sz="4" w:space="0"/>
-          </w:tblBorders>
-          <w:tblCellMar>
-            <w:top w:w="0" w:type="dxa"/>
-            <w:left w:w="108" w:type="dxa"/>
-            <w:bottom w:w="0" w:type="dxa"/>
-            <w:right w:w="108" w:type="dxa"/>
-          </w:tblCellMar>
-        </w:tblPrEx>
-        <w:tc>
-          <w:tcPr>
-            <w:tcW w:w="0" w:type="auto"/>
-            <w:vAlign w:val="center"/>
-          </w:tcPr>
-          <w:p>
-            <w:pPr>
-              <w:spacing w:after="0" w:line="240" w:lineRule="auto"/>
-              <w:jc w:val="center"/>
-              <w:rPr>
-                <w:rFonts w:hint="default" w:ascii="Times New Roman" w:hAnsi="Times New Roman" w:eastAsia="Times New Roman" w:cs="Times New Roman"/>
-                <w:b/>
-                <w:bCs/>
-                <w:color w:val="000000" w:themeColor="text1"/>
-                <w:sz w:val="24"/>
-                <w:szCs w:val="24"/>
-                <w:vertAlign w:val="baseline"/>
-                <w:lang w:val="en-US"/>
-                <w14:textFill>
-                  <w14:solidFill>
-                    <w14:schemeClr w14:val="tx1"/>
-                  </w14:solidFill>
-                </w14:textFill>
-              </w:rPr>
-            </w:pPr>
-            <w:r>
-              <w:rPr>
-                <w:rFonts w:hint="default" w:ascii="Times New Roman" w:hAnsi="Times New Roman" w:eastAsia="Times New Roman" w:cs="Times New Roman"/>
-                <w:b/>
-                <w:bCs/>
-                <w:color w:val="000000" w:themeColor="text1"/>
-                <w:sz w:val="24"/>
-                <w:szCs w:val="24"/>
-                <w:vertAlign w:val="baseline"/>
-                <w:lang w:val="en-US"/>
-                <w14:textFill>
-                  <w14:solidFill>
-                    <w14:schemeClr w14:val="tx1"/>
-                  </w14:solidFill>
-                </w14:textFill>
-              </w:rPr>
-              <w:t>7</w:t>
-            </w:r>
-          </w:p>
-        </w:tc>
-        <w:tc>
-          <w:tcPr>
-            <w:tcW w:w="0" w:type="auto"/>
-            <w:vAlign w:val="center"/>
-          </w:tcPr>
-          <w:p>
-            <w:pPr>
-              <w:spacing w:after="0" w:line="240" w:lineRule="auto"/>
-              <w:jc w:val="both"/>
-              <w:rPr>
-                <w:rFonts w:hint="default" w:ascii="Times New Roman" w:hAnsi="Times New Roman" w:eastAsia="Times New Roman" w:cs="Times New Roman"/>
-                <w:b w:val="0"/>
-                <w:bCs w:val="0"/>
-                <w:color w:val="000000" w:themeColor="text1"/>
-                <w:sz w:val="28"/>
-                <w:szCs w:val="28"/>
-                <w:vertAlign w:val="baseline"/>
-                <w:lang w:val="en-US"/>
-                <w14:textFill>
-                  <w14:solidFill>
-                    <w14:schemeClr w14:val="tx1"/>
-                  </w14:solidFill>
-                </w14:textFill>
-              </w:rPr>
-            </w:pPr>
-            <w:r>
-              <w:rPr>
-                <w:rFonts w:hint="default" w:ascii="Times New Roman" w:hAnsi="Times New Roman" w:eastAsia="Times New Roman"/>
-                <w:b w:val="0"/>
-                <w:bCs w:val="0"/>
-                <w:color w:val="000000" w:themeColor="text1"/>
-                <w:sz w:val="28"/>
-                <w:szCs w:val="28"/>
-                <w:vertAlign w:val="baseline"/>
-                <w:lang w:val="en-US"/>
-                <w14:textFill>
-                  <w14:solidFill>
-                    <w14:schemeClr w14:val="tx1"/>
-                  </w14:solidFill>
-                </w14:textFill>
-              </w:rPr>
-              <w:t>Write a only one function Vowel_Cons_Count() to count the number of vowels &amp; consonants of a line of text. Do not print anything from inside the function. Write a program to read a line of text more than 80 characters terminated by "#" and use Vowel_Cons_Count() in main() and print the number of vowels &amp; consonants of a line of text.</w:t>
-            </w:r>
-          </w:p>
-        </w:tc>
-        <w:tc>
-          <w:tcPr>
-            <w:tcW w:w="0" w:type="auto"/>
-            <w:vAlign w:val="center"/>
-          </w:tcPr>
-          <w:p>
-            <w:pPr>
-              <w:spacing w:after="0" w:line="240" w:lineRule="auto"/>
-              <w:jc w:val="center"/>
-              <w:rPr>
-                <w:rFonts w:hint="default" w:ascii="Times New Roman" w:hAnsi="Times New Roman" w:eastAsia="Times New Roman" w:cs="Times New Roman"/>
-                <w:b/>
-                <w:bCs/>
-                <w:color w:val="000000" w:themeColor="text1"/>
-                <w:sz w:val="24"/>
-                <w:szCs w:val="24"/>
-                <w:vertAlign w:val="baseline"/>
-                <w:lang w:val="en-US"/>
-                <w14:textFill>
-                  <w14:solidFill>
-                    <w14:schemeClr w14:val="tx1"/>
-                  </w14:solidFill>
-                </w14:textFill>
-              </w:rPr>
-            </w:pPr>
-            <w:r>
-              <w:rPr>
-                <w:rFonts w:hint="default" w:ascii="Times New Roman" w:hAnsi="Times New Roman" w:eastAsia="Times New Roman" w:cs="Times New Roman"/>
-                <w:b/>
-                <w:bCs/>
-                <w:color w:val="000000" w:themeColor="text1"/>
-                <w:sz w:val="24"/>
-                <w:szCs w:val="24"/>
-                <w:vertAlign w:val="baseline"/>
-                <w:lang w:val="en-US"/>
-                <w14:textFill>
-                  <w14:solidFill>
-                    <w14:schemeClr w14:val="tx1"/>
-                  </w14:solidFill>
-                </w14:textFill>
-              </w:rPr>
-              <w:t>12</w:t>
-            </w:r>
-          </w:p>
-        </w:tc>
-      </w:tr>
-      <w:tr>
-        <w:tblPrEx>
-          <w:tblBorders>
-            <w:top w:val="single" w:color="auto" w:sz="4" w:space="0"/>
-            <w:left w:val="single" w:color="auto" w:sz="4" w:space="0"/>
-            <w:bottom w:val="single" w:color="auto" w:sz="4" w:space="0"/>
-            <w:right w:val="single" w:color="auto" w:sz="4" w:space="0"/>
-            <w:insideH w:val="single" w:color="auto" w:sz="4" w:space="0"/>
-            <w:insideV w:val="single" w:color="auto" w:sz="4" w:space="0"/>
-          </w:tblBorders>
-          <w:tblCellMar>
-            <w:top w:w="0" w:type="dxa"/>
-            <w:left w:w="108" w:type="dxa"/>
-            <w:bottom w:w="0" w:type="dxa"/>
-            <w:right w:w="108" w:type="dxa"/>
-          </w:tblCellMar>
-        </w:tblPrEx>
-        <w:tc>
-          <w:tcPr>
-            <w:tcW w:w="0" w:type="auto"/>
-            <w:vAlign w:val="center"/>
-          </w:tcPr>
-          <w:p>
-            <w:pPr>
-              <w:spacing w:after="0" w:line="240" w:lineRule="auto"/>
-              <w:jc w:val="center"/>
-              <w:rPr>
-                <w:rFonts w:hint="default" w:ascii="Times New Roman" w:hAnsi="Times New Roman" w:eastAsia="Times New Roman" w:cs="Times New Roman"/>
-                <w:b/>
-                <w:bCs/>
-                <w:color w:val="000000" w:themeColor="text1"/>
-                <w:sz w:val="24"/>
-                <w:szCs w:val="24"/>
-                <w:vertAlign w:val="baseline"/>
-                <w:lang w:val="en-US"/>
-                <w14:textFill>
-                  <w14:solidFill>
-                    <w14:schemeClr w14:val="tx1"/>
-                  </w14:solidFill>
-                </w14:textFill>
-              </w:rPr>
-            </w:pPr>
-            <w:r>
-              <w:rPr>
-                <w:rFonts w:hint="default" w:ascii="Times New Roman" w:hAnsi="Times New Roman" w:eastAsia="Times New Roman" w:cs="Times New Roman"/>
-                <w:b/>
-                <w:bCs/>
-                <w:color w:val="000000" w:themeColor="text1"/>
-                <w:sz w:val="24"/>
-                <w:szCs w:val="24"/>
-                <w:vertAlign w:val="baseline"/>
-                <w:lang w:val="en-US"/>
-                <w14:textFill>
-                  <w14:solidFill>
-                    <w14:schemeClr w14:val="tx1"/>
-                  </w14:solidFill>
-                </w14:textFill>
-              </w:rPr>
-              <w:t>8</w:t>
-            </w:r>
-          </w:p>
-        </w:tc>
-        <w:tc>
-          <w:tcPr>
-            <w:tcW w:w="0" w:type="auto"/>
-            <w:vAlign w:val="center"/>
-          </w:tcPr>
-          <w:p>
-            <w:pPr>
-              <w:spacing w:after="0" w:line="240" w:lineRule="auto"/>
-              <w:jc w:val="both"/>
-              <w:rPr>
-                <w:rFonts w:hint="default" w:ascii="Times New Roman" w:hAnsi="Times New Roman" w:eastAsia="Times New Roman" w:cs="Times New Roman"/>
-                <w:b w:val="0"/>
-                <w:bCs w:val="0"/>
-                <w:color w:val="000000" w:themeColor="text1"/>
-                <w:sz w:val="28"/>
-                <w:szCs w:val="28"/>
-                <w:vertAlign w:val="baseline"/>
-                <w:lang w:val="en-US"/>
-                <w14:textFill>
-                  <w14:solidFill>
-                    <w14:schemeClr w14:val="tx1"/>
-                  </w14:solidFill>
-                </w14:textFill>
-              </w:rPr>
-            </w:pPr>
-            <w:r>
-              <w:rPr>
-                <w:rFonts w:hint="default" w:ascii="Times New Roman" w:hAnsi="Times New Roman" w:eastAsia="Times New Roman"/>
-                <w:b w:val="0"/>
-                <w:bCs w:val="0"/>
-                <w:color w:val="000000" w:themeColor="text1"/>
-                <w:sz w:val="28"/>
-                <w:szCs w:val="28"/>
-                <w:vertAlign w:val="baseline"/>
-                <w:lang w:val="en-US"/>
-                <w14:textFill>
-                  <w14:solidFill>
-                    <w14:schemeClr w14:val="tx1"/>
-                  </w14:solidFill>
-                </w14:textFill>
-              </w:rPr>
-              <w:t>Write a function to take one string then  print it in the reverse order. Write a recursive and non-recursive versions both.</w:t>
-            </w:r>
-          </w:p>
-        </w:tc>
-        <w:tc>
-          <w:tcPr>
-            <w:tcW w:w="0" w:type="auto"/>
-            <w:vAlign w:val="center"/>
-          </w:tcPr>
-          <w:p>
-            <w:pPr>
-              <w:spacing w:after="0" w:line="240" w:lineRule="auto"/>
-              <w:jc w:val="center"/>
-              <w:rPr>
-                <w:rFonts w:hint="default" w:ascii="Times New Roman" w:hAnsi="Times New Roman" w:eastAsia="Times New Roman" w:cs="Times New Roman"/>
-                <w:b/>
-                <w:bCs/>
-                <w:color w:val="000000" w:themeColor="text1"/>
-                <w:sz w:val="24"/>
-                <w:szCs w:val="24"/>
-                <w:vertAlign w:val="baseline"/>
-                <w:lang w:val="en-US"/>
-                <w14:textFill>
-                  <w14:solidFill>
-                    <w14:schemeClr w14:val="tx1"/>
-                  </w14:solidFill>
-                </w14:textFill>
-              </w:rPr>
-            </w:pPr>
-            <w:r>
-              <w:rPr>
-                <w:rFonts w:hint="default" w:ascii="Times New Roman" w:hAnsi="Times New Roman" w:eastAsia="Times New Roman" w:cs="Times New Roman"/>
-                <w:b/>
-                <w:bCs/>
-                <w:color w:val="000000" w:themeColor="text1"/>
-                <w:sz w:val="24"/>
-                <w:szCs w:val="24"/>
-                <w:vertAlign w:val="baseline"/>
-                <w:lang w:val="en-US"/>
-                <w14:textFill>
-                  <w14:solidFill>
-                    <w14:schemeClr w14:val="tx1"/>
-                  </w14:solidFill>
-                </w14:textFill>
-              </w:rPr>
-              <w:t>13</w:t>
-            </w:r>
-          </w:p>
-        </w:tc>
-      </w:tr>
-      <w:tr>
-        <w:tblPrEx>
-          <w:tblBorders>
-            <w:top w:val="single" w:color="auto" w:sz="4" w:space="0"/>
-            <w:left w:val="single" w:color="auto" w:sz="4" w:space="0"/>
-            <w:bottom w:val="single" w:color="auto" w:sz="4" w:space="0"/>
-            <w:right w:val="single" w:color="auto" w:sz="4" w:space="0"/>
-            <w:insideH w:val="single" w:color="auto" w:sz="4" w:space="0"/>
-            <w:insideV w:val="single" w:color="auto" w:sz="4" w:space="0"/>
-          </w:tblBorders>
-          <w:tblCellMar>
-            <w:top w:w="0" w:type="dxa"/>
-            <w:left w:w="108" w:type="dxa"/>
-            <w:bottom w:w="0" w:type="dxa"/>
-            <w:right w:w="108" w:type="dxa"/>
-          </w:tblCellMar>
-        </w:tblPrEx>
-        <w:tc>
-          <w:tcPr>
-            <w:tcW w:w="0" w:type="auto"/>
-            <w:vAlign w:val="center"/>
-          </w:tcPr>
-          <w:p>
-            <w:pPr>
-              <w:spacing w:after="0" w:line="240" w:lineRule="auto"/>
-              <w:jc w:val="center"/>
-              <w:rPr>
-                <w:rFonts w:hint="default" w:ascii="Times New Roman" w:hAnsi="Times New Roman" w:eastAsia="Times New Roman" w:cs="Times New Roman"/>
-                <w:b/>
-                <w:bCs/>
-                <w:color w:val="000000" w:themeColor="text1"/>
-                <w:sz w:val="24"/>
-                <w:szCs w:val="24"/>
-                <w:vertAlign w:val="baseline"/>
-                <w:lang w:val="en-US"/>
-                <w14:textFill>
-                  <w14:solidFill>
-                    <w14:schemeClr w14:val="tx1"/>
-                  </w14:solidFill>
-                </w14:textFill>
-              </w:rPr>
-            </w:pPr>
-            <w:r>
-              <w:rPr>
-                <w:rFonts w:hint="default" w:ascii="Times New Roman" w:hAnsi="Times New Roman" w:eastAsia="Times New Roman" w:cs="Times New Roman"/>
-                <w:b/>
-                <w:bCs/>
-                <w:color w:val="000000" w:themeColor="text1"/>
-                <w:sz w:val="24"/>
-                <w:szCs w:val="24"/>
-                <w:vertAlign w:val="baseline"/>
-                <w:lang w:val="en-US"/>
-                <w14:textFill>
-                  <w14:solidFill>
-                    <w14:schemeClr w14:val="tx1"/>
-                  </w14:solidFill>
-                </w14:textFill>
-              </w:rPr>
-              <w:t>9</w:t>
-            </w:r>
-          </w:p>
-        </w:tc>
-        <w:tc>
-          <w:tcPr>
-            <w:tcW w:w="0" w:type="auto"/>
-            <w:vAlign w:val="center"/>
-          </w:tcPr>
-          <w:p>
-            <w:pPr>
-              <w:spacing w:after="0" w:line="240" w:lineRule="auto"/>
-              <w:jc w:val="both"/>
-              <w:rPr>
-                <w:rFonts w:hint="default" w:ascii="Times New Roman" w:hAnsi="Times New Roman" w:eastAsia="Times New Roman" w:cs="Times New Roman"/>
-                <w:b w:val="0"/>
-                <w:bCs w:val="0"/>
-                <w:color w:val="000000" w:themeColor="text1"/>
-                <w:sz w:val="28"/>
-                <w:szCs w:val="28"/>
-                <w:vertAlign w:val="baseline"/>
-                <w:lang w:val="en-US"/>
-                <w14:textFill>
-                  <w14:solidFill>
-                    <w14:schemeClr w14:val="tx1"/>
-                  </w14:solidFill>
-                </w14:textFill>
-              </w:rPr>
-            </w:pPr>
-            <w:r>
-              <w:rPr>
-                <w:rFonts w:hint="default" w:ascii="Times New Roman" w:hAnsi="Times New Roman" w:eastAsia="Times New Roman"/>
-                <w:b w:val="0"/>
-                <w:bCs w:val="0"/>
-                <w:color w:val="000000" w:themeColor="text1"/>
-                <w:sz w:val="28"/>
-                <w:szCs w:val="28"/>
-                <w:vertAlign w:val="baseline"/>
-                <w:lang w:val="en-US"/>
-                <w14:textFill>
-                  <w14:solidFill>
-                    <w14:schemeClr w14:val="tx1"/>
-                  </w14:solidFill>
-                </w14:textFill>
-              </w:rPr>
-              <w:t>Write a function to take a line of text then convert all the alphabets of it to uppercase.</w:t>
-            </w:r>
-          </w:p>
-        </w:tc>
-        <w:tc>
-          <w:tcPr>
-            <w:tcW w:w="0" w:type="auto"/>
-            <w:vAlign w:val="center"/>
-          </w:tcPr>
-          <w:p>
-            <w:pPr>
-              <w:spacing w:after="0" w:line="240" w:lineRule="auto"/>
-              <w:jc w:val="center"/>
-              <w:rPr>
-                <w:rFonts w:hint="default" w:ascii="Times New Roman" w:hAnsi="Times New Roman" w:eastAsia="Times New Roman" w:cs="Times New Roman"/>
-                <w:b/>
-                <w:bCs/>
-                <w:color w:val="000000" w:themeColor="text1"/>
-                <w:sz w:val="24"/>
-                <w:szCs w:val="24"/>
-                <w:vertAlign w:val="baseline"/>
-                <w:lang w:val="en-US"/>
-                <w14:textFill>
-                  <w14:solidFill>
-                    <w14:schemeClr w14:val="tx1"/>
-                  </w14:solidFill>
-                </w14:textFill>
-              </w:rPr>
-            </w:pPr>
-            <w:r>
-              <w:rPr>
-                <w:rFonts w:hint="default" w:ascii="Times New Roman" w:hAnsi="Times New Roman" w:eastAsia="Times New Roman" w:cs="Times New Roman"/>
-                <w:b/>
-                <w:bCs/>
-                <w:color w:val="000000" w:themeColor="text1"/>
-                <w:sz w:val="24"/>
-                <w:szCs w:val="24"/>
-                <w:vertAlign w:val="baseline"/>
-                <w:lang w:val="en-US"/>
-                <w14:textFill>
-                  <w14:solidFill>
-                    <w14:schemeClr w14:val="tx1"/>
-                  </w14:solidFill>
-                </w14:textFill>
-              </w:rPr>
-              <w:t>14</w:t>
-            </w:r>
-          </w:p>
-        </w:tc>
-      </w:tr>
-      <w:tr>
-        <w:tblPrEx>
-          <w:tblBorders>
-            <w:top w:val="single" w:color="auto" w:sz="4" w:space="0"/>
-            <w:left w:val="single" w:color="auto" w:sz="4" w:space="0"/>
-            <w:bottom w:val="single" w:color="auto" w:sz="4" w:space="0"/>
-            <w:right w:val="single" w:color="auto" w:sz="4" w:space="0"/>
-            <w:insideH w:val="single" w:color="auto" w:sz="4" w:space="0"/>
-            <w:insideV w:val="single" w:color="auto" w:sz="4" w:space="0"/>
-          </w:tblBorders>
-          <w:tblCellMar>
-            <w:top w:w="0" w:type="dxa"/>
-            <w:left w:w="108" w:type="dxa"/>
-            <w:bottom w:w="0" w:type="dxa"/>
-            <w:right w:w="108" w:type="dxa"/>
-          </w:tblCellMar>
-        </w:tblPrEx>
-        <w:tc>
-          <w:tcPr>
-            <w:tcW w:w="0" w:type="auto"/>
-            <w:vAlign w:val="center"/>
-          </w:tcPr>
-          <w:p>
-            <w:pPr>
-              <w:spacing w:after="0" w:line="240" w:lineRule="auto"/>
-              <w:jc w:val="center"/>
-              <w:rPr>
-                <w:rFonts w:hint="default" w:ascii="Times New Roman" w:hAnsi="Times New Roman" w:eastAsia="Times New Roman" w:cs="Times New Roman"/>
-                <w:b/>
-                <w:bCs/>
-                <w:color w:val="000000" w:themeColor="text1"/>
-                <w:sz w:val="24"/>
-                <w:szCs w:val="24"/>
-                <w:vertAlign w:val="baseline"/>
-                <w:lang w:val="en-US"/>
-                <w14:textFill>
-                  <w14:solidFill>
-                    <w14:schemeClr w14:val="tx1"/>
-                  </w14:solidFill>
-                </w14:textFill>
-              </w:rPr>
-            </w:pPr>
-            <w:r>
-              <w:rPr>
-                <w:rFonts w:hint="default" w:ascii="Times New Roman" w:hAnsi="Times New Roman" w:eastAsia="Times New Roman" w:cs="Times New Roman"/>
-                <w:b/>
-                <w:bCs/>
-                <w:color w:val="000000" w:themeColor="text1"/>
-                <w:sz w:val="24"/>
-                <w:szCs w:val="24"/>
-                <w:vertAlign w:val="baseline"/>
-                <w:lang w:val="en-US"/>
-                <w14:textFill>
-                  <w14:solidFill>
-                    <w14:schemeClr w14:val="tx1"/>
-                  </w14:solidFill>
-                </w14:textFill>
-              </w:rPr>
-              <w:t>10</w:t>
-            </w:r>
-          </w:p>
-        </w:tc>
-        <w:tc>
-          <w:tcPr>
-            <w:tcW w:w="0" w:type="auto"/>
-            <w:vAlign w:val="center"/>
-          </w:tcPr>
-          <w:p>
-            <w:pPr>
-              <w:spacing w:after="0" w:line="240" w:lineRule="auto"/>
-              <w:jc w:val="both"/>
-              <w:rPr>
-                <w:rFonts w:hint="default" w:ascii="Times New Roman" w:hAnsi="Times New Roman" w:eastAsia="Times New Roman" w:cs="Times New Roman"/>
-                <w:b w:val="0"/>
-                <w:bCs w:val="0"/>
-                <w:color w:val="000000" w:themeColor="text1"/>
-                <w:sz w:val="28"/>
-                <w:szCs w:val="28"/>
-                <w:vertAlign w:val="baseline"/>
-                <w:lang w:val="en-US"/>
-                <w14:textFill>
-                  <w14:solidFill>
-                    <w14:schemeClr w14:val="tx1"/>
-                  </w14:solidFill>
-                </w14:textFill>
-              </w:rPr>
-            </w:pPr>
-            <w:r>
-              <w:rPr>
-                <w:rFonts w:hint="default" w:ascii="Times New Roman" w:hAnsi="Times New Roman" w:eastAsia="Times New Roman"/>
-                <w:b w:val="0"/>
-                <w:bCs w:val="0"/>
-                <w:color w:val="000000" w:themeColor="text1"/>
-                <w:sz w:val="28"/>
-                <w:szCs w:val="28"/>
-                <w:vertAlign w:val="baseline"/>
-                <w:lang w:val="en-US"/>
-                <w14:textFill>
-                  <w14:solidFill>
-                    <w14:schemeClr w14:val="tx1"/>
-                  </w14:solidFill>
-                </w14:textFill>
-              </w:rPr>
-              <w:t>Write a function that will convert the first part of the array into descending order and the last part of the array into ascending order, then print the final array.</w:t>
-            </w:r>
-          </w:p>
-        </w:tc>
-        <w:tc>
-          <w:tcPr>
-            <w:tcW w:w="0" w:type="auto"/>
-            <w:vAlign w:val="center"/>
-          </w:tcPr>
-          <w:p>
-            <w:pPr>
-              <w:spacing w:after="0" w:line="240" w:lineRule="auto"/>
-              <w:jc w:val="center"/>
-              <w:rPr>
-                <w:rFonts w:hint="default" w:ascii="Times New Roman" w:hAnsi="Times New Roman" w:eastAsia="Times New Roman" w:cs="Times New Roman"/>
-                <w:b/>
-                <w:bCs/>
-                <w:color w:val="000000" w:themeColor="text1"/>
-                <w:sz w:val="24"/>
-                <w:szCs w:val="24"/>
-                <w:vertAlign w:val="baseline"/>
-                <w:lang w:val="en-US"/>
-                <w14:textFill>
-                  <w14:solidFill>
-                    <w14:schemeClr w14:val="tx1"/>
-                  </w14:solidFill>
-                </w14:textFill>
-              </w:rPr>
-            </w:pPr>
-            <w:r>
-              <w:rPr>
-                <w:rFonts w:hint="default" w:ascii="Times New Roman" w:hAnsi="Times New Roman" w:eastAsia="Times New Roman" w:cs="Times New Roman"/>
-                <w:b/>
-                <w:bCs/>
-                <w:color w:val="000000" w:themeColor="text1"/>
-                <w:sz w:val="24"/>
-                <w:szCs w:val="24"/>
-                <w:vertAlign w:val="baseline"/>
-                <w:lang w:val="en-US"/>
-                <w14:textFill>
-                  <w14:solidFill>
-                    <w14:schemeClr w14:val="tx1"/>
-                  </w14:solidFill>
-                </w14:textFill>
-              </w:rPr>
-              <w:t>15</w:t>
-            </w:r>
-          </w:p>
-        </w:tc>
-      </w:tr>
-      <w:tr>
-        <w:tblPrEx>
-          <w:tblBorders>
-            <w:top w:val="single" w:color="auto" w:sz="4" w:space="0"/>
-            <w:left w:val="single" w:color="auto" w:sz="4" w:space="0"/>
-            <w:bottom w:val="single" w:color="auto" w:sz="4" w:space="0"/>
-            <w:right w:val="single" w:color="auto" w:sz="4" w:space="0"/>
-            <w:insideH w:val="single" w:color="auto" w:sz="4" w:space="0"/>
-            <w:insideV w:val="single" w:color="auto" w:sz="4" w:space="0"/>
-          </w:tblBorders>
-          <w:tblCellMar>
-            <w:top w:w="0" w:type="dxa"/>
-            <w:left w:w="108" w:type="dxa"/>
-            <w:bottom w:w="0" w:type="dxa"/>
-            <w:right w:w="108" w:type="dxa"/>
-          </w:tblCellMar>
-        </w:tblPrEx>
-        <w:tc>
-          <w:tcPr>
-            <w:tcW w:w="0" w:type="auto"/>
-            <w:vAlign w:val="center"/>
-          </w:tcPr>
-          <w:p>
-            <w:pPr>
-              <w:spacing w:after="0" w:line="240" w:lineRule="auto"/>
-              <w:jc w:val="center"/>
-              <w:rPr>
-                <w:rFonts w:hint="default" w:ascii="Times New Roman" w:hAnsi="Times New Roman" w:eastAsia="Times New Roman" w:cs="Times New Roman"/>
-                <w:b/>
-                <w:bCs/>
-                <w:color w:val="000000" w:themeColor="text1"/>
-                <w:sz w:val="24"/>
-                <w:szCs w:val="24"/>
-                <w:vertAlign w:val="baseline"/>
-                <w:lang w:val="en-US"/>
-                <w14:textFill>
-                  <w14:solidFill>
-                    <w14:schemeClr w14:val="tx1"/>
-                  </w14:solidFill>
-                </w14:textFill>
-              </w:rPr>
-            </w:pPr>
-            <w:r>
-              <w:rPr>
-                <w:rFonts w:hint="default" w:ascii="Times New Roman" w:hAnsi="Times New Roman" w:eastAsia="Times New Roman" w:cs="Times New Roman"/>
-                <w:b/>
-                <w:bCs/>
-                <w:color w:val="000000" w:themeColor="text1"/>
-                <w:sz w:val="24"/>
-                <w:szCs w:val="24"/>
-                <w:vertAlign w:val="baseline"/>
-                <w:lang w:val="en-US"/>
-                <w14:textFill>
-                  <w14:solidFill>
-                    <w14:schemeClr w14:val="tx1"/>
-                  </w14:solidFill>
-                </w14:textFill>
-              </w:rPr>
-              <w:t>11</w:t>
-            </w:r>
-          </w:p>
-        </w:tc>
-        <w:tc>
-          <w:tcPr>
-            <w:tcW w:w="0" w:type="auto"/>
-            <w:vAlign w:val="center"/>
-          </w:tcPr>
-          <w:p>
-            <w:pPr>
-              <w:spacing w:after="0" w:line="240" w:lineRule="auto"/>
-              <w:jc w:val="both"/>
-              <w:rPr>
-                <w:rFonts w:hint="default" w:ascii="Times New Roman" w:hAnsi="Times New Roman" w:eastAsia="Times New Roman"/>
-                <w:b w:val="0"/>
-                <w:bCs w:val="0"/>
-                <w:color w:val="000000" w:themeColor="text1"/>
-                <w:sz w:val="28"/>
-                <w:szCs w:val="28"/>
-                <w:vertAlign w:val="baseline"/>
-                <w:lang w:val="en-US"/>
-                <w14:textFill>
-                  <w14:solidFill>
-                    <w14:schemeClr w14:val="tx1"/>
-                  </w14:solidFill>
-                </w14:textFill>
-              </w:rPr>
-            </w:pPr>
-            <w:r>
-              <w:rPr>
-                <w:rFonts w:hint="default" w:ascii="Times New Roman" w:hAnsi="Times New Roman" w:eastAsia="Times New Roman"/>
-                <w:b w:val="0"/>
-                <w:bCs w:val="0"/>
-                <w:color w:val="000000" w:themeColor="text1"/>
-                <w:sz w:val="28"/>
-                <w:szCs w:val="28"/>
-                <w:vertAlign w:val="baseline"/>
-                <w:lang w:val="en-US"/>
-                <w14:textFill>
-                  <w14:solidFill>
-                    <w14:schemeClr w14:val="tx1"/>
-                  </w14:solidFill>
-                </w14:textFill>
-              </w:rPr>
-              <w:t>Write a C++ program to calculate the area and perimeter of a triangle by creating a class named 'Triangle' with separate member functions for (i) taking input from user, (ii)Calculate the area, (iii) Calculate the perimeter, (iv) printing of data. Two functions mustbe defined inside the class and two functions must be defined outside the class.</w:t>
-            </w:r>
-          </w:p>
-          <w:p>
-            <w:pPr>
-              <w:spacing w:after="0" w:line="240" w:lineRule="auto"/>
-              <w:jc w:val="both"/>
-              <w:rPr>
-                <w:rFonts w:hint="default" w:ascii="Times New Roman" w:hAnsi="Times New Roman" w:eastAsia="Times New Roman"/>
-                <w:b w:val="0"/>
-                <w:bCs w:val="0"/>
-                <w:color w:val="000000" w:themeColor="text1"/>
-                <w:sz w:val="28"/>
-                <w:szCs w:val="28"/>
-                <w:vertAlign w:val="baseline"/>
-                <w:lang w:val="en-US"/>
-                <w14:textFill>
-                  <w14:solidFill>
-                    <w14:schemeClr w14:val="tx1"/>
-                  </w14:solidFill>
-                </w14:textFill>
-              </w:rPr>
-            </w:pPr>
-          </w:p>
-        </w:tc>
-        <w:tc>
-          <w:tcPr>
-            <w:tcW w:w="0" w:type="auto"/>
-            <w:vAlign w:val="center"/>
-          </w:tcPr>
-          <w:p>
-            <w:pPr>
-              <w:spacing w:after="0" w:line="240" w:lineRule="auto"/>
-              <w:jc w:val="center"/>
-              <w:rPr>
-                <w:rFonts w:hint="default" w:ascii="Times New Roman" w:hAnsi="Times New Roman" w:eastAsia="Times New Roman" w:cs="Times New Roman"/>
-                <w:b/>
-                <w:bCs/>
-                <w:color w:val="000000" w:themeColor="text1"/>
-                <w:sz w:val="24"/>
-                <w:szCs w:val="24"/>
-                <w:vertAlign w:val="baseline"/>
-                <w:lang w:val="en-US"/>
-                <w14:textFill>
-                  <w14:solidFill>
-                    <w14:schemeClr w14:val="tx1"/>
-                  </w14:solidFill>
-                </w14:textFill>
-              </w:rPr>
-            </w:pPr>
-            <w:r>
-              <w:rPr>
-                <w:rFonts w:hint="default" w:ascii="Times New Roman" w:hAnsi="Times New Roman" w:eastAsia="Times New Roman" w:cs="Times New Roman"/>
-                <w:b/>
-                <w:bCs/>
-                <w:color w:val="000000" w:themeColor="text1"/>
-                <w:sz w:val="24"/>
-                <w:szCs w:val="24"/>
-                <w:vertAlign w:val="baseline"/>
-                <w:lang w:val="en-US"/>
-                <w14:textFill>
-                  <w14:solidFill>
-                    <w14:schemeClr w14:val="tx1"/>
-                  </w14:solidFill>
-                </w14:textFill>
-              </w:rPr>
-              <w:t>16</w:t>
-            </w:r>
-          </w:p>
-        </w:tc>
-      </w:tr>
-      <w:tr>
-        <w:tblPrEx>
-          <w:tblBorders>
-            <w:top w:val="single" w:color="auto" w:sz="4" w:space="0"/>
-            <w:left w:val="single" w:color="auto" w:sz="4" w:space="0"/>
-            <w:bottom w:val="single" w:color="auto" w:sz="4" w:space="0"/>
-            <w:right w:val="single" w:color="auto" w:sz="4" w:space="0"/>
-            <w:insideH w:val="single" w:color="auto" w:sz="4" w:space="0"/>
-            <w:insideV w:val="single" w:color="auto" w:sz="4" w:space="0"/>
-          </w:tblBorders>
-          <w:tblCellMar>
-            <w:top w:w="0" w:type="dxa"/>
-            <w:left w:w="108" w:type="dxa"/>
-            <w:bottom w:w="0" w:type="dxa"/>
-            <w:right w:w="108" w:type="dxa"/>
-          </w:tblCellMar>
-        </w:tblPrEx>
-        <w:tc>
-          <w:tcPr>
-            <w:tcW w:w="0" w:type="auto"/>
-            <w:vAlign w:val="center"/>
-          </w:tcPr>
-          <w:p>
-            <w:pPr>
-              <w:spacing w:after="0" w:line="240" w:lineRule="auto"/>
-              <w:jc w:val="center"/>
-              <w:rPr>
-                <w:rFonts w:hint="default" w:ascii="Times New Roman" w:hAnsi="Times New Roman" w:eastAsia="Times New Roman" w:cs="Times New Roman"/>
-                <w:b/>
-                <w:bCs/>
-                <w:color w:val="000000" w:themeColor="text1"/>
-                <w:sz w:val="24"/>
-                <w:szCs w:val="24"/>
-                <w:vertAlign w:val="baseline"/>
-                <w:lang w:val="en-US"/>
-                <w14:textFill>
-                  <w14:solidFill>
-                    <w14:schemeClr w14:val="tx1"/>
-                  </w14:solidFill>
-                </w14:textFill>
-              </w:rPr>
-            </w:pPr>
-            <w:r>
-              <w:rPr>
-                <w:rFonts w:hint="default" w:ascii="Times New Roman" w:hAnsi="Times New Roman" w:eastAsia="Times New Roman" w:cs="Times New Roman"/>
-                <w:b/>
-                <w:bCs/>
-                <w:color w:val="000000" w:themeColor="text1"/>
-                <w:sz w:val="24"/>
-                <w:szCs w:val="24"/>
-                <w:vertAlign w:val="baseline"/>
-                <w:lang w:val="en-US"/>
-                <w14:textFill>
-                  <w14:solidFill>
-                    <w14:schemeClr w14:val="tx1"/>
-                  </w14:solidFill>
-                </w14:textFill>
-              </w:rPr>
-              <w:t>12</w:t>
-            </w:r>
-          </w:p>
-        </w:tc>
-        <w:tc>
-          <w:tcPr>
-            <w:tcW w:w="0" w:type="auto"/>
-            <w:vAlign w:val="center"/>
-          </w:tcPr>
-          <w:p>
-            <w:pPr>
-              <w:spacing w:after="0" w:line="240" w:lineRule="auto"/>
-              <w:jc w:val="both"/>
-              <w:rPr>
-                <w:rFonts w:hint="default" w:ascii="Times New Roman" w:hAnsi="Times New Roman" w:eastAsia="Times New Roman" w:cs="Times New Roman"/>
-                <w:b w:val="0"/>
-                <w:bCs w:val="0"/>
-                <w:color w:val="000000" w:themeColor="text1"/>
-                <w:sz w:val="28"/>
-                <w:szCs w:val="28"/>
-                <w:vertAlign w:val="baseline"/>
-                <w:lang w:val="en-US"/>
-                <w14:textFill>
-                  <w14:solidFill>
-                    <w14:schemeClr w14:val="tx1"/>
-                  </w14:solidFill>
-                </w14:textFill>
-              </w:rPr>
-            </w:pPr>
-            <w:r>
-              <w:rPr>
-                <w:rFonts w:hint="default" w:ascii="Times New Roman" w:hAnsi="Times New Roman" w:eastAsia="Times New Roman"/>
-                <w:b w:val="0"/>
-                <w:bCs w:val="0"/>
-                <w:color w:val="000000" w:themeColor="text1"/>
-                <w:sz w:val="28"/>
-                <w:szCs w:val="28"/>
-                <w:vertAlign w:val="baseline"/>
-                <w:lang w:val="en-US"/>
-                <w14:textFill>
-                  <w14:solidFill>
-                    <w14:schemeClr w14:val="tx1"/>
-                  </w14:solidFill>
-                </w14:textFill>
-              </w:rPr>
-              <w:t>Write a C++ program to create a class ‘Number_List’, which has separate member functions to create an integer array at run time, to sort given Integer and to find the minimum and maximum of the array.</w:t>
-            </w:r>
-          </w:p>
-        </w:tc>
-        <w:tc>
-          <w:tcPr>
-            <w:tcW w:w="0" w:type="auto"/>
-            <w:vAlign w:val="center"/>
-          </w:tcPr>
-          <w:p>
-            <w:pPr>
-              <w:spacing w:after="0" w:line="240" w:lineRule="auto"/>
-              <w:jc w:val="center"/>
-              <w:rPr>
-                <w:rFonts w:hint="default" w:ascii="Times New Roman" w:hAnsi="Times New Roman" w:eastAsia="Times New Roman" w:cs="Times New Roman"/>
-                <w:b/>
-                <w:bCs/>
-                <w:color w:val="000000" w:themeColor="text1"/>
-                <w:sz w:val="24"/>
-                <w:szCs w:val="24"/>
-                <w:vertAlign w:val="baseline"/>
-                <w:lang w:val="en-US"/>
-                <w14:textFill>
-                  <w14:solidFill>
-                    <w14:schemeClr w14:val="tx1"/>
-                  </w14:solidFill>
-                </w14:textFill>
-              </w:rPr>
-            </w:pPr>
-            <w:r>
-              <w:rPr>
-                <w:rFonts w:hint="default" w:ascii="Times New Roman" w:hAnsi="Times New Roman" w:eastAsia="Times New Roman" w:cs="Times New Roman"/>
-                <w:b/>
-                <w:bCs/>
-                <w:color w:val="000000" w:themeColor="text1"/>
-                <w:sz w:val="24"/>
-                <w:szCs w:val="24"/>
-                <w:vertAlign w:val="baseline"/>
-                <w:lang w:val="en-US"/>
-                <w14:textFill>
-                  <w14:solidFill>
-                    <w14:schemeClr w14:val="tx1"/>
-                  </w14:solidFill>
-                </w14:textFill>
-              </w:rPr>
-              <w:t>17-18</w:t>
-            </w:r>
-          </w:p>
-        </w:tc>
-      </w:tr>
-      <w:tr>
-        <w:tblPrEx>
-          <w:tblBorders>
-            <w:top w:val="single" w:color="auto" w:sz="4" w:space="0"/>
-            <w:left w:val="single" w:color="auto" w:sz="4" w:space="0"/>
-            <w:bottom w:val="single" w:color="auto" w:sz="4" w:space="0"/>
-            <w:right w:val="single" w:color="auto" w:sz="4" w:space="0"/>
-            <w:insideH w:val="single" w:color="auto" w:sz="4" w:space="0"/>
-            <w:insideV w:val="single" w:color="auto" w:sz="4" w:space="0"/>
-          </w:tblBorders>
-          <w:tblCellMar>
-            <w:top w:w="0" w:type="dxa"/>
-            <w:left w:w="108" w:type="dxa"/>
-            <w:bottom w:w="0" w:type="dxa"/>
-            <w:right w:w="108" w:type="dxa"/>
-          </w:tblCellMar>
-        </w:tblPrEx>
-        <w:tc>
-          <w:tcPr>
-            <w:tcW w:w="0" w:type="auto"/>
-            <w:vAlign w:val="center"/>
-          </w:tcPr>
-          <w:p>
-            <w:pPr>
-              <w:spacing w:after="0" w:line="240" w:lineRule="auto"/>
-              <w:jc w:val="center"/>
-              <w:rPr>
-                <w:rFonts w:hint="default" w:ascii="Times New Roman" w:hAnsi="Times New Roman" w:eastAsia="Times New Roman" w:cs="Times New Roman"/>
-                <w:b/>
-                <w:bCs/>
-                <w:color w:val="000000" w:themeColor="text1"/>
-                <w:sz w:val="24"/>
-                <w:szCs w:val="24"/>
-                <w:vertAlign w:val="baseline"/>
-                <w:lang w:val="en-US"/>
-                <w14:textFill>
-                  <w14:solidFill>
-                    <w14:schemeClr w14:val="tx1"/>
-                  </w14:solidFill>
-                </w14:textFill>
-              </w:rPr>
-            </w:pPr>
-            <w:r>
-              <w:rPr>
-                <w:rFonts w:hint="default" w:ascii="Times New Roman" w:hAnsi="Times New Roman" w:eastAsia="Times New Roman" w:cs="Times New Roman"/>
-                <w:b/>
-                <w:bCs/>
-                <w:color w:val="000000" w:themeColor="text1"/>
-                <w:sz w:val="24"/>
-                <w:szCs w:val="24"/>
-                <w:vertAlign w:val="baseline"/>
-                <w:lang w:val="en-US"/>
-                <w14:textFill>
-                  <w14:solidFill>
-                    <w14:schemeClr w14:val="tx1"/>
-                  </w14:solidFill>
-                </w14:textFill>
-              </w:rPr>
-              <w:t>13</w:t>
-            </w:r>
-          </w:p>
-        </w:tc>
-        <w:tc>
-          <w:tcPr>
-            <w:tcW w:w="0" w:type="auto"/>
-            <w:vAlign w:val="center"/>
-          </w:tcPr>
-          <w:p>
-            <w:pPr>
-              <w:spacing w:after="0" w:line="240" w:lineRule="auto"/>
-              <w:jc w:val="both"/>
-              <w:rPr>
-                <w:rFonts w:hint="default" w:ascii="Times New Roman" w:hAnsi="Times New Roman" w:eastAsia="Times New Roman" w:cs="Times New Roman"/>
-                <w:b w:val="0"/>
-                <w:bCs w:val="0"/>
-                <w:color w:val="000000" w:themeColor="text1"/>
-                <w:sz w:val="28"/>
-                <w:szCs w:val="28"/>
-                <w:vertAlign w:val="baseline"/>
-                <w:lang w:val="en-US"/>
-                <w14:textFill>
-                  <w14:solidFill>
-                    <w14:schemeClr w14:val="tx1"/>
-                  </w14:solidFill>
-                </w14:textFill>
-              </w:rPr>
-            </w:pPr>
-            <w:r>
-              <w:rPr>
-                <w:rFonts w:hint="default" w:ascii="Times New Roman" w:hAnsi="Times New Roman" w:eastAsia="Times New Roman"/>
-                <w:b w:val="0"/>
-                <w:bCs w:val="0"/>
-                <w:color w:val="000000" w:themeColor="text1"/>
-                <w:sz w:val="28"/>
-                <w:szCs w:val="28"/>
-                <w:vertAlign w:val="baseline"/>
-                <w:lang w:val="en-US"/>
-                <w14:textFill>
-                  <w14:solidFill>
-                    <w14:schemeClr w14:val="tx1"/>
-                  </w14:solidFill>
-                </w14:textFill>
-              </w:rPr>
-              <w:t>Write a C++ program to find Square of a Number using inline function.</w:t>
-            </w:r>
-          </w:p>
-        </w:tc>
-        <w:tc>
-          <w:tcPr>
-            <w:tcW w:w="0" w:type="auto"/>
-            <w:vAlign w:val="center"/>
-          </w:tcPr>
-          <w:p>
-            <w:pPr>
-              <w:spacing w:after="0" w:line="240" w:lineRule="auto"/>
-              <w:jc w:val="center"/>
-              <w:rPr>
-                <w:rFonts w:hint="default" w:ascii="Times New Roman" w:hAnsi="Times New Roman" w:eastAsia="Times New Roman" w:cs="Times New Roman"/>
-                <w:b/>
-                <w:bCs/>
-                <w:color w:val="000000" w:themeColor="text1"/>
-                <w:sz w:val="24"/>
-                <w:szCs w:val="24"/>
-                <w:vertAlign w:val="baseline"/>
-                <w:lang w:val="en-US"/>
-                <w14:textFill>
-                  <w14:solidFill>
-                    <w14:schemeClr w14:val="tx1"/>
-                  </w14:solidFill>
-                </w14:textFill>
-              </w:rPr>
-            </w:pPr>
-            <w:r>
-              <w:rPr>
-                <w:rFonts w:hint="default" w:ascii="Times New Roman" w:hAnsi="Times New Roman" w:eastAsia="Times New Roman" w:cs="Times New Roman"/>
-                <w:b/>
-                <w:bCs/>
-                <w:color w:val="000000" w:themeColor="text1"/>
-                <w:sz w:val="24"/>
-                <w:szCs w:val="24"/>
-                <w:vertAlign w:val="baseline"/>
-                <w:lang w:val="en-US"/>
-                <w14:textFill>
-                  <w14:solidFill>
-                    <w14:schemeClr w14:val="tx1"/>
-                  </w14:solidFill>
-                </w14:textFill>
-              </w:rPr>
-              <w:t>19</w:t>
-            </w:r>
-          </w:p>
-        </w:tc>
-      </w:tr>
-      <w:tr>
-        <w:tblPrEx>
-          <w:tblBorders>
-            <w:top w:val="single" w:color="auto" w:sz="4" w:space="0"/>
-            <w:left w:val="single" w:color="auto" w:sz="4" w:space="0"/>
-            <w:bottom w:val="single" w:color="auto" w:sz="4" w:space="0"/>
-            <w:right w:val="single" w:color="auto" w:sz="4" w:space="0"/>
-            <w:insideH w:val="single" w:color="auto" w:sz="4" w:space="0"/>
-            <w:insideV w:val="single" w:color="auto" w:sz="4" w:space="0"/>
-          </w:tblBorders>
-          <w:tblCellMar>
-            <w:top w:w="0" w:type="dxa"/>
-            <w:left w:w="108" w:type="dxa"/>
-            <w:bottom w:w="0" w:type="dxa"/>
-            <w:right w:w="108" w:type="dxa"/>
-          </w:tblCellMar>
-        </w:tblPrEx>
-        <w:tc>
-          <w:tcPr>
-            <w:tcW w:w="0" w:type="auto"/>
-            <w:vAlign w:val="center"/>
-          </w:tcPr>
-          <w:p>
-            <w:pPr>
-              <w:spacing w:after="0" w:line="240" w:lineRule="auto"/>
-              <w:jc w:val="center"/>
-              <w:rPr>
-                <w:rFonts w:hint="default" w:ascii="Times New Roman" w:hAnsi="Times New Roman" w:eastAsia="Times New Roman" w:cs="Times New Roman"/>
-                <w:b/>
-                <w:bCs/>
-                <w:color w:val="000000" w:themeColor="text1"/>
-                <w:sz w:val="24"/>
-                <w:szCs w:val="24"/>
-                <w:vertAlign w:val="baseline"/>
-                <w:lang w:val="en-US"/>
-                <w14:textFill>
-                  <w14:solidFill>
-                    <w14:schemeClr w14:val="tx1"/>
-                  </w14:solidFill>
-                </w14:textFill>
-              </w:rPr>
-            </w:pPr>
-            <w:r>
-              <w:rPr>
-                <w:rFonts w:hint="default" w:ascii="Times New Roman" w:hAnsi="Times New Roman" w:eastAsia="Times New Roman" w:cs="Times New Roman"/>
-                <w:b/>
-                <w:bCs/>
-                <w:color w:val="000000" w:themeColor="text1"/>
-                <w:sz w:val="24"/>
-                <w:szCs w:val="24"/>
-                <w:vertAlign w:val="baseline"/>
-                <w:lang w:val="en-US"/>
-                <w14:textFill>
-                  <w14:solidFill>
-                    <w14:schemeClr w14:val="tx1"/>
-                  </w14:solidFill>
-                </w14:textFill>
-              </w:rPr>
-              <w:t>14</w:t>
-            </w:r>
-          </w:p>
-        </w:tc>
-        <w:tc>
-          <w:tcPr>
-            <w:tcW w:w="0" w:type="auto"/>
-            <w:vAlign w:val="center"/>
-          </w:tcPr>
-          <w:p>
-            <w:pPr>
-              <w:spacing w:after="0" w:line="240" w:lineRule="auto"/>
-              <w:jc w:val="both"/>
-              <w:rPr>
-                <w:rFonts w:hint="default" w:ascii="Times New Roman" w:hAnsi="Times New Roman" w:eastAsia="Times New Roman" w:cs="Times New Roman"/>
-                <w:b w:val="0"/>
-                <w:bCs w:val="0"/>
-                <w:color w:val="000000" w:themeColor="text1"/>
-                <w:sz w:val="28"/>
-                <w:szCs w:val="28"/>
-                <w:vertAlign w:val="baseline"/>
-                <w:lang w:val="en-US"/>
-                <w14:textFill>
-                  <w14:solidFill>
-                    <w14:schemeClr w14:val="tx1"/>
-                  </w14:solidFill>
-                </w14:textFill>
-              </w:rPr>
-            </w:pPr>
-            <w:r>
-              <w:rPr>
-                <w:rFonts w:hint="default" w:ascii="Times New Roman" w:hAnsi="Times New Roman" w:eastAsia="Times New Roman"/>
-                <w:b w:val="0"/>
-                <w:bCs w:val="0"/>
-                <w:color w:val="000000" w:themeColor="text1"/>
-                <w:sz w:val="28"/>
-                <w:szCs w:val="28"/>
-                <w:vertAlign w:val="baseline"/>
-                <w:lang w:val="en-US"/>
-                <w14:textFill>
-                  <w14:solidFill>
-                    <w14:schemeClr w14:val="tx1"/>
-                  </w14:solidFill>
-                </w14:textFill>
-              </w:rPr>
-              <w:t>Write a menu-driven C++ program to calculate volume of cube, cuboid, cone, cylinder, and sphere using function overloading. For an incorrect choice, proper error message should be displayed.</w:t>
-            </w:r>
-          </w:p>
-        </w:tc>
-        <w:tc>
-          <w:tcPr>
-            <w:tcW w:w="0" w:type="auto"/>
-            <w:vAlign w:val="center"/>
-          </w:tcPr>
-          <w:p>
-            <w:pPr>
-              <w:spacing w:after="0" w:line="240" w:lineRule="auto"/>
-              <w:jc w:val="center"/>
-              <w:rPr>
-                <w:rFonts w:hint="default" w:ascii="Times New Roman" w:hAnsi="Times New Roman" w:eastAsia="Times New Roman" w:cs="Times New Roman"/>
-                <w:b/>
-                <w:bCs/>
-                <w:color w:val="000000" w:themeColor="text1"/>
-                <w:sz w:val="24"/>
-                <w:szCs w:val="24"/>
-                <w:vertAlign w:val="baseline"/>
-                <w:lang w:val="en-US"/>
-                <w14:textFill>
-                  <w14:solidFill>
-                    <w14:schemeClr w14:val="tx1"/>
-                  </w14:solidFill>
-                </w14:textFill>
-              </w:rPr>
-            </w:pPr>
-            <w:r>
-              <w:rPr>
-                <w:rFonts w:hint="default" w:ascii="Times New Roman" w:hAnsi="Times New Roman" w:eastAsia="Times New Roman" w:cs="Times New Roman"/>
-                <w:b/>
-                <w:bCs/>
-                <w:color w:val="000000" w:themeColor="text1"/>
-                <w:sz w:val="24"/>
-                <w:szCs w:val="24"/>
-                <w:vertAlign w:val="baseline"/>
-                <w:lang w:val="en-US"/>
-                <w14:textFill>
-                  <w14:solidFill>
-                    <w14:schemeClr w14:val="tx1"/>
-                  </w14:solidFill>
-                </w14:textFill>
-              </w:rPr>
-              <w:t>20-21</w:t>
-            </w:r>
-          </w:p>
-        </w:tc>
-      </w:tr>
-      <w:tr>
-        <w:tblPrEx>
-          <w:tblBorders>
-            <w:top w:val="single" w:color="auto" w:sz="4" w:space="0"/>
-            <w:left w:val="single" w:color="auto" w:sz="4" w:space="0"/>
-            <w:bottom w:val="single" w:color="auto" w:sz="4" w:space="0"/>
-            <w:right w:val="single" w:color="auto" w:sz="4" w:space="0"/>
-            <w:insideH w:val="single" w:color="auto" w:sz="4" w:space="0"/>
-            <w:insideV w:val="single" w:color="auto" w:sz="4" w:space="0"/>
-          </w:tblBorders>
-          <w:tblCellMar>
-            <w:top w:w="0" w:type="dxa"/>
-            <w:left w:w="108" w:type="dxa"/>
-            <w:bottom w:w="0" w:type="dxa"/>
-            <w:right w:w="108" w:type="dxa"/>
-          </w:tblCellMar>
-        </w:tblPrEx>
-        <w:tc>
-          <w:tcPr>
-            <w:tcW w:w="0" w:type="auto"/>
-            <w:vAlign w:val="center"/>
-          </w:tcPr>
-          <w:p>
-            <w:pPr>
-              <w:spacing w:after="0" w:line="240" w:lineRule="auto"/>
-              <w:jc w:val="center"/>
-              <w:rPr>
-                <w:rFonts w:hint="default" w:ascii="Times New Roman" w:hAnsi="Times New Roman" w:eastAsia="Times New Roman" w:cs="Times New Roman"/>
-                <w:b/>
-                <w:bCs/>
-                <w:color w:val="000000" w:themeColor="text1"/>
-                <w:sz w:val="24"/>
-                <w:szCs w:val="24"/>
-                <w:vertAlign w:val="baseline"/>
-                <w:lang w:val="en-US"/>
-                <w14:textFill>
-                  <w14:solidFill>
-                    <w14:schemeClr w14:val="tx1"/>
-                  </w14:solidFill>
-                </w14:textFill>
-              </w:rPr>
-            </w:pPr>
-            <w:r>
-              <w:rPr>
-                <w:rFonts w:hint="default" w:ascii="Times New Roman" w:hAnsi="Times New Roman" w:eastAsia="Times New Roman" w:cs="Times New Roman"/>
-                <w:b/>
-                <w:bCs/>
-                <w:color w:val="000000" w:themeColor="text1"/>
-                <w:sz w:val="24"/>
-                <w:szCs w:val="24"/>
-                <w:vertAlign w:val="baseline"/>
-                <w:lang w:val="en-US"/>
-                <w14:textFill>
-                  <w14:solidFill>
-                    <w14:schemeClr w14:val="tx1"/>
-                  </w14:solidFill>
-                </w14:textFill>
-              </w:rPr>
-              <w:t>15</w:t>
-            </w:r>
-          </w:p>
-        </w:tc>
-        <w:tc>
-          <w:tcPr>
-            <w:tcW w:w="0" w:type="auto"/>
-            <w:vAlign w:val="center"/>
-          </w:tcPr>
-          <w:p>
-            <w:pPr>
-              <w:spacing w:after="0" w:line="240" w:lineRule="auto"/>
-              <w:jc w:val="both"/>
-              <w:rPr>
-                <w:rFonts w:hint="default" w:ascii="Times New Roman" w:hAnsi="Times New Roman" w:eastAsia="Times New Roman" w:cs="Times New Roman"/>
-                <w:b w:val="0"/>
-                <w:bCs w:val="0"/>
-                <w:color w:val="000000" w:themeColor="text1"/>
-                <w:sz w:val="28"/>
-                <w:szCs w:val="28"/>
-                <w:vertAlign w:val="baseline"/>
-                <w:lang w:val="en-US"/>
-                <w14:textFill>
-                  <w14:solidFill>
-                    <w14:schemeClr w14:val="tx1"/>
-                  </w14:solidFill>
-                </w14:textFill>
-              </w:rPr>
-            </w:pPr>
-            <w:r>
-              <w:rPr>
-                <w:rFonts w:hint="default" w:ascii="Times New Roman" w:hAnsi="Times New Roman" w:eastAsia="Times New Roman"/>
-                <w:b w:val="0"/>
-                <w:bCs w:val="0"/>
-                <w:color w:val="000000" w:themeColor="text1"/>
-                <w:sz w:val="28"/>
-                <w:szCs w:val="28"/>
-                <w:vertAlign w:val="baseline"/>
-                <w:lang w:val="en-US"/>
-                <w14:textFill>
-                  <w14:solidFill>
-                    <w14:schemeClr w14:val="tx1"/>
-                  </w14:solidFill>
-                </w14:textFill>
-              </w:rPr>
-              <w:t>Write a C++ program to overload the function calculate() as follows void calculate(int m, char ch) with one integer argument and one character argument. If ch  is ‘r’ then the function reverse the digits of integer m. If ch is ‘p’, then the function will  check whether integer m is prime or not. It should be noted that the number of digits in m  should be greater than 1. Note: no library function should be used.</w:t>
-            </w:r>
-          </w:p>
-        </w:tc>
-        <w:tc>
-          <w:tcPr>
-            <w:tcW w:w="0" w:type="auto"/>
-            <w:vAlign w:val="center"/>
-          </w:tcPr>
-          <w:p>
-            <w:pPr>
-              <w:spacing w:after="0" w:line="240" w:lineRule="auto"/>
-              <w:jc w:val="center"/>
-              <w:rPr>
-                <w:rFonts w:hint="default" w:ascii="Times New Roman" w:hAnsi="Times New Roman" w:eastAsia="Times New Roman" w:cs="Times New Roman"/>
-                <w:b/>
-                <w:bCs/>
-                <w:color w:val="000000" w:themeColor="text1"/>
-                <w:sz w:val="24"/>
-                <w:szCs w:val="24"/>
-                <w:vertAlign w:val="baseline"/>
-                <w:lang w:val="en-US"/>
-                <w14:textFill>
-                  <w14:solidFill>
-                    <w14:schemeClr w14:val="tx1"/>
-                  </w14:solidFill>
-                </w14:textFill>
-              </w:rPr>
-            </w:pPr>
-            <w:r>
-              <w:rPr>
-                <w:rFonts w:hint="default" w:ascii="Times New Roman" w:hAnsi="Times New Roman" w:eastAsia="Times New Roman" w:cs="Times New Roman"/>
-                <w:b/>
-                <w:bCs/>
-                <w:color w:val="000000" w:themeColor="text1"/>
-                <w:sz w:val="24"/>
-                <w:szCs w:val="24"/>
-                <w:vertAlign w:val="baseline"/>
-                <w:lang w:val="en-US"/>
-                <w14:textFill>
-                  <w14:solidFill>
-                    <w14:schemeClr w14:val="tx1"/>
-                  </w14:solidFill>
-                </w14:textFill>
-              </w:rPr>
-              <w:t>22</w:t>
-            </w:r>
-          </w:p>
-        </w:tc>
-      </w:tr>
-      <w:tr>
-        <w:tblPrEx>
-          <w:tblBorders>
-            <w:top w:val="single" w:color="auto" w:sz="4" w:space="0"/>
-            <w:left w:val="single" w:color="auto" w:sz="4" w:space="0"/>
-            <w:bottom w:val="single" w:color="auto" w:sz="4" w:space="0"/>
-            <w:right w:val="single" w:color="auto" w:sz="4" w:space="0"/>
-            <w:insideH w:val="single" w:color="auto" w:sz="4" w:space="0"/>
-            <w:insideV w:val="single" w:color="auto" w:sz="4" w:space="0"/>
-          </w:tblBorders>
-          <w:tblCellMar>
-            <w:top w:w="0" w:type="dxa"/>
-            <w:left w:w="108" w:type="dxa"/>
-            <w:bottom w:w="0" w:type="dxa"/>
-            <w:right w:w="108" w:type="dxa"/>
-          </w:tblCellMar>
-        </w:tblPrEx>
-        <w:tc>
-          <w:tcPr>
-            <w:tcW w:w="0" w:type="auto"/>
-            <w:vAlign w:val="center"/>
-          </w:tcPr>
-          <w:p>
-            <w:pPr>
-              <w:spacing w:after="0" w:line="240" w:lineRule="auto"/>
-              <w:jc w:val="center"/>
-              <w:rPr>
-                <w:rFonts w:hint="default" w:ascii="Times New Roman" w:hAnsi="Times New Roman" w:eastAsia="Times New Roman" w:cs="Times New Roman"/>
-                <w:b/>
-                <w:bCs/>
-                <w:color w:val="000000" w:themeColor="text1"/>
-                <w:sz w:val="24"/>
-                <w:szCs w:val="24"/>
-                <w:vertAlign w:val="baseline"/>
-                <w:lang w:val="en-US"/>
-                <w14:textFill>
-                  <w14:solidFill>
-                    <w14:schemeClr w14:val="tx1"/>
-                  </w14:solidFill>
-                </w14:textFill>
-              </w:rPr>
-            </w:pPr>
-            <w:r>
-              <w:rPr>
-                <w:rFonts w:hint="default" w:ascii="Times New Roman" w:hAnsi="Times New Roman" w:eastAsia="Times New Roman" w:cs="Times New Roman"/>
-                <w:b/>
-                <w:bCs/>
-                <w:color w:val="000000" w:themeColor="text1"/>
-                <w:sz w:val="24"/>
-                <w:szCs w:val="24"/>
-                <w:vertAlign w:val="baseline"/>
-                <w:lang w:val="en-US"/>
-                <w14:textFill>
-                  <w14:solidFill>
-                    <w14:schemeClr w14:val="tx1"/>
-                  </w14:solidFill>
-                </w14:textFill>
-              </w:rPr>
-              <w:t>16</w:t>
-            </w:r>
-          </w:p>
-        </w:tc>
-        <w:tc>
-          <w:tcPr>
-            <w:tcW w:w="0" w:type="auto"/>
-            <w:vAlign w:val="center"/>
-          </w:tcPr>
-          <w:p>
-            <w:pPr>
-              <w:spacing w:after="0" w:line="240" w:lineRule="auto"/>
-              <w:jc w:val="both"/>
-              <w:rPr>
-                <w:rFonts w:hint="default" w:ascii="Times New Roman" w:hAnsi="Times New Roman" w:eastAsia="Times New Roman" w:cs="Times New Roman"/>
-                <w:b w:val="0"/>
-                <w:bCs w:val="0"/>
-                <w:color w:val="000000" w:themeColor="text1"/>
-                <w:sz w:val="28"/>
-                <w:szCs w:val="28"/>
-                <w:vertAlign w:val="baseline"/>
-                <w:lang w:val="en-US"/>
-                <w14:textFill>
-                  <w14:solidFill>
-                    <w14:schemeClr w14:val="tx1"/>
-                  </w14:solidFill>
-                </w14:textFill>
-              </w:rPr>
-            </w:pPr>
-            <w:r>
-              <w:rPr>
-                <w:rFonts w:hint="default" w:ascii="Times New Roman" w:hAnsi="Times New Roman" w:eastAsia="Times New Roman"/>
-                <w:b w:val="0"/>
-                <w:bCs w:val="0"/>
-                <w:color w:val="000000" w:themeColor="text1"/>
-                <w:sz w:val="28"/>
-                <w:szCs w:val="28"/>
-                <w:vertAlign w:val="baseline"/>
-                <w:lang w:val="en-US"/>
-                <w14:textFill>
-                  <w14:solidFill>
-                    <w14:schemeClr w14:val="tx1"/>
-                  </w14:solidFill>
-                </w14:textFill>
-              </w:rPr>
-              <w:t>Write a C++ program to overload operator ‘+’ to concatenate two strings and hence reverse the concatenated string.</w:t>
-            </w:r>
-          </w:p>
-        </w:tc>
-        <w:tc>
-          <w:tcPr>
-            <w:tcW w:w="0" w:type="auto"/>
-            <w:vAlign w:val="center"/>
-          </w:tcPr>
-          <w:p>
-            <w:pPr>
-              <w:spacing w:after="0" w:line="240" w:lineRule="auto"/>
-              <w:jc w:val="center"/>
-              <w:rPr>
-                <w:rFonts w:hint="default" w:ascii="Times New Roman" w:hAnsi="Times New Roman" w:eastAsia="Times New Roman" w:cs="Times New Roman"/>
-                <w:b/>
-                <w:bCs/>
-                <w:color w:val="000000" w:themeColor="text1"/>
-                <w:sz w:val="24"/>
-                <w:szCs w:val="24"/>
-                <w:vertAlign w:val="baseline"/>
-                <w:lang w:val="en-US"/>
-                <w14:textFill>
-                  <w14:solidFill>
-                    <w14:schemeClr w14:val="tx1"/>
-                  </w14:solidFill>
-                </w14:textFill>
-              </w:rPr>
-            </w:pPr>
-            <w:r>
-              <w:rPr>
-                <w:rFonts w:hint="default" w:ascii="Times New Roman" w:hAnsi="Times New Roman" w:eastAsia="Times New Roman" w:cs="Times New Roman"/>
-                <w:b/>
-                <w:bCs/>
-                <w:color w:val="000000" w:themeColor="text1"/>
-                <w:sz w:val="24"/>
-                <w:szCs w:val="24"/>
-                <w:vertAlign w:val="baseline"/>
-                <w:lang w:val="en-US"/>
-                <w14:textFill>
-                  <w14:solidFill>
-                    <w14:schemeClr w14:val="tx1"/>
-                  </w14:solidFill>
-                </w14:textFill>
-              </w:rPr>
-              <w:t>23</w:t>
-            </w:r>
-          </w:p>
-        </w:tc>
-      </w:tr>
-      <w:tr>
-        <w:tblPrEx>
-          <w:tblBorders>
-            <w:top w:val="single" w:color="auto" w:sz="4" w:space="0"/>
-            <w:left w:val="single" w:color="auto" w:sz="4" w:space="0"/>
-            <w:bottom w:val="single" w:color="auto" w:sz="4" w:space="0"/>
-            <w:right w:val="single" w:color="auto" w:sz="4" w:space="0"/>
-            <w:insideH w:val="single" w:color="auto" w:sz="4" w:space="0"/>
-            <w:insideV w:val="single" w:color="auto" w:sz="4" w:space="0"/>
-          </w:tblBorders>
-          <w:tblCellMar>
-            <w:top w:w="0" w:type="dxa"/>
-            <w:left w:w="108" w:type="dxa"/>
-            <w:bottom w:w="0" w:type="dxa"/>
-            <w:right w:w="108" w:type="dxa"/>
-          </w:tblCellMar>
-        </w:tblPrEx>
-        <w:tc>
-          <w:tcPr>
-            <w:tcW w:w="0" w:type="auto"/>
-            <w:vAlign w:val="center"/>
-          </w:tcPr>
-          <w:p>
-            <w:pPr>
-              <w:spacing w:after="0" w:line="240" w:lineRule="auto"/>
-              <w:jc w:val="center"/>
-              <w:rPr>
-                <w:rFonts w:hint="default" w:ascii="Times New Roman" w:hAnsi="Times New Roman" w:eastAsia="Times New Roman" w:cs="Times New Roman"/>
-                <w:b/>
-                <w:bCs/>
-                <w:color w:val="000000" w:themeColor="text1"/>
-                <w:sz w:val="24"/>
-                <w:szCs w:val="24"/>
-                <w:vertAlign w:val="baseline"/>
-                <w:lang w:val="en-US"/>
-                <w14:textFill>
-                  <w14:solidFill>
-                    <w14:schemeClr w14:val="tx1"/>
-                  </w14:solidFill>
-                </w14:textFill>
-              </w:rPr>
-            </w:pPr>
-            <w:r>
-              <w:rPr>
-                <w:rFonts w:hint="default" w:ascii="Times New Roman" w:hAnsi="Times New Roman" w:eastAsia="Times New Roman" w:cs="Times New Roman"/>
-                <w:b/>
-                <w:bCs/>
-                <w:color w:val="000000" w:themeColor="text1"/>
-                <w:sz w:val="24"/>
-                <w:szCs w:val="24"/>
-                <w:vertAlign w:val="baseline"/>
-                <w:lang w:val="en-US"/>
-                <w14:textFill>
-                  <w14:solidFill>
-                    <w14:schemeClr w14:val="tx1"/>
-                  </w14:solidFill>
-                </w14:textFill>
-              </w:rPr>
-              <w:t>17</w:t>
-            </w:r>
-          </w:p>
-        </w:tc>
-        <w:tc>
-          <w:tcPr>
-            <w:tcW w:w="0" w:type="auto"/>
-            <w:vAlign w:val="center"/>
-          </w:tcPr>
-          <w:p>
-            <w:pPr>
-              <w:spacing w:after="0" w:line="240" w:lineRule="auto"/>
-              <w:jc w:val="both"/>
-              <w:rPr>
-                <w:rFonts w:hint="default" w:ascii="Times New Roman" w:hAnsi="Times New Roman" w:eastAsia="Times New Roman"/>
-                <w:b w:val="0"/>
-                <w:bCs w:val="0"/>
-                <w:color w:val="000000" w:themeColor="text1"/>
-                <w:sz w:val="28"/>
-                <w:szCs w:val="28"/>
-                <w:vertAlign w:val="baseline"/>
-                <w:lang w:val="en-US"/>
-                <w14:textFill>
-                  <w14:solidFill>
-                    <w14:schemeClr w14:val="tx1"/>
-                  </w14:solidFill>
-                </w14:textFill>
-              </w:rPr>
-            </w:pPr>
-            <w:r>
-              <w:rPr>
-                <w:rFonts w:hint="default" w:ascii="Times New Roman" w:hAnsi="Times New Roman" w:eastAsia="Times New Roman"/>
-                <w:b w:val="0"/>
-                <w:bCs w:val="0"/>
-                <w:color w:val="000000" w:themeColor="text1"/>
-                <w:sz w:val="28"/>
-                <w:szCs w:val="28"/>
-                <w:vertAlign w:val="baseline"/>
-                <w:lang w:val="en-US"/>
-                <w14:textFill>
-                  <w14:solidFill>
-                    <w14:schemeClr w14:val="tx1"/>
-                  </w14:solidFill>
-                </w14:textFill>
-              </w:rPr>
-              <w:t>Write a C++ program to overload the following operators</w:t>
-            </w:r>
-          </w:p>
-          <w:p>
-            <w:pPr>
-              <w:spacing w:after="0" w:line="240" w:lineRule="auto"/>
-              <w:jc w:val="both"/>
-              <w:rPr>
-                <w:rFonts w:hint="default" w:ascii="Times New Roman" w:hAnsi="Times New Roman" w:eastAsia="Times New Roman"/>
-                <w:b w:val="0"/>
-                <w:bCs w:val="0"/>
-                <w:color w:val="000000" w:themeColor="text1"/>
-                <w:sz w:val="28"/>
-                <w:szCs w:val="28"/>
-                <w:vertAlign w:val="baseline"/>
-                <w:lang w:val="en-US"/>
-                <w14:textFill>
-                  <w14:solidFill>
-                    <w14:schemeClr w14:val="tx1"/>
-                  </w14:solidFill>
-                </w14:textFill>
-              </w:rPr>
-            </w:pPr>
-            <w:r>
-              <w:rPr>
-                <w:rFonts w:hint="default" w:ascii="Times New Roman" w:hAnsi="Times New Roman" w:eastAsia="Times New Roman"/>
-                <w:b w:val="0"/>
-                <w:bCs w:val="0"/>
-                <w:color w:val="000000" w:themeColor="text1"/>
-                <w:sz w:val="28"/>
-                <w:szCs w:val="28"/>
-                <w:vertAlign w:val="baseline"/>
-                <w:lang w:val="en-US"/>
-                <w14:textFill>
-                  <w14:solidFill>
-                    <w14:schemeClr w14:val="tx1"/>
-                  </w14:solidFill>
-                </w14:textFill>
-              </w:rPr>
-              <w:t>a) ‘&gt;&gt;’ to accept time from user (in hours: mins:sec)</w:t>
-            </w:r>
-          </w:p>
-          <w:p>
-            <w:pPr>
-              <w:spacing w:after="0" w:line="240" w:lineRule="auto"/>
-              <w:jc w:val="both"/>
-              <w:rPr>
-                <w:rFonts w:hint="default" w:ascii="Times New Roman" w:hAnsi="Times New Roman" w:eastAsia="Times New Roman"/>
-                <w:b w:val="0"/>
-                <w:bCs w:val="0"/>
-                <w:color w:val="000000" w:themeColor="text1"/>
-                <w:sz w:val="28"/>
-                <w:szCs w:val="28"/>
-                <w:vertAlign w:val="baseline"/>
-                <w:lang w:val="en-US"/>
-                <w14:textFill>
-                  <w14:solidFill>
-                    <w14:schemeClr w14:val="tx1"/>
-                  </w14:solidFill>
-                </w14:textFill>
-              </w:rPr>
-            </w:pPr>
-            <w:r>
-              <w:rPr>
-                <w:rFonts w:hint="default" w:ascii="Times New Roman" w:hAnsi="Times New Roman" w:eastAsia="Times New Roman"/>
-                <w:b w:val="0"/>
-                <w:bCs w:val="0"/>
-                <w:color w:val="000000" w:themeColor="text1"/>
-                <w:sz w:val="28"/>
-                <w:szCs w:val="28"/>
-                <w:vertAlign w:val="baseline"/>
-                <w:lang w:val="en-US"/>
-                <w14:textFill>
-                  <w14:solidFill>
-                    <w14:schemeClr w14:val="tx1"/>
-                  </w14:solidFill>
-                </w14:textFill>
-              </w:rPr>
-              <w:t>b) ‘+’ to add two different user-given time.</w:t>
-            </w:r>
-          </w:p>
-          <w:p>
-            <w:pPr>
-              <w:spacing w:after="0" w:line="240" w:lineRule="auto"/>
-              <w:jc w:val="both"/>
-              <w:rPr>
-                <w:rFonts w:hint="default" w:ascii="Times New Roman" w:hAnsi="Times New Roman" w:eastAsia="Times New Roman"/>
-                <w:b w:val="0"/>
-                <w:bCs w:val="0"/>
-                <w:color w:val="000000" w:themeColor="text1"/>
-                <w:sz w:val="28"/>
-                <w:szCs w:val="28"/>
-                <w:vertAlign w:val="baseline"/>
-                <w:lang w:val="en-US"/>
-                <w14:textFill>
-                  <w14:solidFill>
-                    <w14:schemeClr w14:val="tx1"/>
-                  </w14:solidFill>
-                </w14:textFill>
-              </w:rPr>
-            </w:pPr>
-            <w:r>
-              <w:rPr>
-                <w:rFonts w:hint="default" w:ascii="Times New Roman" w:hAnsi="Times New Roman" w:eastAsia="Times New Roman"/>
-                <w:b w:val="0"/>
-                <w:bCs w:val="0"/>
-                <w:color w:val="000000" w:themeColor="text1"/>
-                <w:sz w:val="28"/>
-                <w:szCs w:val="28"/>
-                <w:vertAlign w:val="baseline"/>
-                <w:lang w:val="en-US"/>
-                <w14:textFill>
-                  <w14:solidFill>
-                    <w14:schemeClr w14:val="tx1"/>
-                  </w14:solidFill>
-                </w14:textFill>
-              </w:rPr>
-              <w:t>c) ‘&lt;&lt;’ to display the time in hours: mins: sec format.</w:t>
-            </w:r>
-          </w:p>
-          <w:p>
-            <w:pPr>
-              <w:spacing w:after="0" w:line="240" w:lineRule="auto"/>
-              <w:jc w:val="both"/>
-              <w:rPr>
-                <w:rFonts w:hint="default" w:ascii="Times New Roman" w:hAnsi="Times New Roman" w:eastAsia="Times New Roman" w:cs="Times New Roman"/>
-                <w:b w:val="0"/>
-                <w:bCs w:val="0"/>
-                <w:color w:val="000000" w:themeColor="text1"/>
-                <w:sz w:val="28"/>
-                <w:szCs w:val="28"/>
-                <w:vertAlign w:val="baseline"/>
-                <w:lang w:val="en-US"/>
-                <w14:textFill>
-                  <w14:solidFill>
-                    <w14:schemeClr w14:val="tx1"/>
-                  </w14:solidFill>
-                </w14:textFill>
-              </w:rPr>
-            </w:pPr>
-            <w:r>
-              <w:rPr>
-                <w:rFonts w:hint="default" w:ascii="Times New Roman" w:hAnsi="Times New Roman" w:eastAsia="Times New Roman"/>
-                <w:b w:val="0"/>
-                <w:bCs w:val="0"/>
-                <w:color w:val="000000" w:themeColor="text1"/>
-                <w:sz w:val="28"/>
-                <w:szCs w:val="28"/>
-                <w:vertAlign w:val="baseline"/>
-                <w:lang w:val="en-US"/>
-                <w14:textFill>
-                  <w14:solidFill>
-                    <w14:schemeClr w14:val="tx1"/>
-                  </w14:solidFill>
-                </w14:textFill>
-              </w:rPr>
-              <w:t>d) ‘==’ to check whether two user-given times are equal or not.</w:t>
-            </w:r>
-          </w:p>
-        </w:tc>
-        <w:tc>
-          <w:tcPr>
-            <w:tcW w:w="0" w:type="auto"/>
-            <w:vAlign w:val="center"/>
-          </w:tcPr>
-          <w:p>
-            <w:pPr>
-              <w:spacing w:after="0" w:line="240" w:lineRule="auto"/>
-              <w:jc w:val="center"/>
-              <w:rPr>
-                <w:rFonts w:hint="default" w:ascii="Times New Roman" w:hAnsi="Times New Roman" w:eastAsia="Times New Roman" w:cs="Times New Roman"/>
-                <w:b/>
-                <w:bCs/>
-                <w:color w:val="000000" w:themeColor="text1"/>
-                <w:sz w:val="24"/>
-                <w:szCs w:val="24"/>
-                <w:vertAlign w:val="baseline"/>
-                <w:lang w:val="en-US"/>
-                <w14:textFill>
-                  <w14:solidFill>
-                    <w14:schemeClr w14:val="tx1"/>
-                  </w14:solidFill>
-                </w14:textFill>
-              </w:rPr>
-            </w:pPr>
-            <w:r>
-              <w:rPr>
-                <w:rFonts w:hint="default" w:ascii="Times New Roman" w:hAnsi="Times New Roman" w:eastAsia="Times New Roman" w:cs="Times New Roman"/>
-                <w:b/>
-                <w:bCs/>
-                <w:color w:val="000000" w:themeColor="text1"/>
-                <w:sz w:val="24"/>
-                <w:szCs w:val="24"/>
-                <w:vertAlign w:val="baseline"/>
-                <w:lang w:val="en-US"/>
-                <w14:textFill>
-                  <w14:solidFill>
-                    <w14:schemeClr w14:val="tx1"/>
-                  </w14:solidFill>
-                </w14:textFill>
-              </w:rPr>
-              <w:t>24-25</w:t>
-            </w:r>
-          </w:p>
-        </w:tc>
-      </w:tr>
-      <w:tr>
-        <w:tblPrEx>
-          <w:tblBorders>
-            <w:top w:val="single" w:color="auto" w:sz="4" w:space="0"/>
-            <w:left w:val="single" w:color="auto" w:sz="4" w:space="0"/>
-            <w:bottom w:val="single" w:color="auto" w:sz="4" w:space="0"/>
-            <w:right w:val="single" w:color="auto" w:sz="4" w:space="0"/>
-            <w:insideH w:val="single" w:color="auto" w:sz="4" w:space="0"/>
-            <w:insideV w:val="single" w:color="auto" w:sz="4" w:space="0"/>
-          </w:tblBorders>
-          <w:tblCellMar>
-            <w:top w:w="0" w:type="dxa"/>
-            <w:left w:w="108" w:type="dxa"/>
-            <w:bottom w:w="0" w:type="dxa"/>
-            <w:right w:w="108" w:type="dxa"/>
-          </w:tblCellMar>
-        </w:tblPrEx>
-        <w:tc>
-          <w:tcPr>
-            <w:tcW w:w="0" w:type="auto"/>
-            <w:vAlign w:val="center"/>
-          </w:tcPr>
-          <w:p>
-            <w:pPr>
-              <w:spacing w:after="0" w:line="240" w:lineRule="auto"/>
-              <w:jc w:val="center"/>
-              <w:rPr>
-                <w:rFonts w:hint="default" w:ascii="Times New Roman" w:hAnsi="Times New Roman" w:eastAsia="Times New Roman" w:cs="Times New Roman"/>
-                <w:b/>
-                <w:bCs/>
-                <w:color w:val="000000" w:themeColor="text1"/>
-                <w:sz w:val="24"/>
-                <w:szCs w:val="24"/>
-                <w:vertAlign w:val="baseline"/>
-                <w:lang w:val="en-US"/>
-                <w14:textFill>
-                  <w14:solidFill>
-                    <w14:schemeClr w14:val="tx1"/>
-                  </w14:solidFill>
-                </w14:textFill>
-              </w:rPr>
-            </w:pPr>
-            <w:r>
-              <w:rPr>
-                <w:rFonts w:hint="default" w:ascii="Times New Roman" w:hAnsi="Times New Roman" w:eastAsia="Times New Roman" w:cs="Times New Roman"/>
-                <w:b/>
-                <w:bCs/>
-                <w:color w:val="000000" w:themeColor="text1"/>
-                <w:sz w:val="24"/>
-                <w:szCs w:val="24"/>
-                <w:vertAlign w:val="baseline"/>
-                <w:lang w:val="en-US"/>
-                <w14:textFill>
-                  <w14:solidFill>
-                    <w14:schemeClr w14:val="tx1"/>
-                  </w14:solidFill>
-                </w14:textFill>
-              </w:rPr>
-              <w:t>18</w:t>
-            </w:r>
-          </w:p>
-        </w:tc>
-        <w:tc>
-          <w:tcPr>
-            <w:tcW w:w="0" w:type="auto"/>
-            <w:vAlign w:val="center"/>
-          </w:tcPr>
-          <w:p>
-            <w:pPr>
-              <w:spacing w:after="0" w:line="240" w:lineRule="auto"/>
-              <w:jc w:val="both"/>
-              <w:rPr>
-                <w:rFonts w:hint="default" w:ascii="Times New Roman" w:hAnsi="Times New Roman" w:eastAsia="Times New Roman" w:cs="Times New Roman"/>
-                <w:b w:val="0"/>
-                <w:bCs w:val="0"/>
-                <w:color w:val="000000" w:themeColor="text1"/>
-                <w:sz w:val="28"/>
-                <w:szCs w:val="28"/>
-                <w:vertAlign w:val="baseline"/>
-                <w:lang w:val="en-US"/>
-                <w14:textFill>
-                  <w14:solidFill>
-                    <w14:schemeClr w14:val="tx1"/>
-                  </w14:solidFill>
-                </w14:textFill>
-              </w:rPr>
-            </w:pPr>
-            <w:r>
-              <w:rPr>
-                <w:rFonts w:hint="default" w:ascii="Times New Roman" w:hAnsi="Times New Roman" w:eastAsia="Times New Roman"/>
-                <w:b w:val="0"/>
-                <w:bCs w:val="0"/>
-                <w:color w:val="000000" w:themeColor="text1"/>
-                <w:sz w:val="28"/>
-                <w:szCs w:val="28"/>
-                <w:vertAlign w:val="baseline"/>
-                <w:lang w:val="en-US"/>
-                <w14:textFill>
-                  <w14:solidFill>
-                    <w14:schemeClr w14:val="tx1"/>
-                  </w14:solidFill>
-                </w14:textFill>
-              </w:rPr>
-              <w:t>Write a C++ program to swap two numbers using friend function without using third variable.</w:t>
-            </w:r>
-          </w:p>
-        </w:tc>
-        <w:tc>
-          <w:tcPr>
-            <w:tcW w:w="0" w:type="auto"/>
-            <w:vAlign w:val="center"/>
-          </w:tcPr>
-          <w:p>
-            <w:pPr>
-              <w:spacing w:after="0" w:line="240" w:lineRule="auto"/>
-              <w:jc w:val="center"/>
-              <w:rPr>
-                <w:rFonts w:hint="default" w:ascii="Times New Roman" w:hAnsi="Times New Roman" w:eastAsia="Times New Roman" w:cs="Times New Roman"/>
-                <w:b/>
-                <w:bCs/>
-                <w:color w:val="000000" w:themeColor="text1"/>
-                <w:sz w:val="24"/>
-                <w:szCs w:val="24"/>
-                <w:vertAlign w:val="baseline"/>
-                <w:lang w:val="en-US"/>
-                <w14:textFill>
-                  <w14:solidFill>
-                    <w14:schemeClr w14:val="tx1"/>
-                  </w14:solidFill>
-                </w14:textFill>
-              </w:rPr>
-            </w:pPr>
-            <w:r>
-              <w:rPr>
-                <w:rFonts w:hint="default" w:ascii="Times New Roman" w:hAnsi="Times New Roman" w:eastAsia="Times New Roman" w:cs="Times New Roman"/>
-                <w:b/>
-                <w:bCs/>
-                <w:color w:val="000000" w:themeColor="text1"/>
-                <w:sz w:val="24"/>
-                <w:szCs w:val="24"/>
-                <w:vertAlign w:val="baseline"/>
-                <w:lang w:val="en-US"/>
-                <w14:textFill>
-                  <w14:solidFill>
-                    <w14:schemeClr w14:val="tx1"/>
-                  </w14:solidFill>
-                </w14:textFill>
-              </w:rPr>
-              <w:t>26</w:t>
-            </w:r>
-          </w:p>
-        </w:tc>
-      </w:tr>
-      <w:tr>
-        <w:tblPrEx>
-          <w:tblBorders>
-            <w:top w:val="single" w:color="auto" w:sz="4" w:space="0"/>
-            <w:left w:val="single" w:color="auto" w:sz="4" w:space="0"/>
-            <w:bottom w:val="single" w:color="auto" w:sz="4" w:space="0"/>
-            <w:right w:val="single" w:color="auto" w:sz="4" w:space="0"/>
-            <w:insideH w:val="single" w:color="auto" w:sz="4" w:space="0"/>
-            <w:insideV w:val="single" w:color="auto" w:sz="4" w:space="0"/>
-          </w:tblBorders>
-          <w:tblCellMar>
-            <w:top w:w="0" w:type="dxa"/>
-            <w:left w:w="108" w:type="dxa"/>
-            <w:bottom w:w="0" w:type="dxa"/>
-            <w:right w:w="108" w:type="dxa"/>
-          </w:tblCellMar>
-        </w:tblPrEx>
-        <w:tc>
-          <w:tcPr>
-            <w:tcW w:w="0" w:type="auto"/>
-            <w:vAlign w:val="center"/>
-          </w:tcPr>
-          <w:p>
-            <w:pPr>
-              <w:spacing w:after="0" w:line="240" w:lineRule="auto"/>
-              <w:jc w:val="center"/>
-              <w:rPr>
-                <w:rFonts w:hint="default" w:ascii="Times New Roman" w:hAnsi="Times New Roman" w:eastAsia="Times New Roman" w:cs="Times New Roman"/>
-                <w:b/>
-                <w:bCs/>
-                <w:color w:val="000000" w:themeColor="text1"/>
-                <w:sz w:val="24"/>
-                <w:szCs w:val="24"/>
-                <w:vertAlign w:val="baseline"/>
-                <w:lang w:val="en-US"/>
-                <w14:textFill>
-                  <w14:solidFill>
-                    <w14:schemeClr w14:val="tx1"/>
-                  </w14:solidFill>
-                </w14:textFill>
-              </w:rPr>
-            </w:pPr>
-            <w:r>
-              <w:rPr>
-                <w:rFonts w:hint="default" w:ascii="Times New Roman" w:hAnsi="Times New Roman" w:eastAsia="Times New Roman" w:cs="Times New Roman"/>
-                <w:b/>
-                <w:bCs/>
-                <w:color w:val="000000" w:themeColor="text1"/>
-                <w:sz w:val="24"/>
-                <w:szCs w:val="24"/>
-                <w:vertAlign w:val="baseline"/>
-                <w:lang w:val="en-US"/>
-                <w14:textFill>
-                  <w14:solidFill>
-                    <w14:schemeClr w14:val="tx1"/>
-                  </w14:solidFill>
-                </w14:textFill>
-              </w:rPr>
-              <w:t>19</w:t>
-            </w:r>
-          </w:p>
-        </w:tc>
-        <w:tc>
-          <w:tcPr>
-            <w:tcW w:w="0" w:type="auto"/>
-            <w:vAlign w:val="center"/>
-          </w:tcPr>
-          <w:p>
-            <w:pPr>
-              <w:spacing w:after="0" w:line="240" w:lineRule="auto"/>
-              <w:jc w:val="both"/>
-              <w:rPr>
-                <w:rFonts w:hint="default" w:ascii="Times New Roman" w:hAnsi="Times New Roman" w:eastAsia="Times New Roman" w:cs="Times New Roman"/>
-                <w:b w:val="0"/>
-                <w:bCs w:val="0"/>
-                <w:color w:val="000000" w:themeColor="text1"/>
-                <w:sz w:val="28"/>
-                <w:szCs w:val="28"/>
-                <w:vertAlign w:val="baseline"/>
-                <w:lang w:val="en-US"/>
-                <w14:textFill>
-                  <w14:solidFill>
-                    <w14:schemeClr w14:val="tx1"/>
-                  </w14:solidFill>
-                </w14:textFill>
-              </w:rPr>
-            </w:pPr>
-            <w:r>
-              <w:rPr>
-                <w:rFonts w:hint="default" w:ascii="Times New Roman" w:hAnsi="Times New Roman" w:eastAsia="Times New Roman"/>
-                <w:b w:val="0"/>
-                <w:bCs w:val="0"/>
-                <w:color w:val="000000" w:themeColor="text1"/>
-                <w:sz w:val="28"/>
-                <w:szCs w:val="28"/>
-                <w:vertAlign w:val="baseline"/>
-                <w:lang w:val="en-US"/>
-                <w14:textFill>
-                  <w14:solidFill>
-                    <w14:schemeClr w14:val="tx1"/>
-                  </w14:solidFill>
-                </w14:textFill>
-              </w:rPr>
-              <w:t>Write a C++ program to add two complex numbers using friend function.</w:t>
-            </w:r>
-          </w:p>
-        </w:tc>
-        <w:tc>
-          <w:tcPr>
-            <w:tcW w:w="0" w:type="auto"/>
-            <w:vAlign w:val="center"/>
-          </w:tcPr>
-          <w:p>
-            <w:pPr>
-              <w:spacing w:after="0" w:line="240" w:lineRule="auto"/>
-              <w:jc w:val="center"/>
-              <w:rPr>
-                <w:rFonts w:hint="default" w:ascii="Times New Roman" w:hAnsi="Times New Roman" w:eastAsia="Times New Roman" w:cs="Times New Roman"/>
-                <w:b/>
-                <w:bCs/>
-                <w:color w:val="000000" w:themeColor="text1"/>
-                <w:sz w:val="24"/>
-                <w:szCs w:val="24"/>
-                <w:vertAlign w:val="baseline"/>
-                <w:lang w:val="en-US"/>
-                <w14:textFill>
-                  <w14:solidFill>
-                    <w14:schemeClr w14:val="tx1"/>
-                  </w14:solidFill>
-                </w14:textFill>
-              </w:rPr>
-            </w:pPr>
-            <w:r>
-              <w:rPr>
-                <w:rFonts w:hint="default" w:ascii="Times New Roman" w:hAnsi="Times New Roman" w:eastAsia="Times New Roman" w:cs="Times New Roman"/>
-                <w:b/>
-                <w:bCs/>
-                <w:color w:val="000000" w:themeColor="text1"/>
-                <w:sz w:val="24"/>
-                <w:szCs w:val="24"/>
-                <w:vertAlign w:val="baseline"/>
-                <w:lang w:val="en-US"/>
-                <w14:textFill>
-                  <w14:solidFill>
-                    <w14:schemeClr w14:val="tx1"/>
-                  </w14:solidFill>
-                </w14:textFill>
-              </w:rPr>
-              <w:t>27</w:t>
-            </w:r>
-          </w:p>
-        </w:tc>
-      </w:tr>
-      <w:tr>
-        <w:tblPrEx>
-          <w:tblBorders>
-            <w:top w:val="single" w:color="auto" w:sz="4" w:space="0"/>
-            <w:left w:val="single" w:color="auto" w:sz="4" w:space="0"/>
-            <w:bottom w:val="single" w:color="auto" w:sz="4" w:space="0"/>
-            <w:right w:val="single" w:color="auto" w:sz="4" w:space="0"/>
-            <w:insideH w:val="single" w:color="auto" w:sz="4" w:space="0"/>
-            <w:insideV w:val="single" w:color="auto" w:sz="4" w:space="0"/>
-          </w:tblBorders>
-          <w:tblCellMar>
-            <w:top w:w="0" w:type="dxa"/>
-            <w:left w:w="108" w:type="dxa"/>
-            <w:bottom w:w="0" w:type="dxa"/>
-            <w:right w:w="108" w:type="dxa"/>
-          </w:tblCellMar>
-        </w:tblPrEx>
-        <w:tc>
-          <w:tcPr>
-            <w:tcW w:w="0" w:type="auto"/>
-            <w:vAlign w:val="center"/>
-          </w:tcPr>
-          <w:p>
-            <w:pPr>
-              <w:spacing w:after="0" w:line="240" w:lineRule="auto"/>
-              <w:jc w:val="center"/>
-              <w:rPr>
-                <w:rFonts w:hint="default" w:ascii="Times New Roman" w:hAnsi="Times New Roman" w:eastAsia="Times New Roman" w:cs="Times New Roman"/>
-                <w:b/>
-                <w:bCs/>
-                <w:color w:val="000000" w:themeColor="text1"/>
-                <w:sz w:val="24"/>
-                <w:szCs w:val="24"/>
-                <w:vertAlign w:val="baseline"/>
-                <w:lang w:val="en-US"/>
-                <w14:textFill>
-                  <w14:solidFill>
-                    <w14:schemeClr w14:val="tx1"/>
-                  </w14:solidFill>
-                </w14:textFill>
-              </w:rPr>
-            </w:pPr>
-            <w:r>
-              <w:rPr>
-                <w:rFonts w:hint="default" w:ascii="Times New Roman" w:hAnsi="Times New Roman" w:eastAsia="Times New Roman" w:cs="Times New Roman"/>
-                <w:b/>
-                <w:bCs/>
-                <w:color w:val="000000" w:themeColor="text1"/>
-                <w:sz w:val="24"/>
-                <w:szCs w:val="24"/>
-                <w:vertAlign w:val="baseline"/>
-                <w:lang w:val="en-US"/>
-                <w14:textFill>
-                  <w14:solidFill>
-                    <w14:schemeClr w14:val="tx1"/>
-                  </w14:solidFill>
-                </w14:textFill>
-              </w:rPr>
-              <w:t>20</w:t>
-            </w:r>
-          </w:p>
-        </w:tc>
-        <w:tc>
-          <w:tcPr>
-            <w:tcW w:w="0" w:type="auto"/>
-            <w:vAlign w:val="center"/>
-          </w:tcPr>
-          <w:p>
-            <w:pPr>
-              <w:spacing w:after="0" w:line="240" w:lineRule="auto"/>
-              <w:jc w:val="both"/>
-              <w:rPr>
-                <w:rFonts w:hint="default" w:ascii="Times New Roman" w:hAnsi="Times New Roman" w:eastAsia="Times New Roman"/>
-                <w:b w:val="0"/>
-                <w:bCs w:val="0"/>
-                <w:color w:val="000000" w:themeColor="text1"/>
-                <w:sz w:val="28"/>
-                <w:szCs w:val="28"/>
-                <w:vertAlign w:val="baseline"/>
-                <w:lang w:val="en-US"/>
-                <w14:textFill>
-                  <w14:solidFill>
-                    <w14:schemeClr w14:val="tx1"/>
-                  </w14:solidFill>
-                </w14:textFill>
-              </w:rPr>
-            </w:pPr>
-            <w:r>
-              <w:rPr>
-                <w:rFonts w:hint="default" w:ascii="Times New Roman" w:hAnsi="Times New Roman" w:eastAsia="Times New Roman"/>
-                <w:b w:val="0"/>
-                <w:bCs w:val="0"/>
-                <w:color w:val="000000" w:themeColor="text1"/>
-                <w:sz w:val="28"/>
-                <w:szCs w:val="28"/>
-                <w:vertAlign w:val="baseline"/>
-                <w:lang w:val="en-US"/>
-                <w14:textFill>
-                  <w14:solidFill>
-                    <w14:schemeClr w14:val="tx1"/>
-                  </w14:solidFill>
-                </w14:textFill>
-              </w:rPr>
-              <w:t>Write a C++ program to demonstrate</w:t>
-            </w:r>
-          </w:p>
-          <w:p>
-            <w:pPr>
-              <w:spacing w:after="0" w:line="240" w:lineRule="auto"/>
-              <w:jc w:val="both"/>
-              <w:rPr>
-                <w:rFonts w:hint="default" w:ascii="Times New Roman" w:hAnsi="Times New Roman" w:eastAsia="Times New Roman" w:cs="Times New Roman"/>
-                <w:b w:val="0"/>
-                <w:bCs w:val="0"/>
-                <w:color w:val="000000" w:themeColor="text1"/>
-                <w:sz w:val="28"/>
-                <w:szCs w:val="28"/>
-                <w:vertAlign w:val="baseline"/>
-                <w:lang w:val="en-US"/>
-                <w14:textFill>
-                  <w14:solidFill>
-                    <w14:schemeClr w14:val="tx1"/>
-                  </w14:solidFill>
-                </w14:textFill>
-              </w:rPr>
-            </w:pPr>
-            <w:r>
-              <w:rPr>
-                <w:rFonts w:hint="default" w:ascii="Times New Roman" w:hAnsi="Times New Roman" w:eastAsia="Times New Roman"/>
-                <w:b w:val="0"/>
-                <w:bCs w:val="0"/>
-                <w:color w:val="000000" w:themeColor="text1"/>
-                <w:sz w:val="28"/>
-                <w:szCs w:val="28"/>
-                <w:vertAlign w:val="baseline"/>
-                <w:lang w:val="en-US"/>
-                <w14:textFill>
-                  <w14:solidFill>
-                    <w14:schemeClr w14:val="tx1"/>
-                  </w14:solidFill>
-                </w14:textFill>
-              </w:rPr>
-              <w:t>(A)Copy Constructor (B) Parameterized Constructor (C) Virtual destructor</w:t>
-            </w:r>
-          </w:p>
-        </w:tc>
-        <w:tc>
-          <w:tcPr>
-            <w:tcW w:w="0" w:type="auto"/>
-            <w:vAlign w:val="center"/>
-          </w:tcPr>
-          <w:p>
-            <w:pPr>
-              <w:spacing w:after="0" w:line="240" w:lineRule="auto"/>
-              <w:jc w:val="center"/>
-              <w:rPr>
-                <w:rFonts w:hint="default" w:ascii="Times New Roman" w:hAnsi="Times New Roman" w:eastAsia="Times New Roman" w:cs="Times New Roman"/>
-                <w:b/>
-                <w:bCs/>
-                <w:color w:val="000000" w:themeColor="text1"/>
-                <w:sz w:val="24"/>
-                <w:szCs w:val="24"/>
-                <w:vertAlign w:val="baseline"/>
-                <w:lang w:val="en-US"/>
-                <w14:textFill>
-                  <w14:solidFill>
-                    <w14:schemeClr w14:val="tx1"/>
-                  </w14:solidFill>
-                </w14:textFill>
-              </w:rPr>
-            </w:pPr>
-            <w:r>
-              <w:rPr>
-                <w:rFonts w:hint="default" w:ascii="Times New Roman" w:hAnsi="Times New Roman" w:eastAsia="Times New Roman" w:cs="Times New Roman"/>
-                <w:b/>
-                <w:bCs/>
-                <w:color w:val="000000" w:themeColor="text1"/>
-                <w:sz w:val="24"/>
-                <w:szCs w:val="24"/>
-                <w:vertAlign w:val="baseline"/>
-                <w:lang w:val="en-US"/>
-                <w14:textFill>
-                  <w14:solidFill>
-                    <w14:schemeClr w14:val="tx1"/>
-                  </w14:solidFill>
-                </w14:textFill>
-              </w:rPr>
-              <w:t>28-29</w:t>
-            </w:r>
-          </w:p>
-        </w:tc>
-      </w:tr>
-    </w:tbl>
-    <w:p>
-      <w:pPr>
-        <w:spacing w:before="100" w:beforeAutospacing="1" w:after="0" w:line="240" w:lineRule="auto"/>
-        <w:jc w:val="both"/>
-        <w:rPr>
-          <w:rFonts w:hint="default" w:ascii="Times New Roman" w:hAnsi="Times New Roman" w:eastAsia="Times New Roman" w:cs="Times New Roman"/>
-          <w:b/>
-          <w:bCs/>
-          <w:color w:val="000000" w:themeColor="text1"/>
-          <w:sz w:val="28"/>
-          <w:szCs w:val="28"/>
-          <w:lang w:val="en-US"/>
-          <w14:textFill>
-            <w14:solidFill>
-              <w14:schemeClr w14:val="tx1"/>
-            </w14:solidFill>
-          </w14:textFill>
-        </w:rPr>
-      </w:pPr>
-    </w:p>
-    <w:p>
-      <w:pPr>
-        <w:spacing w:before="100" w:beforeAutospacing="1" w:after="0" w:line="240" w:lineRule="auto"/>
-        <w:jc w:val="both"/>
-        <w:rPr>
-          <w:rFonts w:hint="default" w:ascii="Times New Roman" w:hAnsi="Times New Roman" w:eastAsia="Times New Roman" w:cs="Times New Roman"/>
-          <w:b/>
-          <w:bCs/>
-          <w:color w:val="000000" w:themeColor="text1"/>
-          <w:sz w:val="28"/>
-          <w:szCs w:val="28"/>
-          <w:lang w:val="en-US"/>
-          <w14:textFill>
-            <w14:solidFill>
-              <w14:schemeClr w14:val="tx1"/>
-            </w14:solidFill>
-          </w14:textFill>
-        </w:rPr>
-      </w:pPr>
-    </w:p>
-    <w:p>
-      <w:pPr>
-        <w:spacing w:before="100" w:beforeAutospacing="1" w:after="0" w:line="240" w:lineRule="auto"/>
-        <w:jc w:val="both"/>
-        <w:rPr>
-          <w:rFonts w:hint="default" w:ascii="Times New Roman" w:hAnsi="Times New Roman" w:eastAsia="Times New Roman" w:cs="Times New Roman"/>
-          <w:b/>
-          <w:bCs/>
-          <w:color w:val="000000" w:themeColor="text1"/>
-          <w:sz w:val="28"/>
-          <w:szCs w:val="28"/>
-          <w:lang w:val="en-US"/>
-          <w14:textFill>
-            <w14:solidFill>
-              <w14:schemeClr w14:val="tx1"/>
-            </w14:solidFill>
-          </w14:textFill>
-        </w:rPr>
-      </w:pPr>
-    </w:p>
-    <w:p>
-      <w:pPr>
-        <w:spacing w:before="100" w:beforeAutospacing="1" w:after="0" w:line="240" w:lineRule="auto"/>
-        <w:jc w:val="both"/>
-        <w:rPr>
-          <w:rFonts w:hint="default" w:ascii="Times New Roman" w:hAnsi="Times New Roman" w:eastAsia="Times New Roman" w:cs="Times New Roman"/>
-          <w:b/>
-          <w:bCs/>
-          <w:color w:val="000000" w:themeColor="text1"/>
-          <w:sz w:val="28"/>
-          <w:szCs w:val="28"/>
-          <w:lang w:val="en-US"/>
-          <w14:textFill>
-            <w14:solidFill>
-              <w14:schemeClr w14:val="tx1"/>
-            </w14:solidFill>
-          </w14:textFill>
-        </w:rPr>
-      </w:pPr>
-    </w:p>
-    <w:p>
-      <w:pPr>
-        <w:spacing w:before="100" w:beforeAutospacing="1" w:after="0" w:line="240" w:lineRule="auto"/>
-        <w:jc w:val="both"/>
-        <w:rPr>
-          <w:rFonts w:hint="default" w:ascii="Times New Roman" w:hAnsi="Times New Roman" w:eastAsia="Times New Roman" w:cs="Times New Roman"/>
-          <w:b/>
-          <w:bCs/>
-          <w:color w:val="000000" w:themeColor="text1"/>
-          <w:sz w:val="28"/>
-          <w:szCs w:val="28"/>
-          <w:lang w:val="en-US"/>
-          <w14:textFill>
-            <w14:solidFill>
-              <w14:schemeClr w14:val="tx1"/>
-            </w14:solidFill>
-          </w14:textFill>
-        </w:rPr>
-      </w:pPr>
-    </w:p>
-    <w:p>
-      <w:pPr>
-        <w:spacing w:before="100" w:beforeAutospacing="1" w:after="0" w:line="240" w:lineRule="auto"/>
-        <w:jc w:val="both"/>
-        <w:rPr>
-          <w:rFonts w:hint="default" w:ascii="Times New Roman" w:hAnsi="Times New Roman" w:eastAsia="Times New Roman" w:cs="Times New Roman"/>
-          <w:b/>
-          <w:bCs/>
-          <w:color w:val="000000" w:themeColor="text1"/>
-          <w:sz w:val="28"/>
-          <w:szCs w:val="28"/>
-          <w:lang w:val="en-US"/>
-          <w14:textFill>
-            <w14:solidFill>
-              <w14:schemeClr w14:val="tx1"/>
-            </w14:solidFill>
-          </w14:textFill>
-        </w:rPr>
-      </w:pPr>
-      <w:r>
-        <w:rPr>
-          <w:rFonts w:hint="default" w:ascii="Times New Roman" w:hAnsi="Times New Roman" w:eastAsia="Times New Roman" w:cs="Times New Roman"/>
-          <w:b/>
-          <w:bCs/>
-          <w:color w:val="000000" w:themeColor="text1"/>
-          <w:sz w:val="28"/>
-          <w:szCs w:val="28"/>
-          <w:lang w:val="en-US"/>
-          <w14:textFill>
-            <w14:solidFill>
-              <w14:schemeClr w14:val="tx1"/>
-            </w14:solidFill>
-          </w14:textFill>
-        </w:rPr>
-        <w:t xml:space="preserve">Date : </w:t>
-      </w:r>
-      <w:r>
-        <w:rPr>
-          <w:rFonts w:hint="default" w:ascii="Times New Roman" w:hAnsi="Times New Roman" w:eastAsia="Times New Roman" w:cs="Times New Roman"/>
-          <w:b/>
-          <w:bCs/>
-          <w:color w:val="000000" w:themeColor="text1"/>
-          <w:sz w:val="28"/>
-          <w:szCs w:val="28"/>
-          <w:lang w:val="en-US"/>
-          <w14:textFill>
-            <w14:solidFill>
-              <w14:schemeClr w14:val="tx1"/>
-            </w14:solidFill>
-          </w14:textFill>
-        </w:rPr>
-        <w:tab/>
-      </w:r>
-      <w:r>
-        <w:rPr>
-          <w:rFonts w:hint="default" w:ascii="Times New Roman" w:hAnsi="Times New Roman" w:eastAsia="Times New Roman" w:cs="Times New Roman"/>
-          <w:b/>
-          <w:bCs/>
-          <w:color w:val="000000" w:themeColor="text1"/>
-          <w:sz w:val="28"/>
-          <w:szCs w:val="28"/>
-          <w:lang w:val="en-US"/>
-          <w14:textFill>
-            <w14:solidFill>
-              <w14:schemeClr w14:val="tx1"/>
-            </w14:solidFill>
-          </w14:textFill>
-        </w:rPr>
-        <w:tab/>
-      </w:r>
-      <w:r>
-        <w:rPr>
-          <w:rFonts w:hint="default" w:ascii="Times New Roman" w:hAnsi="Times New Roman" w:eastAsia="Times New Roman" w:cs="Times New Roman"/>
-          <w:b/>
-          <w:bCs/>
-          <w:color w:val="000000" w:themeColor="text1"/>
-          <w:sz w:val="28"/>
-          <w:szCs w:val="28"/>
-          <w:lang w:val="en-US"/>
-          <w14:textFill>
-            <w14:solidFill>
-              <w14:schemeClr w14:val="tx1"/>
-            </w14:solidFill>
-          </w14:textFill>
-        </w:rPr>
-        <w:tab/>
-      </w:r>
-      <w:r>
-        <w:rPr>
-          <w:rFonts w:hint="default" w:ascii="Times New Roman" w:hAnsi="Times New Roman" w:eastAsia="Times New Roman" w:cs="Times New Roman"/>
-          <w:b/>
-          <w:bCs/>
-          <w:color w:val="000000" w:themeColor="text1"/>
-          <w:sz w:val="28"/>
-          <w:szCs w:val="28"/>
-          <w:lang w:val="en-US"/>
-          <w14:textFill>
-            <w14:solidFill>
-              <w14:schemeClr w14:val="tx1"/>
-            </w14:solidFill>
-          </w14:textFill>
-        </w:rPr>
-        <w:tab/>
-      </w:r>
-      <w:r>
-        <w:rPr>
-          <w:rFonts w:hint="default" w:ascii="Times New Roman" w:hAnsi="Times New Roman" w:eastAsia="Times New Roman" w:cs="Times New Roman"/>
-          <w:b/>
-          <w:bCs/>
-          <w:color w:val="000000" w:themeColor="text1"/>
-          <w:sz w:val="28"/>
-          <w:szCs w:val="28"/>
-          <w:lang w:val="en-US"/>
-          <w14:textFill>
-            <w14:solidFill>
-              <w14:schemeClr w14:val="tx1"/>
-            </w14:solidFill>
-          </w14:textFill>
-        </w:rPr>
-        <w:tab/>
-      </w:r>
-      <w:r>
-        <w:rPr>
-          <w:rFonts w:hint="default" w:ascii="Times New Roman" w:hAnsi="Times New Roman" w:eastAsia="Times New Roman" w:cs="Times New Roman"/>
-          <w:b/>
-          <w:bCs/>
-          <w:color w:val="000000" w:themeColor="text1"/>
-          <w:sz w:val="28"/>
-          <w:szCs w:val="28"/>
-          <w:lang w:val="en-US"/>
-          <w14:textFill>
-            <w14:solidFill>
-              <w14:schemeClr w14:val="tx1"/>
-            </w14:solidFill>
-          </w14:textFill>
-        </w:rPr>
-        <w:tab/>
-      </w:r>
-      <w:r>
-        <w:rPr>
-          <w:rFonts w:hint="default" w:ascii="Times New Roman" w:hAnsi="Times New Roman" w:eastAsia="Times New Roman" w:cs="Times New Roman"/>
-          <w:b/>
-          <w:bCs/>
-          <w:color w:val="000000" w:themeColor="text1"/>
-          <w:sz w:val="28"/>
-          <w:szCs w:val="28"/>
-          <w:lang w:val="en-US"/>
-          <w14:textFill>
-            <w14:solidFill>
-              <w14:schemeClr w14:val="tx1"/>
-            </w14:solidFill>
-          </w14:textFill>
-        </w:rPr>
-        <w:tab/>
-      </w:r>
-      <w:r>
-        <w:rPr>
-          <w:rFonts w:hint="default" w:ascii="Times New Roman" w:hAnsi="Times New Roman" w:eastAsia="Times New Roman" w:cs="Times New Roman"/>
-          <w:b/>
-          <w:bCs/>
-          <w:color w:val="000000" w:themeColor="text1"/>
-          <w:sz w:val="28"/>
-          <w:szCs w:val="28"/>
-          <w:lang w:val="en-US"/>
-          <w14:textFill>
-            <w14:solidFill>
-              <w14:schemeClr w14:val="tx1"/>
-            </w14:solidFill>
-          </w14:textFill>
-        </w:rPr>
-        <w:tab/>
-      </w:r>
-      <w:r>
-        <w:rPr>
-          <w:rFonts w:hint="default" w:ascii="Times New Roman" w:hAnsi="Times New Roman" w:eastAsia="Times New Roman" w:cs="Times New Roman"/>
-          <w:b/>
-          <w:bCs/>
-          <w:color w:val="000000" w:themeColor="text1"/>
-          <w:sz w:val="28"/>
-          <w:szCs w:val="28"/>
-          <w:lang w:val="en-US"/>
-          <w14:textFill>
-            <w14:solidFill>
-              <w14:schemeClr w14:val="tx1"/>
-            </w14:solidFill>
-          </w14:textFill>
-        </w:rPr>
-        <w:tab/>
-      </w:r>
-    </w:p>
-    <w:p>
-      <w:pPr>
-        <w:keepNext w:val="0"/>
-        <w:keepLines w:val="0"/>
-        <w:pageBreakBefore w:val="0"/>
-        <w:widowControl/>
-        <w:kinsoku/>
-        <w:wordWrap/>
-        <w:overflowPunct/>
-        <w:topLinePunct w:val="0"/>
-        <w:autoSpaceDE/>
-        <w:autoSpaceDN/>
-        <w:bidi w:val="0"/>
-        <w:adjustRightInd/>
-        <w:snapToGrid/>
-        <w:spacing w:before="100" w:beforeAutospacing="1" w:after="0" w:line="240" w:lineRule="auto"/>
-        <w:jc w:val="both"/>
-        <w:textAlignment w:val="auto"/>
-        <w:rPr>
-          <w:rFonts w:hint="default" w:ascii="Times New Roman" w:hAnsi="Times New Roman" w:eastAsia="Times New Roman" w:cs="Times New Roman"/>
-          <w:b/>
-          <w:bCs/>
-          <w:color w:val="000000" w:themeColor="text1"/>
-          <w:sz w:val="28"/>
-          <w:szCs w:val="28"/>
-          <w:u w:val="dash"/>
-          <w:lang w:val="en-US"/>
-          <w14:textFill>
-            <w14:solidFill>
-              <w14:schemeClr w14:val="tx1"/>
-            </w14:solidFill>
-          </w14:textFill>
-        </w:rPr>
-      </w:pPr>
-      <w:r>
-        <w:rPr>
-          <w:rFonts w:hint="default" w:ascii="Times New Roman" w:hAnsi="Times New Roman" w:eastAsia="Times New Roman" w:cs="Times New Roman"/>
-          <w:b/>
-          <w:bCs/>
-          <w:color w:val="000000" w:themeColor="text1"/>
-          <w:sz w:val="28"/>
-          <w:szCs w:val="28"/>
-          <w:lang w:val="en-US"/>
-          <w14:textFill>
-            <w14:solidFill>
-              <w14:schemeClr w14:val="tx1"/>
-            </w14:solidFill>
-          </w14:textFill>
-        </w:rPr>
-        <w:tab/>
-      </w:r>
-      <w:r>
-        <w:rPr>
-          <w:rFonts w:hint="default" w:ascii="Times New Roman" w:hAnsi="Times New Roman" w:eastAsia="Times New Roman" w:cs="Times New Roman"/>
-          <w:b/>
-          <w:bCs/>
-          <w:color w:val="000000" w:themeColor="text1"/>
-          <w:sz w:val="28"/>
-          <w:szCs w:val="28"/>
-          <w:lang w:val="en-US"/>
-          <w14:textFill>
-            <w14:solidFill>
-              <w14:schemeClr w14:val="tx1"/>
-            </w14:solidFill>
-          </w14:textFill>
-        </w:rPr>
-        <w:tab/>
-      </w:r>
-      <w:r>
-        <w:rPr>
-          <w:rFonts w:hint="default" w:ascii="Times New Roman" w:hAnsi="Times New Roman" w:eastAsia="Times New Roman" w:cs="Times New Roman"/>
-          <w:b/>
-          <w:bCs/>
-          <w:color w:val="000000" w:themeColor="text1"/>
-          <w:sz w:val="28"/>
-          <w:szCs w:val="28"/>
-          <w:lang w:val="en-US"/>
-          <w14:textFill>
-            <w14:solidFill>
-              <w14:schemeClr w14:val="tx1"/>
-            </w14:solidFill>
-          </w14:textFill>
-        </w:rPr>
-        <w:tab/>
-      </w:r>
-      <w:r>
-        <w:rPr>
-          <w:rFonts w:hint="default" w:ascii="Times New Roman" w:hAnsi="Times New Roman" w:eastAsia="Times New Roman" w:cs="Times New Roman"/>
-          <w:b/>
-          <w:bCs/>
-          <w:color w:val="000000" w:themeColor="text1"/>
-          <w:sz w:val="28"/>
-          <w:szCs w:val="28"/>
-          <w:lang w:val="en-US"/>
-          <w14:textFill>
-            <w14:solidFill>
-              <w14:schemeClr w14:val="tx1"/>
-            </w14:solidFill>
-          </w14:textFill>
-        </w:rPr>
-        <w:tab/>
-      </w:r>
-      <w:r>
-        <w:rPr>
-          <w:rFonts w:hint="default" w:ascii="Times New Roman" w:hAnsi="Times New Roman" w:eastAsia="Times New Roman" w:cs="Times New Roman"/>
-          <w:b/>
-          <w:bCs/>
-          <w:color w:val="000000" w:themeColor="text1"/>
-          <w:sz w:val="28"/>
-          <w:szCs w:val="28"/>
-          <w:lang w:val="en-US"/>
-          <w14:textFill>
-            <w14:solidFill>
-              <w14:schemeClr w14:val="tx1"/>
-            </w14:solidFill>
-          </w14:textFill>
-        </w:rPr>
-        <w:tab/>
-      </w:r>
-      <w:r>
-        <w:rPr>
-          <w:rFonts w:hint="default" w:ascii="Times New Roman" w:hAnsi="Times New Roman" w:eastAsia="Times New Roman" w:cs="Times New Roman"/>
-          <w:b/>
-          <w:bCs/>
-          <w:color w:val="000000" w:themeColor="text1"/>
-          <w:sz w:val="28"/>
-          <w:szCs w:val="28"/>
-          <w:lang w:val="en-US"/>
-          <w14:textFill>
-            <w14:solidFill>
-              <w14:schemeClr w14:val="tx1"/>
-            </w14:solidFill>
-          </w14:textFill>
-        </w:rPr>
-        <w:tab/>
-      </w:r>
-      <w:r>
-        <w:rPr>
-          <w:rFonts w:hint="default" w:ascii="Times New Roman" w:hAnsi="Times New Roman" w:eastAsia="Times New Roman" w:cs="Times New Roman"/>
-          <w:b/>
-          <w:bCs/>
-          <w:color w:val="000000" w:themeColor="text1"/>
-          <w:sz w:val="28"/>
-          <w:szCs w:val="28"/>
-          <w:lang w:val="en-US"/>
-          <w14:textFill>
-            <w14:solidFill>
-              <w14:schemeClr w14:val="tx1"/>
-            </w14:solidFill>
-          </w14:textFill>
-        </w:rPr>
-        <w:tab/>
-      </w:r>
-      <w:r>
-        <w:rPr>
-          <w:rFonts w:hint="default" w:ascii="Times New Roman" w:hAnsi="Times New Roman" w:eastAsia="Times New Roman" w:cs="Times New Roman"/>
-          <w:b/>
-          <w:bCs/>
-          <w:color w:val="000000" w:themeColor="text1"/>
-          <w:sz w:val="28"/>
-          <w:szCs w:val="28"/>
-          <w:lang w:val="en-US"/>
-          <w14:textFill>
-            <w14:solidFill>
-              <w14:schemeClr w14:val="tx1"/>
-            </w14:solidFill>
-          </w14:textFill>
-        </w:rPr>
-        <w:tab/>
-      </w:r>
-      <w:r>
-        <w:rPr>
-          <w:rFonts w:hint="default" w:ascii="Times New Roman" w:hAnsi="Times New Roman" w:eastAsia="Times New Roman" w:cs="Times New Roman"/>
-          <w:b/>
-          <w:bCs/>
-          <w:color w:val="000000" w:themeColor="text1"/>
-          <w:sz w:val="28"/>
-          <w:szCs w:val="28"/>
-          <w:lang w:val="en-US"/>
-          <w14:textFill>
-            <w14:solidFill>
-              <w14:schemeClr w14:val="tx1"/>
-            </w14:solidFill>
-          </w14:textFill>
-        </w:rPr>
-        <w:tab/>
-      </w:r>
-      <w:r>
-        <w:rPr>
-          <w:rFonts w:hint="default" w:ascii="Times New Roman" w:hAnsi="Times New Roman" w:eastAsia="Times New Roman" w:cs="Times New Roman"/>
-          <w:b/>
-          <w:bCs/>
-          <w:color w:val="000000" w:themeColor="text1"/>
-          <w:sz w:val="28"/>
-          <w:szCs w:val="28"/>
-          <w:u w:val="dash"/>
-          <w:lang w:val="en-US"/>
-          <w14:textFill>
-            <w14:solidFill>
-              <w14:schemeClr w14:val="tx1"/>
-            </w14:solidFill>
-          </w14:textFill>
-        </w:rPr>
-        <w:t xml:space="preserve">                            </w:t>
-      </w:r>
-    </w:p>
-    <w:p>
-      <w:pPr>
-        <w:keepNext w:val="0"/>
-        <w:keepLines w:val="0"/>
-        <w:pageBreakBefore w:val="0"/>
-        <w:widowControl/>
-        <w:kinsoku/>
-        <w:wordWrap/>
-        <w:overflowPunct/>
-        <w:topLinePunct w:val="0"/>
-        <w:autoSpaceDE/>
-        <w:autoSpaceDN/>
-        <w:bidi w:val="0"/>
-        <w:adjustRightInd/>
-        <w:snapToGrid/>
-        <w:spacing w:before="100" w:beforeAutospacing="1" w:after="0" w:line="240" w:lineRule="auto"/>
-        <w:jc w:val="both"/>
-        <w:textAlignment w:val="auto"/>
-        <w:rPr>
-          <w:rFonts w:hint="default" w:ascii="Times New Roman" w:hAnsi="Times New Roman" w:eastAsia="Times New Roman" w:cs="Times New Roman"/>
-          <w:b/>
-          <w:bCs/>
-          <w:color w:val="000000" w:themeColor="text1"/>
-          <w:sz w:val="28"/>
-          <w:szCs w:val="28"/>
-          <w:u w:val="none"/>
-          <w:lang w:val="en-US"/>
-          <w14:textFill>
-            <w14:solidFill>
-              <w14:schemeClr w14:val="tx1"/>
-            </w14:solidFill>
-          </w14:textFill>
-        </w:rPr>
-      </w:pPr>
-      <w:r>
-        <w:rPr>
-          <w:rFonts w:hint="default" w:ascii="Times New Roman" w:hAnsi="Times New Roman" w:eastAsia="Times New Roman" w:cs="Times New Roman"/>
-          <w:b/>
-          <w:bCs/>
-          <w:color w:val="000000" w:themeColor="text1"/>
-          <w:sz w:val="28"/>
-          <w:szCs w:val="28"/>
-          <w:u w:val="none"/>
-          <w:lang w:val="en-US"/>
-          <w14:textFill>
-            <w14:solidFill>
-              <w14:schemeClr w14:val="tx1"/>
-            </w14:solidFill>
-          </w14:textFill>
-        </w:rPr>
-        <w:tab/>
-      </w:r>
-      <w:r>
-        <w:rPr>
-          <w:rFonts w:hint="default" w:ascii="Times New Roman" w:hAnsi="Times New Roman" w:eastAsia="Times New Roman" w:cs="Times New Roman"/>
-          <w:b/>
-          <w:bCs/>
-          <w:color w:val="000000" w:themeColor="text1"/>
-          <w:sz w:val="28"/>
-          <w:szCs w:val="28"/>
-          <w:u w:val="none"/>
-          <w:lang w:val="en-US"/>
-          <w14:textFill>
-            <w14:solidFill>
-              <w14:schemeClr w14:val="tx1"/>
-            </w14:solidFill>
-          </w14:textFill>
-        </w:rPr>
-        <w:tab/>
-      </w:r>
-      <w:r>
-        <w:rPr>
-          <w:rFonts w:hint="default" w:ascii="Times New Roman" w:hAnsi="Times New Roman" w:eastAsia="Times New Roman" w:cs="Times New Roman"/>
-          <w:b/>
-          <w:bCs/>
-          <w:color w:val="000000" w:themeColor="text1"/>
-          <w:sz w:val="28"/>
-          <w:szCs w:val="28"/>
-          <w:u w:val="none"/>
-          <w:lang w:val="en-US"/>
-          <w14:textFill>
-            <w14:solidFill>
-              <w14:schemeClr w14:val="tx1"/>
-            </w14:solidFill>
-          </w14:textFill>
-        </w:rPr>
-        <w:tab/>
-      </w:r>
-      <w:r>
-        <w:rPr>
-          <w:rFonts w:hint="default" w:ascii="Times New Roman" w:hAnsi="Times New Roman" w:eastAsia="Times New Roman" w:cs="Times New Roman"/>
-          <w:b/>
-          <w:bCs/>
-          <w:color w:val="000000" w:themeColor="text1"/>
-          <w:sz w:val="28"/>
-          <w:szCs w:val="28"/>
-          <w:u w:val="none"/>
-          <w:lang w:val="en-US"/>
-          <w14:textFill>
-            <w14:solidFill>
-              <w14:schemeClr w14:val="tx1"/>
-            </w14:solidFill>
-          </w14:textFill>
-        </w:rPr>
-        <w:tab/>
-      </w:r>
-      <w:r>
-        <w:rPr>
-          <w:rFonts w:hint="default" w:ascii="Times New Roman" w:hAnsi="Times New Roman" w:eastAsia="Times New Roman" w:cs="Times New Roman"/>
-          <w:b/>
-          <w:bCs/>
-          <w:color w:val="000000" w:themeColor="text1"/>
-          <w:sz w:val="28"/>
-          <w:szCs w:val="28"/>
-          <w:u w:val="none"/>
-          <w:lang w:val="en-US"/>
-          <w14:textFill>
-            <w14:solidFill>
-              <w14:schemeClr w14:val="tx1"/>
-            </w14:solidFill>
-          </w14:textFill>
-        </w:rPr>
-        <w:tab/>
-      </w:r>
-      <w:r>
-        <w:rPr>
-          <w:rFonts w:hint="default" w:ascii="Times New Roman" w:hAnsi="Times New Roman" w:eastAsia="Times New Roman" w:cs="Times New Roman"/>
-          <w:b/>
-          <w:bCs/>
-          <w:color w:val="000000" w:themeColor="text1"/>
-          <w:sz w:val="28"/>
-          <w:szCs w:val="28"/>
-          <w:u w:val="none"/>
-          <w:lang w:val="en-US"/>
-          <w14:textFill>
-            <w14:solidFill>
-              <w14:schemeClr w14:val="tx1"/>
-            </w14:solidFill>
-          </w14:textFill>
-        </w:rPr>
-        <w:tab/>
-      </w:r>
-      <w:r>
-        <w:rPr>
-          <w:rFonts w:hint="default" w:ascii="Times New Roman" w:hAnsi="Times New Roman" w:eastAsia="Times New Roman" w:cs="Times New Roman"/>
-          <w:b/>
-          <w:bCs/>
-          <w:color w:val="000000" w:themeColor="text1"/>
-          <w:sz w:val="28"/>
-          <w:szCs w:val="28"/>
-          <w:u w:val="none"/>
-          <w:lang w:val="en-US"/>
-          <w14:textFill>
-            <w14:solidFill>
-              <w14:schemeClr w14:val="tx1"/>
-            </w14:solidFill>
-          </w14:textFill>
-        </w:rPr>
-        <w:tab/>
-      </w:r>
-      <w:r>
-        <w:rPr>
-          <w:rFonts w:hint="default" w:ascii="Times New Roman" w:hAnsi="Times New Roman" w:eastAsia="Times New Roman" w:cs="Times New Roman"/>
-          <w:b/>
-          <w:bCs/>
-          <w:color w:val="000000" w:themeColor="text1"/>
-          <w:sz w:val="28"/>
-          <w:szCs w:val="28"/>
-          <w:u w:val="none"/>
-          <w:lang w:val="en-US"/>
-          <w14:textFill>
-            <w14:solidFill>
-              <w14:schemeClr w14:val="tx1"/>
-            </w14:solidFill>
-          </w14:textFill>
-        </w:rPr>
-        <w:tab/>
-      </w:r>
-      <w:r>
-        <w:rPr>
-          <w:rFonts w:hint="default" w:ascii="Times New Roman" w:hAnsi="Times New Roman" w:eastAsia="Times New Roman" w:cs="Times New Roman"/>
-          <w:b/>
-          <w:bCs/>
-          <w:color w:val="000000" w:themeColor="text1"/>
-          <w:sz w:val="28"/>
-          <w:szCs w:val="28"/>
-          <w:u w:val="none"/>
-          <w:lang w:val="en-US"/>
-          <w14:textFill>
-            <w14:solidFill>
-              <w14:schemeClr w14:val="tx1"/>
-            </w14:solidFill>
-          </w14:textFill>
-        </w:rPr>
-        <w:tab/>
-      </w:r>
-      <w:r>
-        <w:rPr>
-          <w:rFonts w:hint="default" w:ascii="Times New Roman" w:hAnsi="Times New Roman" w:eastAsia="Times New Roman" w:cs="Times New Roman"/>
-          <w:b/>
-          <w:bCs/>
-          <w:color w:val="000000" w:themeColor="text1"/>
-          <w:sz w:val="28"/>
-          <w:szCs w:val="28"/>
-          <w:u w:val="none"/>
-          <w:lang w:val="en-US"/>
-          <w14:textFill>
-            <w14:solidFill>
-              <w14:schemeClr w14:val="tx1"/>
-            </w14:solidFill>
-          </w14:textFill>
-        </w:rPr>
-        <w:tab/>
-      </w:r>
-      <w:r>
-        <w:rPr>
-          <w:rFonts w:hint="default" w:ascii="Times New Roman" w:hAnsi="Times New Roman" w:eastAsia="Times New Roman" w:cs="Times New Roman"/>
-          <w:b/>
-          <w:bCs/>
-          <w:color w:val="000000" w:themeColor="text1"/>
-          <w:sz w:val="28"/>
-          <w:szCs w:val="28"/>
-          <w:u w:val="none"/>
-          <w:lang w:val="en-US"/>
-          <w14:textFill>
-            <w14:solidFill>
-              <w14:schemeClr w14:val="tx1"/>
-            </w14:solidFill>
-          </w14:textFill>
-        </w:rPr>
-        <w:t xml:space="preserve">   Signature</w:t>
-      </w:r>
-    </w:p>
-    <w:p>
-      <w:pPr>
-        <w:spacing w:before="100" w:beforeAutospacing="1" w:after="0" w:line="240" w:lineRule="auto"/>
-        <w:jc w:val="both"/>
-        <w:rPr>
-          <w:rFonts w:hint="default" w:ascii="Times New Roman" w:hAnsi="Times New Roman" w:eastAsia="Times New Roman" w:cs="Times New Roman"/>
-          <w:b/>
-          <w:bCs/>
-          <w:color w:val="000000" w:themeColor="text1"/>
-          <w:sz w:val="28"/>
-          <w:szCs w:val="28"/>
-          <w:lang w:val="en-US"/>
-          <w14:textFill>
-            <w14:solidFill>
-              <w14:schemeClr w14:val="tx1"/>
-            </w14:solidFill>
-          </w14:textFill>
-        </w:rPr>
-      </w:pPr>
-    </w:p>
-    <w:p>
-      <w:pPr>
-        <w:spacing w:before="100" w:beforeAutospacing="1" w:after="0" w:line="240" w:lineRule="auto"/>
-        <w:jc w:val="both"/>
-        <w:rPr>
-          <w:rFonts w:hint="default" w:ascii="Times New Roman" w:hAnsi="Times New Roman" w:eastAsia="Times New Roman" w:cs="Times New Roman"/>
-          <w:b/>
-          <w:bCs/>
-          <w:color w:val="000000" w:themeColor="text1"/>
-          <w:sz w:val="28"/>
-          <w:szCs w:val="28"/>
-          <w:lang w:val="en-US"/>
-          <w14:textFill>
-            <w14:solidFill>
-              <w14:schemeClr w14:val="tx1"/>
-            </w14:solidFill>
-          </w14:textFill>
-        </w:rPr>
-      </w:pPr>
-    </w:p>
-    <w:p>
-      <w:pPr>
-        <w:spacing w:before="100" w:beforeAutospacing="1" w:after="0" w:line="240" w:lineRule="auto"/>
-        <w:jc w:val="both"/>
-        <w:rPr>
-          <w:rFonts w:hint="default" w:ascii="Times New Roman" w:hAnsi="Times New Roman" w:eastAsia="Times New Roman" w:cs="Times New Roman"/>
-          <w:b/>
-          <w:bCs/>
-          <w:color w:val="000000" w:themeColor="text1"/>
-          <w:sz w:val="28"/>
-          <w:szCs w:val="28"/>
-          <w:lang w:val="en-US"/>
-          <w14:textFill>
-            <w14:solidFill>
-              <w14:schemeClr w14:val="tx1"/>
-            </w14:solidFill>
-          </w14:textFill>
-        </w:rPr>
-      </w:pPr>
-    </w:p>
-    <w:p>
-      <w:pPr>
-        <w:spacing w:before="100" w:beforeAutospacing="1" w:after="0" w:line="240" w:lineRule="auto"/>
-        <w:jc w:val="both"/>
-        <w:rPr>
-          <w:rFonts w:hint="default" w:ascii="Times New Roman" w:hAnsi="Times New Roman" w:eastAsia="Times New Roman" w:cs="Times New Roman"/>
-          <w:b/>
-          <w:bCs/>
-          <w:color w:val="000000" w:themeColor="text1"/>
-          <w:sz w:val="28"/>
-          <w:szCs w:val="28"/>
+          <w:rFonts w:hint="default" w:ascii="Times New Roman" w:hAnsi="Times New Roman" w:cs="Times New Roman"/>
+          <w:b/>
+          <w:bCs/>
+          <w:color w:val="000000" w:themeColor="text1"/>
+          <w:sz w:val="24"/>
+          <w:szCs w:val="24"/>
           <w:lang w:val="en-US"/>
           <w14:textFill>
             <w14:solidFill>
@@ -5130,240 +719,6 @@
         </w:rPr>
         <w:sectPr>
           <w:footerReference r:id="rId3" w:type="default"/>
-          <w:pgSz w:w="11906" w:h="16838"/>
-          <w:pgMar w:top="720" w:right="720" w:bottom="720" w:left="720" w:header="720" w:footer="720" w:gutter="0"/>
-          <w:pgBorders w:offsetFrom="page">
-            <w:top w:val="double" w:color="auto" w:sz="4" w:space="24"/>
-            <w:left w:val="double" w:color="auto" w:sz="4" w:space="24"/>
-            <w:bottom w:val="double" w:color="auto" w:sz="4" w:space="24"/>
-            <w:right w:val="double" w:color="auto" w:sz="4" w:space="24"/>
-          </w:pgBorders>
-          <w:pgNumType w:fmt="upperRoman" w:start="1"/>
-          <w:cols w:space="720" w:num="1"/>
-          <w:docGrid w:linePitch="360" w:charSpace="0"/>
-        </w:sectPr>
-      </w:pPr>
-    </w:p>
-    <w:p>
-      <w:pPr>
-        <w:spacing w:before="100" w:beforeAutospacing="1" w:after="0" w:line="240" w:lineRule="auto"/>
-        <w:jc w:val="center"/>
-        <w:rPr>
-          <w:rFonts w:hint="default" w:ascii="Times New Roman" w:hAnsi="Times New Roman" w:eastAsia="Times New Roman"/>
-          <w:b/>
-          <w:bCs/>
-          <w:color w:val="000000" w:themeColor="text1"/>
-          <w:sz w:val="32"/>
-          <w:szCs w:val="32"/>
-          <w:lang w:val="en-US"/>
-          <w14:textFill>
-            <w14:solidFill>
-              <w14:schemeClr w14:val="tx1"/>
-            </w14:solidFill>
-          </w14:textFill>
-        </w:rPr>
-      </w:pPr>
-    </w:p>
-    <w:p>
-      <w:pPr>
-        <w:spacing w:before="100" w:beforeAutospacing="1" w:after="0" w:line="240" w:lineRule="auto"/>
-        <w:jc w:val="center"/>
-        <w:rPr>
-          <w:rFonts w:hint="default" w:ascii="Times New Roman" w:hAnsi="Times New Roman" w:eastAsia="Times New Roman"/>
-          <w:b/>
-          <w:bCs/>
-          <w:color w:val="000000" w:themeColor="text1"/>
-          <w:sz w:val="32"/>
-          <w:szCs w:val="32"/>
-          <w:lang w:val="en-US"/>
-          <w14:textFill>
-            <w14:solidFill>
-              <w14:schemeClr w14:val="tx1"/>
-            </w14:solidFill>
-          </w14:textFill>
-        </w:rPr>
-      </w:pPr>
-      <w:r>
-        <w:rPr>
-          <w:rFonts w:hint="default" w:ascii="Times New Roman" w:hAnsi="Times New Roman" w:eastAsia="Times New Roman"/>
-          <w:b/>
-          <w:bCs/>
-          <w:color w:val="000000" w:themeColor="text1"/>
-          <w:sz w:val="32"/>
-          <w:szCs w:val="32"/>
-          <w:lang w:val="en-US"/>
-          <w14:textFill>
-            <w14:solidFill>
-              <w14:schemeClr w14:val="tx1"/>
-            </w14:solidFill>
-          </w14:textFill>
-        </w:rPr>
-        <w:t>ETHICAL DECLARATION</w:t>
-      </w:r>
-    </w:p>
-    <w:p>
-      <w:pPr>
-        <w:spacing w:before="100" w:beforeAutospacing="1" w:after="0" w:line="240" w:lineRule="auto"/>
-        <w:jc w:val="both"/>
-        <w:rPr>
-          <w:rFonts w:hint="default" w:ascii="Times New Roman" w:hAnsi="Times New Roman" w:eastAsia="Times New Roman"/>
-          <w:b/>
-          <w:bCs/>
-          <w:color w:val="000000" w:themeColor="text1"/>
-          <w:sz w:val="28"/>
-          <w:szCs w:val="28"/>
-          <w:lang w:val="en-US"/>
-          <w14:textFill>
-            <w14:solidFill>
-              <w14:schemeClr w14:val="tx1"/>
-            </w14:solidFill>
-          </w14:textFill>
-        </w:rPr>
-      </w:pPr>
-      <w:r>
-        <w:rPr>
-          <w:rFonts w:hint="default" w:ascii="Times New Roman" w:hAnsi="Times New Roman" w:eastAsia="Times New Roman"/>
-          <w:b/>
-          <w:bCs/>
-          <w:color w:val="000000" w:themeColor="text1"/>
-          <w:sz w:val="28"/>
-          <w:szCs w:val="28"/>
-          <w:lang w:val="en-US"/>
-          <w14:textFill>
-            <w14:solidFill>
-              <w14:schemeClr w14:val="tx1"/>
-            </w14:solidFill>
-          </w14:textFill>
-        </w:rPr>
-        <w:t xml:space="preserve"> </w:t>
-      </w:r>
-    </w:p>
-    <w:p>
-      <w:pPr>
-        <w:spacing w:before="100" w:beforeAutospacing="1" w:after="0" w:line="240" w:lineRule="auto"/>
-        <w:jc w:val="both"/>
-        <w:rPr>
-          <w:rFonts w:hint="default" w:ascii="Times New Roman" w:hAnsi="Times New Roman" w:eastAsia="Times New Roman"/>
-          <w:b w:val="0"/>
-          <w:bCs w:val="0"/>
-          <w:color w:val="000000" w:themeColor="text1"/>
-          <w:sz w:val="28"/>
-          <w:szCs w:val="28"/>
-          <w:lang w:val="en-US"/>
-          <w14:textFill>
-            <w14:solidFill>
-              <w14:schemeClr w14:val="tx1"/>
-            </w14:solidFill>
-          </w14:textFill>
-        </w:rPr>
-      </w:pPr>
-      <w:r>
-        <w:rPr>
-          <w:rFonts w:hint="default" w:ascii="Times New Roman" w:hAnsi="Times New Roman" w:eastAsia="Times New Roman"/>
-          <w:b w:val="0"/>
-          <w:bCs w:val="0"/>
-          <w:color w:val="000000" w:themeColor="text1"/>
-          <w:sz w:val="28"/>
-          <w:szCs w:val="28"/>
-          <w:lang w:val="en-US"/>
-          <w14:textFill>
-            <w14:solidFill>
-              <w14:schemeClr w14:val="tx1"/>
-            </w14:solidFill>
-          </w14:textFill>
-        </w:rPr>
-        <w:t xml:space="preserve">I hereby declare that while completing this assignment, we utilized AI-based tools to enhance certain parts of our code and to assist in justifying the selection of specific implementations. The AI was used strictly as a supportive resource to improve the clarity, efficiency, and correctness of our work, ensuring that the final code meets the required standards. </w:t>
-      </w:r>
-    </w:p>
-    <w:p>
-      <w:pPr>
-        <w:spacing w:before="100" w:beforeAutospacing="1" w:after="0" w:line="240" w:lineRule="auto"/>
-        <w:jc w:val="both"/>
-        <w:rPr>
-          <w:rFonts w:hint="default" w:ascii="Times New Roman" w:hAnsi="Times New Roman" w:eastAsia="Times New Roman"/>
-          <w:b w:val="0"/>
-          <w:bCs w:val="0"/>
-          <w:color w:val="000000" w:themeColor="text1"/>
-          <w:sz w:val="28"/>
-          <w:szCs w:val="28"/>
-          <w:lang w:val="en-US"/>
-          <w14:textFill>
-            <w14:solidFill>
-              <w14:schemeClr w14:val="tx1"/>
-            </w14:solidFill>
-          </w14:textFill>
-        </w:rPr>
-      </w:pPr>
-      <w:r>
-        <w:rPr>
-          <w:rFonts w:hint="default" w:ascii="Times New Roman" w:hAnsi="Times New Roman" w:eastAsia="Times New Roman"/>
-          <w:b w:val="0"/>
-          <w:bCs w:val="0"/>
-          <w:color w:val="000000" w:themeColor="text1"/>
-          <w:sz w:val="28"/>
-          <w:szCs w:val="28"/>
-          <w:lang w:val="en-US"/>
-          <w14:textFill>
-            <w14:solidFill>
-              <w14:schemeClr w14:val="tx1"/>
-            </w14:solidFill>
-          </w14:textFill>
-        </w:rPr>
-        <w:t xml:space="preserve">All decisions regarding code selection, modifications, and final implementation were made with careful evaluation and understanding. We have ensured that the AI-assisted modifications align with ethical and academic integrity standards, and we take full responsibility for the work presented. </w:t>
-      </w:r>
-    </w:p>
-    <w:p>
-      <w:pPr>
-        <w:rPr>
-          <w:rFonts w:hint="default" w:ascii="Times New Roman" w:hAnsi="Times New Roman" w:eastAsia="Times New Roman"/>
-          <w:b w:val="0"/>
-          <w:bCs w:val="0"/>
-          <w:color w:val="000000" w:themeColor="text1"/>
-          <w:sz w:val="28"/>
-          <w:szCs w:val="28"/>
-          <w:lang w:val="en-US"/>
-          <w14:textFill>
-            <w14:solidFill>
-              <w14:schemeClr w14:val="tx1"/>
-            </w14:solidFill>
-          </w14:textFill>
-        </w:rPr>
-      </w:pPr>
-      <w:r>
-        <w:rPr>
-          <w:rFonts w:hint="default" w:ascii="Times New Roman" w:hAnsi="Times New Roman" w:eastAsia="Times New Roman"/>
-          <w:b w:val="0"/>
-          <w:bCs w:val="0"/>
-          <w:color w:val="000000" w:themeColor="text1"/>
-          <w:sz w:val="28"/>
-          <w:szCs w:val="28"/>
-          <w:lang w:val="en-US"/>
-          <w14:textFill>
-            <w14:solidFill>
-              <w14:schemeClr w14:val="tx1"/>
-            </w14:solidFill>
-          </w14:textFill>
-        </w:rPr>
-        <w:t>This declaration is made in the spirit of transparency and to acknowledge the role of AI as an enhance.</w:t>
-      </w:r>
-    </w:p>
-    <w:p>
-      <w:pPr>
-        <w:rPr>
-          <w:rFonts w:hint="default" w:ascii="Times New Roman" w:hAnsi="Times New Roman" w:cs="Times New Roman"/>
-          <w:b/>
-          <w:bCs/>
-          <w:color w:val="000000" w:themeColor="text1"/>
-          <w:sz w:val="24"/>
-          <w:szCs w:val="24"/>
-          <w:lang w:val="en-US"/>
-          <w14:textFill>
-            <w14:solidFill>
-              <w14:schemeClr w14:val="tx1"/>
-            </w14:solidFill>
-          </w14:textFill>
-        </w:rPr>
-        <w:sectPr>
           <w:pgSz w:w="11906" w:h="16838"/>
           <w:pgMar w:top="720" w:right="720" w:bottom="720" w:left="720" w:header="720" w:footer="720" w:gutter="0"/>
           <w:pgBorders w:offsetFrom="page">
@@ -5377,6 +732,42 @@
           <w:docGrid w:linePitch="360" w:charSpace="0"/>
         </w:sectPr>
       </w:pPr>
+      <w:r>
+        <w:rPr>
+          <w:rFonts w:hint="default" w:ascii="Times New Roman" w:hAnsi="Times New Roman" w:eastAsia="Times New Roman"/>
+          <w:b/>
+          <w:bCs/>
+          <w:color w:val="000000" w:themeColor="text1"/>
+          <w:sz w:val="36"/>
+          <w:szCs w:val="36"/>
+          <w:lang w:val="en-US"/>
+          <w14:textFill>
+            <w14:solidFill>
+              <w14:schemeClr w14:val="tx1"/>
+            </w14:solidFill>
+          </w14:textFill>
+        </w:rPr>
+        <w:t xml:space="preserve">Roll No.:    </w:t>
+      </w:r>
+      <w:r>
+        <w:rPr>
+          <w:rFonts w:hint="default" w:ascii="Times New Roman" w:hAnsi="Times New Roman" w:eastAsia="Times New Roman"/>
+          <w:b w:val="0"/>
+          <w:bCs w:val="0"/>
+          <w:color w:val="000000" w:themeColor="text1"/>
+          <w:sz w:val="36"/>
+          <w:szCs w:val="36"/>
+          <w:lang w:val="en-US"/>
+          <w14:textFill>
+            <w14:solidFill>
+              <w14:schemeClr w14:val="tx1"/>
+            </w14:solidFill>
+          </w14:textFill>
+        </w:rPr>
+        <w:t>002510503033</w:t>
+      </w:r>
+      <w:bookmarkStart w:id="0" w:name="_GoBack"/>
+      <w:bookmarkEnd w:id="0"/>
     </w:p>
     <w:p>
       <w:pPr>
@@ -7675,6 +3066,7 @@
     <w:p>
       <w:pPr>
         <w:numPr>
+          <w:ilvl w:val="0"/>
           <w:numId w:val="0"/>
         </w:numPr>
         <w:rPr>
@@ -7730,6 +3122,7 @@
     <w:p>
       <w:pPr>
         <w:numPr>
+          <w:ilvl w:val="0"/>
           <w:numId w:val="0"/>
         </w:numPr>
         <w:rPr>
@@ -8251,6 +3644,7 @@
     <w:p>
       <w:pPr>
         <w:numPr>
+          <w:ilvl w:val="0"/>
           <w:numId w:val="0"/>
         </w:numPr>
         <w:ind w:leftChars="0"/>
@@ -9678,6 +5072,7 @@
     <w:p>
       <w:pPr>
         <w:numPr>
+          <w:ilvl w:val="0"/>
           <w:numId w:val="0"/>
         </w:numPr>
         <w:ind w:leftChars="0"/>
@@ -9732,6 +5127,7 @@
     <w:p>
       <w:pPr>
         <w:numPr>
+          <w:ilvl w:val="0"/>
           <w:numId w:val="0"/>
         </w:numPr>
         <w:ind w:leftChars="0"/>
@@ -9900,6 +5296,7 @@
     <w:p>
       <w:pPr>
         <w:numPr>
+          <w:ilvl w:val="0"/>
           <w:numId w:val="0"/>
         </w:numPr>
         <w:ind w:leftChars="0"/>
@@ -9922,6 +5319,7 @@
     <w:p>
       <w:pPr>
         <w:numPr>
+          <w:ilvl w:val="0"/>
           <w:numId w:val="0"/>
         </w:numPr>
         <w:ind w:leftChars="0"/>
@@ -10055,6 +5453,7 @@
     <w:p>
       <w:pPr>
         <w:numPr>
+          <w:ilvl w:val="0"/>
           <w:numId w:val="0"/>
         </w:numPr>
         <w:ind w:leftChars="0"/>
@@ -10347,6 +5746,7 @@
     <w:p>
       <w:pPr>
         <w:numPr>
+          <w:ilvl w:val="0"/>
           <w:numId w:val="0"/>
         </w:numPr>
         <w:ind w:leftChars="0"/>
@@ -10403,6 +5803,7 @@
     <w:p>
       <w:pPr>
         <w:numPr>
+          <w:ilvl w:val="0"/>
           <w:numId w:val="0"/>
         </w:numPr>
         <w:ind w:leftChars="0"/>
@@ -10515,6 +5916,7 @@
     <w:p>
       <w:pPr>
         <w:numPr>
+          <w:ilvl w:val="0"/>
           <w:numId w:val="0"/>
         </w:numPr>
         <w:ind w:leftChars="0"/>
@@ -10649,6 +6051,7 @@
     <w:p>
       <w:pPr>
         <w:numPr>
+          <w:ilvl w:val="0"/>
           <w:numId w:val="0"/>
         </w:numPr>
         <w:ind w:leftChars="0"/>
@@ -10930,6 +6333,7 @@
     <w:p>
       <w:pPr>
         <w:numPr>
+          <w:ilvl w:val="0"/>
           <w:numId w:val="0"/>
         </w:numPr>
         <w:ind w:leftChars="0"/>
@@ -10986,6 +6390,7 @@
     <w:p>
       <w:pPr>
         <w:numPr>
+          <w:ilvl w:val="0"/>
           <w:numId w:val="0"/>
         </w:numPr>
         <w:ind w:leftChars="0"/>
@@ -11216,6 +6621,7 @@
     <w:p>
       <w:pPr>
         <w:numPr>
+          <w:ilvl w:val="0"/>
           <w:numId w:val="0"/>
         </w:numPr>
         <w:ind w:leftChars="0"/>
@@ -11272,6 +6678,7 @@
     <w:p>
       <w:pPr>
         <w:numPr>
+          <w:ilvl w:val="0"/>
           <w:numId w:val="0"/>
         </w:numPr>
         <w:ind w:leftChars="0"/>
@@ -11384,6 +6791,7 @@
     <w:p>
       <w:pPr>
         <w:numPr>
+          <w:ilvl w:val="0"/>
           <w:numId w:val="0"/>
         </w:numPr>
         <w:ind w:leftChars="0"/>
@@ -11518,6 +6926,7 @@
     <w:p>
       <w:pPr>
         <w:numPr>
+          <w:ilvl w:val="0"/>
           <w:numId w:val="0"/>
         </w:numPr>
         <w:ind w:leftChars="0"/>
@@ -11574,6 +6983,7 @@
     <w:p>
       <w:pPr>
         <w:numPr>
+          <w:ilvl w:val="0"/>
           <w:numId w:val="0"/>
         </w:numPr>
         <w:ind w:leftChars="0"/>
@@ -11686,6 +7096,7 @@
     <w:p>
       <w:pPr>
         <w:numPr>
+          <w:ilvl w:val="0"/>
           <w:numId w:val="0"/>
         </w:numPr>
         <w:ind w:leftChars="0"/>
@@ -11820,6 +7231,7 @@
     <w:p>
       <w:pPr>
         <w:numPr>
+          <w:ilvl w:val="0"/>
           <w:numId w:val="0"/>
         </w:numPr>
         <w:ind w:leftChars="0"/>
@@ -11876,6 +7288,7 @@
     <w:p>
       <w:pPr>
         <w:numPr>
+          <w:ilvl w:val="0"/>
           <w:numId w:val="0"/>
         </w:numPr>
         <w:ind w:leftChars="0"/>
@@ -11988,6 +7401,7 @@
     <w:p>
       <w:pPr>
         <w:numPr>
+          <w:ilvl w:val="0"/>
           <w:numId w:val="0"/>
         </w:numPr>
         <w:ind w:leftChars="0"/>
@@ -12102,6 +7516,7 @@
     <w:p>
       <w:pPr>
         <w:numPr>
+          <w:ilvl w:val="0"/>
           <w:numId w:val="0"/>
         </w:numPr>
         <w:ind w:leftChars="0"/>
@@ -12158,6 +7573,7 @@
     <w:p>
       <w:pPr>
         <w:numPr>
+          <w:ilvl w:val="0"/>
           <w:numId w:val="0"/>
         </w:numPr>
         <w:ind w:leftChars="0"/>
@@ -12270,6 +7686,7 @@
     <w:p>
       <w:pPr>
         <w:numPr>
+          <w:ilvl w:val="0"/>
           <w:numId w:val="0"/>
         </w:numPr>
         <w:ind w:leftChars="0"/>
@@ -12730,6 +8147,7 @@
     <w:p>
       <w:pPr>
         <w:numPr>
+          <w:ilvl w:val="0"/>
           <w:numId w:val="0"/>
         </w:numPr>
         <w:ind w:leftChars="0"/>
@@ -12786,6 +8204,7 @@
     <w:p>
       <w:pPr>
         <w:numPr>
+          <w:ilvl w:val="0"/>
           <w:numId w:val="0"/>
         </w:numPr>
         <w:ind w:leftChars="0"/>
@@ -12898,6 +8317,7 @@
     <w:p>
       <w:pPr>
         <w:numPr>
+          <w:ilvl w:val="0"/>
           <w:numId w:val="0"/>
         </w:numPr>
         <w:ind w:leftChars="0"/>
@@ -13012,6 +8432,7 @@
     <w:p>
       <w:pPr>
         <w:numPr>
+          <w:ilvl w:val="0"/>
           <w:numId w:val="0"/>
         </w:numPr>
         <w:ind w:leftChars="0"/>
@@ -13068,6 +8489,7 @@
     <w:p>
       <w:pPr>
         <w:numPr>
+          <w:ilvl w:val="0"/>
           <w:numId w:val="0"/>
         </w:numPr>
         <w:ind w:leftChars="0"/>
@@ -13147,178 +8569,7 @@
             </w14:solidFill>
           </w14:textFill>
         </w:rPr>
-        <w:t>SELECT</w:t>
-      </w:r>
-      <w:r>
-        <w:rPr>
-          <w:rFonts w:hint="default" w:ascii="Consolas" w:hAnsi="Consolas" w:eastAsia="Consolas" w:cs="Consolas"/>
-          <w:b w:val="0"/>
-          <w:bCs w:val="0"/>
-          <w:color w:val="000000" w:themeColor="text1"/>
-          <w:kern w:val="0"/>
-          <w:sz w:val="24"/>
-          <w:szCs w:val="24"/>
-          <w:shd w:val="clear" w:fill="FFFFFF"/>
-          <w:lang w:val="en-US" w:eastAsia="zh-CN" w:bidi="ar"/>
-          <w14:textFill>
-            <w14:solidFill>
-              <w14:schemeClr w14:val="tx1"/>
-            </w14:solidFill>
-          </w14:textFill>
-        </w:rPr>
-        <w:t xml:space="preserve"> COUNT(*) </w:t>
-      </w:r>
-      <w:r>
-        <w:rPr>
-          <w:rFonts w:hint="default" w:ascii="Consolas" w:hAnsi="Consolas" w:eastAsia="Consolas" w:cs="Consolas"/>
-          <w:b w:val="0"/>
-          <w:bCs w:val="0"/>
-          <w:color w:val="000000" w:themeColor="text1"/>
-          <w:kern w:val="0"/>
-          <w:sz w:val="24"/>
-          <w:szCs w:val="24"/>
-          <w:shd w:val="clear" w:fill="FFFFFF"/>
-          <w:lang w:val="en-US" w:eastAsia="zh-CN" w:bidi="ar"/>
-          <w14:textFill>
-            <w14:solidFill>
-              <w14:schemeClr w14:val="tx1"/>
-            </w14:solidFill>
-          </w14:textFill>
-        </w:rPr>
-        <w:t>AS</w:t>
-      </w:r>
-      <w:r>
-        <w:rPr>
-          <w:rFonts w:hint="default" w:ascii="Consolas" w:hAnsi="Consolas" w:eastAsia="Consolas" w:cs="Consolas"/>
-          <w:b w:val="0"/>
-          <w:bCs w:val="0"/>
-          <w:color w:val="000000" w:themeColor="text1"/>
-          <w:kern w:val="0"/>
-          <w:sz w:val="24"/>
-          <w:szCs w:val="24"/>
-          <w:shd w:val="clear" w:fill="FFFFFF"/>
-          <w:lang w:val="en-US" w:eastAsia="zh-CN" w:bidi="ar"/>
-          <w14:textFill>
-            <w14:solidFill>
-              <w14:schemeClr w14:val="tx1"/>
-            </w14:solidFill>
-          </w14:textFill>
-        </w:rPr>
-        <w:t xml:space="preserve"> JAN_JOINED </w:t>
-      </w:r>
-      <w:r>
-        <w:rPr>
-          <w:rFonts w:hint="default" w:ascii="Consolas" w:hAnsi="Consolas" w:eastAsia="Consolas" w:cs="Consolas"/>
-          <w:b w:val="0"/>
-          <w:bCs w:val="0"/>
-          <w:color w:val="000000" w:themeColor="text1"/>
-          <w:kern w:val="0"/>
-          <w:sz w:val="24"/>
-          <w:szCs w:val="24"/>
-          <w:shd w:val="clear" w:fill="FFFFFF"/>
-          <w:lang w:val="en-US" w:eastAsia="zh-CN" w:bidi="ar"/>
-          <w14:textFill>
-            <w14:solidFill>
-              <w14:schemeClr w14:val="tx1"/>
-            </w14:solidFill>
-          </w14:textFill>
-        </w:rPr>
-        <w:t>FROM</w:t>
-      </w:r>
-      <w:r>
-        <w:rPr>
-          <w:rFonts w:hint="default" w:ascii="Consolas" w:hAnsi="Consolas" w:eastAsia="Consolas" w:cs="Consolas"/>
-          <w:b w:val="0"/>
-          <w:bCs w:val="0"/>
-          <w:color w:val="000000" w:themeColor="text1"/>
-          <w:kern w:val="0"/>
-          <w:sz w:val="24"/>
-          <w:szCs w:val="24"/>
-          <w:shd w:val="clear" w:fill="FFFFFF"/>
-          <w:lang w:val="en-US" w:eastAsia="zh-CN" w:bidi="ar"/>
-          <w14:textFill>
-            <w14:solidFill>
-              <w14:schemeClr w14:val="tx1"/>
-            </w14:solidFill>
-          </w14:textFill>
-        </w:rPr>
-        <w:t xml:space="preserve"> EMPLOYEE </w:t>
-      </w:r>
-      <w:r>
-        <w:rPr>
-          <w:rFonts w:hint="default" w:ascii="Consolas" w:hAnsi="Consolas" w:eastAsia="Consolas" w:cs="Consolas"/>
-          <w:b w:val="0"/>
-          <w:bCs w:val="0"/>
-          <w:color w:val="000000" w:themeColor="text1"/>
-          <w:kern w:val="0"/>
-          <w:sz w:val="24"/>
-          <w:szCs w:val="24"/>
-          <w:shd w:val="clear" w:fill="FFFFFF"/>
-          <w:lang w:val="en-US" w:eastAsia="zh-CN" w:bidi="ar"/>
-          <w14:textFill>
-            <w14:solidFill>
-              <w14:schemeClr w14:val="tx1"/>
-            </w14:solidFill>
-          </w14:textFill>
-        </w:rPr>
-        <w:t>WHERE</w:t>
-      </w:r>
-      <w:r>
-        <w:rPr>
-          <w:rFonts w:hint="default" w:ascii="Consolas" w:hAnsi="Consolas" w:eastAsia="Consolas" w:cs="Consolas"/>
-          <w:b w:val="0"/>
-          <w:bCs w:val="0"/>
-          <w:color w:val="000000" w:themeColor="text1"/>
-          <w:kern w:val="0"/>
-          <w:sz w:val="24"/>
-          <w:szCs w:val="24"/>
-          <w:shd w:val="clear" w:fill="FFFFFF"/>
-          <w:lang w:val="en-US" w:eastAsia="zh-CN" w:bidi="ar"/>
-          <w14:textFill>
-            <w14:solidFill>
-              <w14:schemeClr w14:val="tx1"/>
-            </w14:solidFill>
-          </w14:textFill>
-        </w:rPr>
-        <w:t xml:space="preserve"> MONTH(JN_DT) = </w:t>
-      </w:r>
-      <w:r>
-        <w:rPr>
-          <w:rFonts w:hint="default" w:ascii="Consolas" w:hAnsi="Consolas" w:eastAsia="Consolas" w:cs="Consolas"/>
-          <w:b w:val="0"/>
-          <w:bCs w:val="0"/>
-          <w:color w:val="000000" w:themeColor="text1"/>
-          <w:kern w:val="0"/>
-          <w:sz w:val="24"/>
-          <w:szCs w:val="24"/>
-          <w:shd w:val="clear" w:fill="FFFFFF"/>
-          <w:lang w:val="en-US" w:eastAsia="zh-CN" w:bidi="ar"/>
-          <w14:textFill>
-            <w14:solidFill>
-              <w14:schemeClr w14:val="tx1"/>
-            </w14:solidFill>
-          </w14:textFill>
-        </w:rPr>
-        <w:t>1</w:t>
-      </w:r>
-      <w:r>
-        <w:rPr>
-          <w:rFonts w:hint="default" w:ascii="Consolas" w:hAnsi="Consolas" w:eastAsia="Consolas" w:cs="Consolas"/>
-          <w:b w:val="0"/>
-          <w:bCs w:val="0"/>
-          <w:color w:val="000000" w:themeColor="text1"/>
-          <w:kern w:val="0"/>
-          <w:sz w:val="24"/>
-          <w:szCs w:val="24"/>
-          <w:shd w:val="clear" w:fill="FFFFFF"/>
-          <w:lang w:val="en-US" w:eastAsia="zh-CN" w:bidi="ar"/>
-          <w14:textFill>
-            <w14:solidFill>
-              <w14:schemeClr w14:val="tx1"/>
-            </w14:solidFill>
-          </w14:textFill>
-        </w:rPr>
-        <w:t>;</w:t>
+        <w:t>SELECT COUNT(*) AS JAN_JOINED FROM EMPLOYEE WHERE MONTH(JN_DT) = 1;</w:t>
       </w:r>
     </w:p>
     <w:p>
@@ -13351,6 +8602,7 @@
     <w:p>
       <w:pPr>
         <w:numPr>
+          <w:ilvl w:val="0"/>
           <w:numId w:val="0"/>
         </w:numPr>
         <w:ind w:leftChars="0"/>
@@ -13486,6 +8738,7 @@
     <w:p>
       <w:pPr>
         <w:numPr>
+          <w:ilvl w:val="0"/>
           <w:numId w:val="0"/>
         </w:numPr>
         <w:ind w:leftChars="0"/>
@@ -13542,6 +8795,7 @@
     <w:p>
       <w:pPr>
         <w:numPr>
+          <w:ilvl w:val="0"/>
           <w:numId w:val="0"/>
         </w:numPr>
         <w:ind w:leftChars="0"/>
@@ -13621,216 +8875,7 @@
             </w14:solidFill>
           </w14:textFill>
         </w:rPr>
-        <w:t>SELECT</w:t>
-      </w:r>
-      <w:r>
-        <w:rPr>
-          <w:rFonts w:hint="default" w:ascii="Consolas" w:hAnsi="Consolas" w:eastAsia="Consolas" w:cs="Consolas"/>
-          <w:b w:val="0"/>
-          <w:bCs w:val="0"/>
-          <w:color w:val="000000" w:themeColor="text1"/>
-          <w:kern w:val="0"/>
-          <w:sz w:val="24"/>
-          <w:szCs w:val="24"/>
-          <w:shd w:val="clear" w:fill="FFFFFF"/>
-          <w:lang w:val="en-US" w:eastAsia="zh-CN" w:bidi="ar"/>
-          <w14:textFill>
-            <w14:solidFill>
-              <w14:schemeClr w14:val="tx1"/>
-            </w14:solidFill>
-          </w14:textFill>
-        </w:rPr>
-        <w:t xml:space="preserve"> MAX(</w:t>
-      </w:r>
-      <w:r>
-        <w:rPr>
-          <w:rFonts w:hint="default" w:ascii="Consolas" w:hAnsi="Consolas" w:eastAsia="Consolas" w:cs="Consolas"/>
-          <w:b w:val="0"/>
-          <w:bCs w:val="0"/>
-          <w:color w:val="000000" w:themeColor="text1"/>
-          <w:kern w:val="0"/>
-          <w:sz w:val="24"/>
-          <w:szCs w:val="24"/>
-          <w:shd w:val="clear" w:fill="FFFFFF"/>
-          <w:lang w:val="en-US" w:eastAsia="zh-CN" w:bidi="ar"/>
-          <w14:textFill>
-            <w14:solidFill>
-              <w14:schemeClr w14:val="tx1"/>
-            </w14:solidFill>
-          </w14:textFill>
-        </w:rPr>
-        <w:t>BASIC</w:t>
-      </w:r>
-      <w:r>
-        <w:rPr>
-          <w:rFonts w:hint="default" w:ascii="Consolas" w:hAnsi="Consolas" w:eastAsia="Consolas" w:cs="Consolas"/>
-          <w:b w:val="0"/>
-          <w:bCs w:val="0"/>
-          <w:color w:val="000000" w:themeColor="text1"/>
-          <w:kern w:val="0"/>
-          <w:sz w:val="24"/>
-          <w:szCs w:val="24"/>
-          <w:shd w:val="clear" w:fill="FFFFFF"/>
-          <w:lang w:val="en-US" w:eastAsia="zh-CN" w:bidi="ar"/>
-          <w14:textFill>
-            <w14:solidFill>
-              <w14:schemeClr w14:val="tx1"/>
-            </w14:solidFill>
-          </w14:textFill>
-        </w:rPr>
-        <w:t xml:space="preserve">) </w:t>
-      </w:r>
-      <w:r>
-        <w:rPr>
-          <w:rFonts w:hint="default" w:ascii="Consolas" w:hAnsi="Consolas" w:eastAsia="Consolas" w:cs="Consolas"/>
-          <w:b w:val="0"/>
-          <w:bCs w:val="0"/>
-          <w:color w:val="000000" w:themeColor="text1"/>
-          <w:kern w:val="0"/>
-          <w:sz w:val="24"/>
-          <w:szCs w:val="24"/>
-          <w:shd w:val="clear" w:fill="FFFFFF"/>
-          <w:lang w:val="en-US" w:eastAsia="zh-CN" w:bidi="ar"/>
-          <w14:textFill>
-            <w14:solidFill>
-              <w14:schemeClr w14:val="tx1"/>
-            </w14:solidFill>
-          </w14:textFill>
-        </w:rPr>
-        <w:t>AS</w:t>
-      </w:r>
-      <w:r>
-        <w:rPr>
-          <w:rFonts w:hint="default" w:ascii="Consolas" w:hAnsi="Consolas" w:eastAsia="Consolas" w:cs="Consolas"/>
-          <w:b w:val="0"/>
-          <w:bCs w:val="0"/>
-          <w:color w:val="000000" w:themeColor="text1"/>
-          <w:kern w:val="0"/>
-          <w:sz w:val="24"/>
-          <w:szCs w:val="24"/>
-          <w:shd w:val="clear" w:fill="FFFFFF"/>
-          <w:lang w:val="en-US" w:eastAsia="zh-CN" w:bidi="ar"/>
-          <w14:textFill>
-            <w14:solidFill>
-              <w14:schemeClr w14:val="tx1"/>
-            </w14:solidFill>
-          </w14:textFill>
-        </w:rPr>
-        <w:t xml:space="preserve"> MAX_BASIC, MIN(</w:t>
-      </w:r>
-      <w:r>
-        <w:rPr>
-          <w:rFonts w:hint="default" w:ascii="Consolas" w:hAnsi="Consolas" w:eastAsia="Consolas" w:cs="Consolas"/>
-          <w:b w:val="0"/>
-          <w:bCs w:val="0"/>
-          <w:color w:val="000000" w:themeColor="text1"/>
-          <w:kern w:val="0"/>
-          <w:sz w:val="24"/>
-          <w:szCs w:val="24"/>
-          <w:shd w:val="clear" w:fill="FFFFFF"/>
-          <w:lang w:val="en-US" w:eastAsia="zh-CN" w:bidi="ar"/>
-          <w14:textFill>
-            <w14:solidFill>
-              <w14:schemeClr w14:val="tx1"/>
-            </w14:solidFill>
-          </w14:textFill>
-        </w:rPr>
-        <w:t>BASIC</w:t>
-      </w:r>
-      <w:r>
-        <w:rPr>
-          <w:rFonts w:hint="default" w:ascii="Consolas" w:hAnsi="Consolas" w:eastAsia="Consolas" w:cs="Consolas"/>
-          <w:b w:val="0"/>
-          <w:bCs w:val="0"/>
-          <w:color w:val="000000" w:themeColor="text1"/>
-          <w:kern w:val="0"/>
-          <w:sz w:val="24"/>
-          <w:szCs w:val="24"/>
-          <w:shd w:val="clear" w:fill="FFFFFF"/>
-          <w:lang w:val="en-US" w:eastAsia="zh-CN" w:bidi="ar"/>
-          <w14:textFill>
-            <w14:solidFill>
-              <w14:schemeClr w14:val="tx1"/>
-            </w14:solidFill>
-          </w14:textFill>
-        </w:rPr>
-        <w:t xml:space="preserve">) </w:t>
-      </w:r>
-      <w:r>
-        <w:rPr>
-          <w:rFonts w:hint="default" w:ascii="Consolas" w:hAnsi="Consolas" w:eastAsia="Consolas" w:cs="Consolas"/>
-          <w:b w:val="0"/>
-          <w:bCs w:val="0"/>
-          <w:color w:val="000000" w:themeColor="text1"/>
-          <w:kern w:val="0"/>
-          <w:sz w:val="24"/>
-          <w:szCs w:val="24"/>
-          <w:shd w:val="clear" w:fill="FFFFFF"/>
-          <w:lang w:val="en-US" w:eastAsia="zh-CN" w:bidi="ar"/>
-          <w14:textFill>
-            <w14:solidFill>
-              <w14:schemeClr w14:val="tx1"/>
-            </w14:solidFill>
-          </w14:textFill>
-        </w:rPr>
-        <w:t>AS</w:t>
-      </w:r>
-      <w:r>
-        <w:rPr>
-          <w:rFonts w:hint="default" w:ascii="Consolas" w:hAnsi="Consolas" w:eastAsia="Consolas" w:cs="Consolas"/>
-          <w:b w:val="0"/>
-          <w:bCs w:val="0"/>
-          <w:color w:val="000000" w:themeColor="text1"/>
-          <w:kern w:val="0"/>
-          <w:sz w:val="24"/>
-          <w:szCs w:val="24"/>
-          <w:shd w:val="clear" w:fill="FFFFFF"/>
-          <w:lang w:val="en-US" w:eastAsia="zh-CN" w:bidi="ar"/>
-          <w14:textFill>
-            <w14:solidFill>
-              <w14:schemeClr w14:val="tx1"/>
-            </w14:solidFill>
-          </w14:textFill>
-        </w:rPr>
-        <w:t xml:space="preserve"> MIN_BASIC </w:t>
-      </w:r>
-      <w:r>
-        <w:rPr>
-          <w:rFonts w:hint="default" w:ascii="Consolas" w:hAnsi="Consolas" w:eastAsia="Consolas" w:cs="Consolas"/>
-          <w:b w:val="0"/>
-          <w:bCs w:val="0"/>
-          <w:color w:val="000000" w:themeColor="text1"/>
-          <w:kern w:val="0"/>
-          <w:sz w:val="24"/>
-          <w:szCs w:val="24"/>
-          <w:shd w:val="clear" w:fill="FFFFFF"/>
-          <w:lang w:val="en-US" w:eastAsia="zh-CN" w:bidi="ar"/>
-          <w14:textFill>
-            <w14:solidFill>
-              <w14:schemeClr w14:val="tx1"/>
-            </w14:solidFill>
-          </w14:textFill>
-        </w:rPr>
-        <w:t>FROM</w:t>
-      </w:r>
-      <w:r>
-        <w:rPr>
-          <w:rFonts w:hint="default" w:ascii="Consolas" w:hAnsi="Consolas" w:eastAsia="Consolas" w:cs="Consolas"/>
-          <w:b w:val="0"/>
-          <w:bCs w:val="0"/>
-          <w:color w:val="000000" w:themeColor="text1"/>
-          <w:kern w:val="0"/>
-          <w:sz w:val="24"/>
-          <w:szCs w:val="24"/>
-          <w:shd w:val="clear" w:fill="FFFFFF"/>
-          <w:lang w:val="en-US" w:eastAsia="zh-CN" w:bidi="ar"/>
-          <w14:textFill>
-            <w14:solidFill>
-              <w14:schemeClr w14:val="tx1"/>
-            </w14:solidFill>
-          </w14:textFill>
-        </w:rPr>
-        <w:t xml:space="preserve"> EMPLOYEE;</w:t>
+        <w:t>SELECT MAX(BASIC) AS MAX_BASIC, MIN(BASIC) AS MIN_BASIC FROM EMPLOYEE;</w:t>
       </w:r>
     </w:p>
     <w:p>
@@ -13863,6 +8908,7 @@
     <w:p>
       <w:pPr>
         <w:numPr>
+          <w:ilvl w:val="0"/>
           <w:numId w:val="0"/>
         </w:numPr>
         <w:ind w:leftChars="0"/>
@@ -13998,6 +9044,7 @@
     <w:p>
       <w:pPr>
         <w:numPr>
+          <w:ilvl w:val="0"/>
           <w:numId w:val="0"/>
         </w:numPr>
         <w:ind w:leftChars="0"/>
@@ -14054,6 +9101,7 @@
     <w:p>
       <w:pPr>
         <w:numPr>
+          <w:ilvl w:val="0"/>
           <w:numId w:val="0"/>
         </w:numPr>
         <w:ind w:leftChars="0"/>
@@ -14133,178 +9181,7 @@
             </w14:solidFill>
           </w14:textFill>
         </w:rPr>
-        <w:t>SELECT</w:t>
-      </w:r>
-      <w:r>
-        <w:rPr>
-          <w:rFonts w:hint="default" w:ascii="Consolas" w:hAnsi="Consolas" w:eastAsia="Consolas" w:cs="Consolas"/>
-          <w:b w:val="0"/>
-          <w:bCs w:val="0"/>
-          <w:color w:val="000000" w:themeColor="text1"/>
-          <w:kern w:val="0"/>
-          <w:sz w:val="24"/>
-          <w:szCs w:val="24"/>
-          <w:shd w:val="clear" w:fill="FFFFFF"/>
-          <w:lang w:val="en-US" w:eastAsia="zh-CN" w:bidi="ar"/>
-          <w14:textFill>
-            <w14:solidFill>
-              <w14:schemeClr w14:val="tx1"/>
-            </w14:solidFill>
-          </w14:textFill>
-        </w:rPr>
-        <w:t xml:space="preserve"> COUNT(*) </w:t>
-      </w:r>
-      <w:r>
-        <w:rPr>
-          <w:rFonts w:hint="default" w:ascii="Consolas" w:hAnsi="Consolas" w:eastAsia="Consolas" w:cs="Consolas"/>
-          <w:b w:val="0"/>
-          <w:bCs w:val="0"/>
-          <w:color w:val="000000" w:themeColor="text1"/>
-          <w:kern w:val="0"/>
-          <w:sz w:val="24"/>
-          <w:szCs w:val="24"/>
-          <w:shd w:val="clear" w:fill="FFFFFF"/>
-          <w:lang w:val="en-US" w:eastAsia="zh-CN" w:bidi="ar"/>
-          <w14:textFill>
-            <w14:solidFill>
-              <w14:schemeClr w14:val="tx1"/>
-            </w14:solidFill>
-          </w14:textFill>
-        </w:rPr>
-        <w:t>AS</w:t>
-      </w:r>
-      <w:r>
-        <w:rPr>
-          <w:rFonts w:hint="default" w:ascii="Consolas" w:hAnsi="Consolas" w:eastAsia="Consolas" w:cs="Consolas"/>
-          <w:b w:val="0"/>
-          <w:bCs w:val="0"/>
-          <w:color w:val="000000" w:themeColor="text1"/>
-          <w:kern w:val="0"/>
-          <w:sz w:val="24"/>
-          <w:szCs w:val="24"/>
-          <w:shd w:val="clear" w:fill="FFFFFF"/>
-          <w:lang w:val="en-US" w:eastAsia="zh-CN" w:bidi="ar"/>
-          <w14:textFill>
-            <w14:solidFill>
-              <w14:schemeClr w14:val="tx1"/>
-            </w14:solidFill>
-          </w14:textFill>
-        </w:rPr>
-        <w:t xml:space="preserve"> FEMALE_EMPLOYEES </w:t>
-      </w:r>
-      <w:r>
-        <w:rPr>
-          <w:rFonts w:hint="default" w:ascii="Consolas" w:hAnsi="Consolas" w:eastAsia="Consolas" w:cs="Consolas"/>
-          <w:b w:val="0"/>
-          <w:bCs w:val="0"/>
-          <w:color w:val="000000" w:themeColor="text1"/>
-          <w:kern w:val="0"/>
-          <w:sz w:val="24"/>
-          <w:szCs w:val="24"/>
-          <w:shd w:val="clear" w:fill="FFFFFF"/>
-          <w:lang w:val="en-US" w:eastAsia="zh-CN" w:bidi="ar"/>
-          <w14:textFill>
-            <w14:solidFill>
-              <w14:schemeClr w14:val="tx1"/>
-            </w14:solidFill>
-          </w14:textFill>
-        </w:rPr>
-        <w:t>FROM</w:t>
-      </w:r>
-      <w:r>
-        <w:rPr>
-          <w:rFonts w:hint="default" w:ascii="Consolas" w:hAnsi="Consolas" w:eastAsia="Consolas" w:cs="Consolas"/>
-          <w:b w:val="0"/>
-          <w:bCs w:val="0"/>
-          <w:color w:val="000000" w:themeColor="text1"/>
-          <w:kern w:val="0"/>
-          <w:sz w:val="24"/>
-          <w:szCs w:val="24"/>
-          <w:shd w:val="clear" w:fill="FFFFFF"/>
-          <w:lang w:val="en-US" w:eastAsia="zh-CN" w:bidi="ar"/>
-          <w14:textFill>
-            <w14:solidFill>
-              <w14:schemeClr w14:val="tx1"/>
-            </w14:solidFill>
-          </w14:textFill>
-        </w:rPr>
-        <w:t xml:space="preserve"> EMPLOYEE </w:t>
-      </w:r>
-      <w:r>
-        <w:rPr>
-          <w:rFonts w:hint="default" w:ascii="Consolas" w:hAnsi="Consolas" w:eastAsia="Consolas" w:cs="Consolas"/>
-          <w:b w:val="0"/>
-          <w:bCs w:val="0"/>
-          <w:color w:val="000000" w:themeColor="text1"/>
-          <w:kern w:val="0"/>
-          <w:sz w:val="24"/>
-          <w:szCs w:val="24"/>
-          <w:shd w:val="clear" w:fill="FFFFFF"/>
-          <w:lang w:val="en-US" w:eastAsia="zh-CN" w:bidi="ar"/>
-          <w14:textFill>
-            <w14:solidFill>
-              <w14:schemeClr w14:val="tx1"/>
-            </w14:solidFill>
-          </w14:textFill>
-        </w:rPr>
-        <w:t>WHERE</w:t>
-      </w:r>
-      <w:r>
-        <w:rPr>
-          <w:rFonts w:hint="default" w:ascii="Consolas" w:hAnsi="Consolas" w:eastAsia="Consolas" w:cs="Consolas"/>
-          <w:b w:val="0"/>
-          <w:bCs w:val="0"/>
-          <w:color w:val="000000" w:themeColor="text1"/>
-          <w:kern w:val="0"/>
-          <w:sz w:val="24"/>
-          <w:szCs w:val="24"/>
-          <w:shd w:val="clear" w:fill="FFFFFF"/>
-          <w:lang w:val="en-US" w:eastAsia="zh-CN" w:bidi="ar"/>
-          <w14:textFill>
-            <w14:solidFill>
-              <w14:schemeClr w14:val="tx1"/>
-            </w14:solidFill>
-          </w14:textFill>
-        </w:rPr>
-        <w:t xml:space="preserve"> SEX = </w:t>
-      </w:r>
-      <w:r>
-        <w:rPr>
-          <w:rFonts w:hint="default" w:ascii="Consolas" w:hAnsi="Consolas" w:eastAsia="Consolas" w:cs="Consolas"/>
-          <w:b w:val="0"/>
-          <w:bCs w:val="0"/>
-          <w:color w:val="000000" w:themeColor="text1"/>
-          <w:kern w:val="0"/>
-          <w:sz w:val="24"/>
-          <w:szCs w:val="24"/>
-          <w:shd w:val="clear" w:fill="FFFFFF"/>
-          <w:lang w:val="en-US" w:eastAsia="zh-CN" w:bidi="ar"/>
-          <w14:textFill>
-            <w14:solidFill>
-              <w14:schemeClr w14:val="tx1"/>
-            </w14:solidFill>
-          </w14:textFill>
-        </w:rPr>
-        <w:t>'F'</w:t>
-      </w:r>
-      <w:r>
-        <w:rPr>
-          <w:rFonts w:hint="default" w:ascii="Consolas" w:hAnsi="Consolas" w:eastAsia="Consolas" w:cs="Consolas"/>
-          <w:b w:val="0"/>
-          <w:bCs w:val="0"/>
-          <w:color w:val="000000" w:themeColor="text1"/>
-          <w:kern w:val="0"/>
-          <w:sz w:val="24"/>
-          <w:szCs w:val="24"/>
-          <w:shd w:val="clear" w:fill="FFFFFF"/>
-          <w:lang w:val="en-US" w:eastAsia="zh-CN" w:bidi="ar"/>
-          <w14:textFill>
-            <w14:solidFill>
-              <w14:schemeClr w14:val="tx1"/>
-            </w14:solidFill>
-          </w14:textFill>
-        </w:rPr>
-        <w:t>;</w:t>
+        <w:t>SELECT COUNT(*) AS FEMALE_EMPLOYEES FROM EMPLOYEE WHERE SEX = 'F';</w:t>
       </w:r>
     </w:p>
     <w:p>
@@ -14337,6 +9214,7 @@
     <w:p>
       <w:pPr>
         <w:numPr>
+          <w:ilvl w:val="0"/>
           <w:numId w:val="0"/>
         </w:numPr>
         <w:ind w:leftChars="0"/>
@@ -14393,7 +9271,6 @@
           </w14:textFill>
         </w:rPr>
       </w:pPr>
-      <w:bookmarkStart w:id="0" w:name="_GoBack"/>
       <w:r>
         <w:rPr>
           <w:rFonts w:hint="default" w:ascii="Times New Roman" w:hAnsi="Times New Roman" w:cs="Times New Roman"/>
@@ -14449,11 +9326,11 @@
           </wp:inline>
         </w:drawing>
       </w:r>
-      <w:bookmarkEnd w:id="0"/>
-    </w:p>
-    <w:p>
-      <w:pPr>
-        <w:numPr>
+    </w:p>
+    <w:p>
+      <w:pPr>
+        <w:numPr>
+          <w:ilvl w:val="0"/>
           <w:numId w:val="0"/>
         </w:numPr>
         <w:ind w:leftChars="0"/>
@@ -14510,6 +9387,7 @@
     <w:p>
       <w:pPr>
         <w:numPr>
+          <w:ilvl w:val="0"/>
           <w:numId w:val="0"/>
         </w:numPr>
         <w:ind w:leftChars="0"/>
@@ -14589,64 +9467,7 @@
             </w14:solidFill>
           </w14:textFill>
         </w:rPr>
-        <w:t>UPDATE</w:t>
-      </w:r>
-      <w:r>
-        <w:rPr>
-          <w:rFonts w:hint="default" w:ascii="Consolas" w:hAnsi="Consolas" w:eastAsia="Consolas" w:cs="Consolas"/>
-          <w:b w:val="0"/>
-          <w:bCs w:val="0"/>
-          <w:color w:val="000000" w:themeColor="text1"/>
-          <w:kern w:val="0"/>
-          <w:sz w:val="24"/>
-          <w:szCs w:val="24"/>
-          <w:shd w:val="clear" w:fill="FFFFFF"/>
-          <w:lang w:val="en-US" w:eastAsia="zh-CN" w:bidi="ar"/>
-          <w14:textFill>
-            <w14:solidFill>
-              <w14:schemeClr w14:val="tx1"/>
-            </w14:solidFill>
-          </w14:textFill>
-        </w:rPr>
-        <w:t xml:space="preserve"> EMPLOYEE </w:t>
-      </w:r>
-      <w:r>
-        <w:rPr>
-          <w:rFonts w:hint="default" w:ascii="Consolas" w:hAnsi="Consolas" w:eastAsia="Consolas" w:cs="Consolas"/>
-          <w:b w:val="0"/>
-          <w:bCs w:val="0"/>
-          <w:color w:val="000000" w:themeColor="text1"/>
-          <w:kern w:val="0"/>
-          <w:sz w:val="24"/>
-          <w:szCs w:val="24"/>
-          <w:shd w:val="clear" w:fill="FFFFFF"/>
-          <w:lang w:val="en-US" w:eastAsia="zh-CN" w:bidi="ar"/>
-          <w14:textFill>
-            <w14:solidFill>
-              <w14:schemeClr w14:val="tx1"/>
-            </w14:solidFill>
-          </w14:textFill>
-        </w:rPr>
-        <w:t>SET</w:t>
-      </w:r>
-      <w:r>
-        <w:rPr>
-          <w:rFonts w:hint="default" w:ascii="Consolas" w:hAnsi="Consolas" w:eastAsia="Consolas" w:cs="Consolas"/>
-          <w:b w:val="0"/>
-          <w:bCs w:val="0"/>
-          <w:color w:val="000000" w:themeColor="text1"/>
-          <w:kern w:val="0"/>
-          <w:sz w:val="24"/>
-          <w:szCs w:val="24"/>
-          <w:shd w:val="clear" w:fill="FFFFFF"/>
-          <w:lang w:val="en-US" w:eastAsia="zh-CN" w:bidi="ar"/>
-          <w14:textFill>
-            <w14:solidFill>
-              <w14:schemeClr w14:val="tx1"/>
-            </w14:solidFill>
-          </w14:textFill>
-        </w:rPr>
-        <w:t xml:space="preserve"> CITY = UPPER(CITY);</w:t>
+        <w:t>UPDATE EMPLOYEE SET CITY = UPPER(CITY);</w:t>
       </w:r>
     </w:p>
     <w:p>
@@ -14679,6 +9500,7 @@
     <w:p>
       <w:pPr>
         <w:numPr>
+          <w:ilvl w:val="0"/>
           <w:numId w:val="0"/>
         </w:numPr>
         <w:ind w:leftChars="0"/>
@@ -14852,6 +9674,7 @@
     <w:p>
       <w:pPr>
         <w:numPr>
+          <w:ilvl w:val="0"/>
           <w:numId w:val="0"/>
         </w:numPr>
         <w:ind w:leftChars="0"/>
@@ -14908,6 +9731,7 @@
     <w:p>
       <w:pPr>
         <w:numPr>
+          <w:ilvl w:val="0"/>
           <w:numId w:val="0"/>
         </w:numPr>
         <w:ind w:leftChars="0"/>
@@ -14987,140 +9811,7 @@
             </w14:solidFill>
           </w14:textFill>
         </w:rPr>
-        <w:t>SELECT</w:t>
-      </w:r>
-      <w:r>
-        <w:rPr>
-          <w:rFonts w:hint="default" w:ascii="Consolas" w:hAnsi="Consolas" w:eastAsia="Consolas" w:cs="Consolas"/>
-          <w:b w:val="0"/>
-          <w:bCs w:val="0"/>
-          <w:color w:val="000000" w:themeColor="text1"/>
-          <w:kern w:val="0"/>
-          <w:sz w:val="24"/>
-          <w:szCs w:val="24"/>
-          <w:shd w:val="clear" w:fill="FFFFFF"/>
-          <w:lang w:val="en-US" w:eastAsia="zh-CN" w:bidi="ar"/>
-          <w14:textFill>
-            <w14:solidFill>
-              <w14:schemeClr w14:val="tx1"/>
-            </w14:solidFill>
-          </w14:textFill>
-        </w:rPr>
-        <w:t xml:space="preserve"> COUNT(</w:t>
-      </w:r>
-      <w:r>
-        <w:rPr>
-          <w:rFonts w:hint="default" w:ascii="Consolas" w:hAnsi="Consolas" w:eastAsia="Consolas" w:cs="Consolas"/>
-          <w:b w:val="0"/>
-          <w:bCs w:val="0"/>
-          <w:color w:val="000000" w:themeColor="text1"/>
-          <w:kern w:val="0"/>
-          <w:sz w:val="24"/>
-          <w:szCs w:val="24"/>
-          <w:shd w:val="clear" w:fill="FFFFFF"/>
-          <w:lang w:val="en-US" w:eastAsia="zh-CN" w:bidi="ar"/>
-          <w14:textFill>
-            <w14:solidFill>
-              <w14:schemeClr w14:val="tx1"/>
-            </w14:solidFill>
-          </w14:textFill>
-        </w:rPr>
-        <w:t>DISTINCT</w:t>
-      </w:r>
-      <w:r>
-        <w:rPr>
-          <w:rFonts w:hint="default" w:ascii="Consolas" w:hAnsi="Consolas" w:eastAsia="Consolas" w:cs="Consolas"/>
-          <w:b w:val="0"/>
-          <w:bCs w:val="0"/>
-          <w:color w:val="000000" w:themeColor="text1"/>
-          <w:kern w:val="0"/>
-          <w:sz w:val="24"/>
-          <w:szCs w:val="24"/>
-          <w:shd w:val="clear" w:fill="FFFFFF"/>
-          <w:lang w:val="en-US" w:eastAsia="zh-CN" w:bidi="ar"/>
-          <w14:textFill>
-            <w14:solidFill>
-              <w14:schemeClr w14:val="tx1"/>
-            </w14:solidFill>
-          </w14:textFill>
-        </w:rPr>
-        <w:t xml:space="preserve"> CITY) </w:t>
-      </w:r>
-      <w:r>
-        <w:rPr>
-          <w:rFonts w:hint="default" w:ascii="Consolas" w:hAnsi="Consolas" w:eastAsia="Consolas" w:cs="Consolas"/>
-          <w:b w:val="0"/>
-          <w:bCs w:val="0"/>
-          <w:color w:val="000000" w:themeColor="text1"/>
-          <w:kern w:val="0"/>
-          <w:sz w:val="24"/>
-          <w:szCs w:val="24"/>
-          <w:shd w:val="clear" w:fill="FFFFFF"/>
-          <w:lang w:val="en-US" w:eastAsia="zh-CN" w:bidi="ar"/>
-          <w14:textFill>
-            <w14:solidFill>
-              <w14:schemeClr w14:val="tx1"/>
-            </w14:solidFill>
-          </w14:textFill>
-        </w:rPr>
-        <w:t>AS</w:t>
-      </w:r>
-      <w:r>
-        <w:rPr>
-          <w:rFonts w:hint="default" w:ascii="Consolas" w:hAnsi="Consolas" w:eastAsia="Consolas" w:cs="Consolas"/>
-          <w:b w:val="0"/>
-          <w:bCs w:val="0"/>
-          <w:color w:val="000000" w:themeColor="text1"/>
-          <w:kern w:val="0"/>
-          <w:sz w:val="24"/>
-          <w:szCs w:val="24"/>
-          <w:shd w:val="clear" w:fill="FFFFFF"/>
-          <w:lang w:val="en-US" w:eastAsia="zh-CN" w:bidi="ar"/>
-          <w14:textFill>
-            <w14:solidFill>
-              <w14:schemeClr w14:val="tx1"/>
-            </w14:solidFill>
-          </w14:textFill>
-        </w:rPr>
-        <w:t xml:space="preserve"> TOTAL_CITIES </w:t>
-      </w:r>
-      <w:r>
-        <w:rPr>
-          <w:rFonts w:hint="default" w:ascii="Consolas" w:hAnsi="Consolas" w:eastAsia="Consolas" w:cs="Consolas"/>
-          <w:b w:val="0"/>
-          <w:bCs w:val="0"/>
-          <w:color w:val="000000" w:themeColor="text1"/>
-          <w:kern w:val="0"/>
-          <w:sz w:val="24"/>
-          <w:szCs w:val="24"/>
-          <w:shd w:val="clear" w:fill="FFFFFF"/>
-          <w:lang w:val="en-US" w:eastAsia="zh-CN" w:bidi="ar"/>
-          <w14:textFill>
-            <w14:solidFill>
-              <w14:schemeClr w14:val="tx1"/>
-            </w14:solidFill>
-          </w14:textFill>
-        </w:rPr>
-        <w:t>FROM</w:t>
-      </w:r>
-      <w:r>
-        <w:rPr>
-          <w:rFonts w:hint="default" w:ascii="Consolas" w:hAnsi="Consolas" w:eastAsia="Consolas" w:cs="Consolas"/>
-          <w:b w:val="0"/>
-          <w:bCs w:val="0"/>
-          <w:color w:val="000000" w:themeColor="text1"/>
-          <w:kern w:val="0"/>
-          <w:sz w:val="24"/>
-          <w:szCs w:val="24"/>
-          <w:shd w:val="clear" w:fill="FFFFFF"/>
-          <w:lang w:val="en-US" w:eastAsia="zh-CN" w:bidi="ar"/>
-          <w14:textFill>
-            <w14:solidFill>
-              <w14:schemeClr w14:val="tx1"/>
-            </w14:solidFill>
-          </w14:textFill>
-        </w:rPr>
-        <w:t xml:space="preserve"> EMPLOYEE;</w:t>
+        <w:t>SELECT COUNT(DISTINCT CITY) AS TOTAL_CITIES FROM EMPLOYEE;</w:t>
       </w:r>
     </w:p>
     <w:p>
@@ -15153,6 +9844,7 @@
     <w:p>
       <w:pPr>
         <w:numPr>
+          <w:ilvl w:val="0"/>
           <w:numId w:val="0"/>
         </w:numPr>
         <w:ind w:leftChars="0"/>
@@ -15405,216 +10097,7 @@
             </w14:solidFill>
           </w14:textFill>
         </w:rPr>
-        <w:t>SELECT</w:t>
-      </w:r>
-      <w:r>
-        <w:rPr>
-          <w:rFonts w:hint="default" w:ascii="Consolas" w:hAnsi="Consolas" w:eastAsia="Consolas" w:cs="Consolas"/>
-          <w:b w:val="0"/>
-          <w:bCs w:val="0"/>
-          <w:color w:val="000000" w:themeColor="text1"/>
-          <w:kern w:val="0"/>
-          <w:sz w:val="24"/>
-          <w:szCs w:val="24"/>
-          <w:shd w:val="clear" w:fill="FFFFFF"/>
-          <w:lang w:val="en-US" w:eastAsia="zh-CN" w:bidi="ar"/>
-          <w14:textFill>
-            <w14:solidFill>
-              <w14:schemeClr w14:val="tx1"/>
-            </w14:solidFill>
-          </w14:textFill>
-        </w:rPr>
-        <w:t xml:space="preserve"> * </w:t>
-      </w:r>
-      <w:r>
-        <w:rPr>
-          <w:rFonts w:hint="default" w:ascii="Consolas" w:hAnsi="Consolas" w:eastAsia="Consolas" w:cs="Consolas"/>
-          <w:b w:val="0"/>
-          <w:bCs w:val="0"/>
-          <w:color w:val="000000" w:themeColor="text1"/>
-          <w:kern w:val="0"/>
-          <w:sz w:val="24"/>
-          <w:szCs w:val="24"/>
-          <w:shd w:val="clear" w:fill="FFFFFF"/>
-          <w:lang w:val="en-US" w:eastAsia="zh-CN" w:bidi="ar"/>
-          <w14:textFill>
-            <w14:solidFill>
-              <w14:schemeClr w14:val="tx1"/>
-            </w14:solidFill>
-          </w14:textFill>
-        </w:rPr>
-        <w:t>FROM</w:t>
-      </w:r>
-      <w:r>
-        <w:rPr>
-          <w:rFonts w:hint="default" w:ascii="Consolas" w:hAnsi="Consolas" w:eastAsia="Consolas" w:cs="Consolas"/>
-          <w:b w:val="0"/>
-          <w:bCs w:val="0"/>
-          <w:color w:val="000000" w:themeColor="text1"/>
-          <w:kern w:val="0"/>
-          <w:sz w:val="24"/>
-          <w:szCs w:val="24"/>
-          <w:shd w:val="clear" w:fill="FFFFFF"/>
-          <w:lang w:val="en-US" w:eastAsia="zh-CN" w:bidi="ar"/>
-          <w14:textFill>
-            <w14:solidFill>
-              <w14:schemeClr w14:val="tx1"/>
-            </w14:solidFill>
-          </w14:textFill>
-        </w:rPr>
-        <w:t xml:space="preserve"> EMPLOYEE </w:t>
-      </w:r>
-      <w:r>
-        <w:rPr>
-          <w:rFonts w:hint="default" w:ascii="Consolas" w:hAnsi="Consolas" w:eastAsia="Consolas" w:cs="Consolas"/>
-          <w:b w:val="0"/>
-          <w:bCs w:val="0"/>
-          <w:color w:val="000000" w:themeColor="text1"/>
-          <w:kern w:val="0"/>
-          <w:sz w:val="24"/>
-          <w:szCs w:val="24"/>
-          <w:shd w:val="clear" w:fill="FFFFFF"/>
-          <w:lang w:val="en-US" w:eastAsia="zh-CN" w:bidi="ar"/>
-          <w14:textFill>
-            <w14:solidFill>
-              <w14:schemeClr w14:val="tx1"/>
-            </w14:solidFill>
-          </w14:textFill>
-        </w:rPr>
-        <w:t>ORDER BY</w:t>
-      </w:r>
-      <w:r>
-        <w:rPr>
-          <w:rFonts w:hint="default" w:ascii="Consolas" w:hAnsi="Consolas" w:eastAsia="Consolas" w:cs="Consolas"/>
-          <w:b w:val="0"/>
-          <w:bCs w:val="0"/>
-          <w:color w:val="000000" w:themeColor="text1"/>
-          <w:kern w:val="0"/>
-          <w:sz w:val="24"/>
-          <w:szCs w:val="24"/>
-          <w:shd w:val="clear" w:fill="FFFFFF"/>
-          <w:lang w:val="en-US" w:eastAsia="zh-CN" w:bidi="ar"/>
-          <w14:textFill>
-            <w14:solidFill>
-              <w14:schemeClr w14:val="tx1"/>
-            </w14:solidFill>
-          </w14:textFill>
-        </w:rPr>
-        <w:t xml:space="preserve"> DEPT_CODE </w:t>
-      </w:r>
-      <w:r>
-        <w:rPr>
-          <w:rFonts w:hint="default" w:ascii="Consolas" w:hAnsi="Consolas" w:eastAsia="Consolas" w:cs="Consolas"/>
-          <w:b w:val="0"/>
-          <w:bCs w:val="0"/>
-          <w:color w:val="000000" w:themeColor="text1"/>
-          <w:kern w:val="0"/>
-          <w:sz w:val="24"/>
-          <w:szCs w:val="24"/>
-          <w:shd w:val="clear" w:fill="FFFFFF"/>
-          <w:lang w:val="en-US" w:eastAsia="zh-CN" w:bidi="ar"/>
-          <w14:textFill>
-            <w14:solidFill>
-              <w14:schemeClr w14:val="tx1"/>
-            </w14:solidFill>
-          </w14:textFill>
-        </w:rPr>
-        <w:t>ASC</w:t>
-      </w:r>
-      <w:r>
-        <w:rPr>
-          <w:rFonts w:hint="default" w:ascii="Consolas" w:hAnsi="Consolas" w:eastAsia="Consolas" w:cs="Consolas"/>
-          <w:b w:val="0"/>
-          <w:bCs w:val="0"/>
-          <w:color w:val="000000" w:themeColor="text1"/>
-          <w:kern w:val="0"/>
-          <w:sz w:val="24"/>
-          <w:szCs w:val="24"/>
-          <w:shd w:val="clear" w:fill="FFFFFF"/>
-          <w:lang w:val="en-US" w:eastAsia="zh-CN" w:bidi="ar"/>
-          <w14:textFill>
-            <w14:solidFill>
-              <w14:schemeClr w14:val="tx1"/>
-            </w14:solidFill>
-          </w14:textFill>
-        </w:rPr>
-        <w:t xml:space="preserve">, </w:t>
-      </w:r>
-      <w:r>
-        <w:rPr>
-          <w:rFonts w:hint="default" w:ascii="Consolas" w:hAnsi="Consolas" w:eastAsia="Consolas" w:cs="Consolas"/>
-          <w:b w:val="0"/>
-          <w:bCs w:val="0"/>
-          <w:color w:val="000000" w:themeColor="text1"/>
-          <w:kern w:val="0"/>
-          <w:sz w:val="24"/>
-          <w:szCs w:val="24"/>
-          <w:shd w:val="clear" w:fill="FFFFFF"/>
-          <w:lang w:val="en-US" w:eastAsia="zh-CN" w:bidi="ar"/>
-          <w14:textFill>
-            <w14:solidFill>
-              <w14:schemeClr w14:val="tx1"/>
-            </w14:solidFill>
-          </w14:textFill>
-        </w:rPr>
-        <w:t>BASIC</w:t>
-      </w:r>
-      <w:r>
-        <w:rPr>
-          <w:rFonts w:hint="default" w:ascii="Consolas" w:hAnsi="Consolas" w:eastAsia="Consolas" w:cs="Consolas"/>
-          <w:b w:val="0"/>
-          <w:bCs w:val="0"/>
-          <w:color w:val="000000" w:themeColor="text1"/>
-          <w:kern w:val="0"/>
-          <w:sz w:val="24"/>
-          <w:szCs w:val="24"/>
-          <w:shd w:val="clear" w:fill="FFFFFF"/>
-          <w:lang w:val="en-US" w:eastAsia="zh-CN" w:bidi="ar"/>
-          <w14:textFill>
-            <w14:solidFill>
-              <w14:schemeClr w14:val="tx1"/>
-            </w14:solidFill>
-          </w14:textFill>
-        </w:rPr>
-        <w:t xml:space="preserve"> </w:t>
-      </w:r>
-      <w:r>
-        <w:rPr>
-          <w:rFonts w:hint="default" w:ascii="Consolas" w:hAnsi="Consolas" w:eastAsia="Consolas" w:cs="Consolas"/>
-          <w:b w:val="0"/>
-          <w:bCs w:val="0"/>
-          <w:color w:val="000000" w:themeColor="text1"/>
-          <w:kern w:val="0"/>
-          <w:sz w:val="24"/>
-          <w:szCs w:val="24"/>
-          <w:shd w:val="clear" w:fill="FFFFFF"/>
-          <w:lang w:val="en-US" w:eastAsia="zh-CN" w:bidi="ar"/>
-          <w14:textFill>
-            <w14:solidFill>
-              <w14:schemeClr w14:val="tx1"/>
-            </w14:solidFill>
-          </w14:textFill>
-        </w:rPr>
-        <w:t>DESC</w:t>
-      </w:r>
-      <w:r>
-        <w:rPr>
-          <w:rFonts w:hint="default" w:ascii="Consolas" w:hAnsi="Consolas" w:eastAsia="Consolas" w:cs="Consolas"/>
-          <w:b w:val="0"/>
-          <w:bCs w:val="0"/>
-          <w:color w:val="000000" w:themeColor="text1"/>
-          <w:kern w:val="0"/>
-          <w:sz w:val="24"/>
-          <w:szCs w:val="24"/>
-          <w:shd w:val="clear" w:fill="FFFFFF"/>
-          <w:lang w:val="en-US" w:eastAsia="zh-CN" w:bidi="ar"/>
-          <w14:textFill>
-            <w14:solidFill>
-              <w14:schemeClr w14:val="tx1"/>
-            </w14:solidFill>
-          </w14:textFill>
-        </w:rPr>
-        <w:t>;</w:t>
+        <w:t>SELECT * FROM EMPLOYEE ORDER BY DEPT_CODE ASC, BASIC DESC;</w:t>
       </w:r>
     </w:p>
     <w:p>
@@ -17141,8 +11624,6 @@
 <s:customData xmlns="http://www.wps.cn/officeDocument/2013/wpsCustomData" xmlns:s="http://www.wps.cn/officeDocument/2013/wpsCustomData">
   <customSectProps>
     <customSectPr/>
-    <customSectPr/>
-    <customSectPr/>
   </customSectProps>
   <customShpExts>
     <customShpInfo spid="_x0000_s1026" textRotate="1"/>
